--- a/DATN_DangMinhTam_2022606438.docx
+++ b/DATN_DangMinhTam_2022606438.docx
@@ -15825,13 +15825,16 @@
         <w:jc w:val="both"/>
         <w:rPr>
           <w:rFonts w:eastAsia="Times New Roman"/>
-          <w:b/>
           <w:color w:val="000000"/>
           <w:sz w:val="28"/>
           <w:szCs w:val="28"/>
         </w:rPr>
       </w:pPr>
-      <w:r>
+    </w:p>
+    <w:p>
+      <w:pPr>
+        <w:spacing w:after="0" w:line="360" w:lineRule="auto"/>
+        <w:jc w:val="both"/>
         <w:rPr>
           <w:rFonts w:eastAsia="Times New Roman"/>
           <w:b/>
@@ -15839,6 +15842,16 @@
           <w:sz w:val="28"/>
           <w:szCs w:val="28"/>
         </w:rPr>
+      </w:pPr>
+      <w:r>
+        <w:rPr>
+          <w:rFonts w:eastAsia="Times New Roman"/>
+          <w:b/>
+          <w:color w:val="000000"/>
+          <w:sz w:val="28"/>
+          <w:szCs w:val="28"/>
+        </w:rPr>
+        <w:lastRenderedPageBreak/>
         <w:t>Phạm vi nghiên cứu và triển khai của đề tài bao gồm:</w:t>
       </w:r>
     </w:p>
@@ -15858,7 +15871,6 @@
           <w:sz w:val="28"/>
           <w:szCs w:val="28"/>
         </w:rPr>
-        <w:lastRenderedPageBreak/>
         <w:tab/>
       </w:r>
       <w:r>
@@ -16280,6 +16292,7 @@
           <w:sz w:val="28"/>
           <w:szCs w:val="28"/>
         </w:rPr>
+        <w:lastRenderedPageBreak/>
         <w:t>Ý nghĩa khoa học và thực tiễn của website quản lý bán đồ ăn và đặt bàn cho nhà hàng Sapafreshway</w:t>
       </w:r>
       <w:r>
@@ -16316,7 +16329,6 @@
           <w:sz w:val="28"/>
           <w:szCs w:val="28"/>
         </w:rPr>
-        <w:lastRenderedPageBreak/>
         <w:t xml:space="preserve">Là cơ sở để đánh giá hiệu quả của việc áp dụng công nghệ thông tin trong việc tự động hóa quy trình quản lý và kinh doanh. </w:t>
       </w:r>
     </w:p>

--- a/DATN_DangMinhTam_2022606438.docx
+++ b/DATN_DangMinhTam_2022606438.docx
@@ -16584,7 +16584,21 @@
           <w:sz w:val="38"/>
         </w:rPr>
         <w:lastRenderedPageBreak/>
-        <w:t xml:space="preserve">CHƯƠNG 1: </w:t>
+        <w:t xml:space="preserve">CHƯƠNG </w:t>
+      </w:r>
+      <w:r>
+        <w:rPr>
+          <w:b/>
+          <w:sz w:val="38"/>
+        </w:rPr>
+        <w:t>I</w:t>
+      </w:r>
+      <w:r>
+        <w:rPr>
+          <w:b/>
+          <w:sz w:val="38"/>
+        </w:rPr>
+        <w:t xml:space="preserve">: </w:t>
       </w:r>
       <w:r>
         <w:rPr>
@@ -18727,6 +18741,1003 @@
         </w:rPr>
         <w:t>Dễ dàng tích hợp với nền tảng .NET, giúp tăng hiệu quả phát triển hệ thống.</w:t>
       </w:r>
+    </w:p>
+    <w:p>
+      <w:pPr>
+        <w:spacing w:after="0" w:line="240" w:lineRule="auto"/>
+        <w:rPr>
+          <w:rFonts w:eastAsia="Times New Roman"/>
+          <w:sz w:val="28"/>
+          <w:szCs w:val="28"/>
+        </w:rPr>
+      </w:pPr>
+      <w:r>
+        <w:rPr>
+          <w:sz w:val="28"/>
+          <w:szCs w:val="28"/>
+        </w:rPr>
+        <w:br w:type="page"/>
+      </w:r>
+    </w:p>
+    <w:p>
+      <w:pPr>
+        <w:pStyle w:val="NormalWeb"/>
+        <w:jc w:val="center"/>
+        <w:rPr>
+          <w:b/>
+          <w:bCs/>
+          <w:sz w:val="28"/>
+          <w:szCs w:val="28"/>
+        </w:rPr>
+      </w:pPr>
+      <w:r>
+        <w:rPr>
+          <w:b/>
+          <w:bCs/>
+          <w:sz w:val="28"/>
+          <w:szCs w:val="28"/>
+        </w:rPr>
+        <w:lastRenderedPageBreak/>
+        <w:t xml:space="preserve">CHƯƠNG </w:t>
+      </w:r>
+      <w:r>
+        <w:rPr>
+          <w:b/>
+          <w:bCs/>
+          <w:sz w:val="28"/>
+          <w:szCs w:val="28"/>
+        </w:rPr>
+        <w:t>II</w:t>
+      </w:r>
+      <w:r>
+        <w:rPr>
+          <w:b/>
+          <w:bCs/>
+          <w:sz w:val="28"/>
+          <w:szCs w:val="28"/>
+        </w:rPr>
+        <w:t xml:space="preserve">: </w:t>
+      </w:r>
+      <w:bookmarkStart w:id="2" w:name="_Toc154560970"/>
+      <w:r>
+        <w:rPr>
+          <w:b/>
+          <w:bCs/>
+          <w:sz w:val="28"/>
+          <w:szCs w:val="28"/>
+        </w:rPr>
+        <w:t>PHÂN TÍCH THIẾT KẾ HỆ THỐNG</w:t>
+      </w:r>
+      <w:bookmarkEnd w:id="2"/>
+    </w:p>
+    <w:p>
+      <w:pPr>
+        <w:pStyle w:val="NormalWeb"/>
+        <w:rPr>
+          <w:b/>
+          <w:bCs/>
+          <w:sz w:val="28"/>
+          <w:szCs w:val="28"/>
+        </w:rPr>
+      </w:pPr>
+      <w:r>
+        <w:rPr>
+          <w:b/>
+          <w:bCs/>
+          <w:sz w:val="28"/>
+          <w:szCs w:val="28"/>
+        </w:rPr>
+        <w:t>2.1.</w:t>
+      </w:r>
+      <w:r>
+        <w:rPr>
+          <w:b/>
+          <w:bCs/>
+          <w:sz w:val="28"/>
+          <w:szCs w:val="28"/>
+          <w:lang w:val="vi-VN"/>
+        </w:rPr>
+        <w:t xml:space="preserve"> Xác định các tác nhân của hệ thống</w:t>
+      </w:r>
+    </w:p>
+    <w:p>
+      <w:pPr>
+        <w:pStyle w:val="NormalWeb"/>
+        <w:jc w:val="center"/>
+        <w:rPr>
+          <w:i/>
+          <w:iCs/>
+          <w:sz w:val="28"/>
+          <w:szCs w:val="28"/>
+        </w:rPr>
+      </w:pPr>
+      <w:r>
+        <w:rPr>
+          <w:i/>
+          <w:iCs/>
+          <w:sz w:val="28"/>
+          <w:szCs w:val="28"/>
+        </w:rPr>
+        <w:t xml:space="preserve">Bảng </w:t>
+      </w:r>
+      <w:r>
+        <w:rPr>
+          <w:i/>
+          <w:iCs/>
+          <w:sz w:val="28"/>
+          <w:szCs w:val="28"/>
+        </w:rPr>
+        <w:t>2</w:t>
+      </w:r>
+      <w:r>
+        <w:rPr>
+          <w:i/>
+          <w:iCs/>
+          <w:sz w:val="28"/>
+          <w:szCs w:val="28"/>
+        </w:rPr>
+        <w:t>.1 Bảng các tác nhân</w:t>
+      </w:r>
+    </w:p>
+    <w:tbl>
+      <w:tblPr>
+        <w:tblW w:w="9493" w:type="dxa"/>
+        <w:tblLook w:val="04A0" w:firstRow="1" w:lastRow="0" w:firstColumn="1" w:lastColumn="0" w:noHBand="0" w:noVBand="1"/>
+      </w:tblPr>
+      <w:tblGrid>
+        <w:gridCol w:w="590"/>
+        <w:gridCol w:w="2231"/>
+        <w:gridCol w:w="6672"/>
+      </w:tblGrid>
+      <w:tr>
+        <w:trPr>
+          <w:trHeight w:val="416"/>
+          <w:tblHeader/>
+        </w:trPr>
+        <w:tc>
+          <w:tcPr>
+            <w:tcW w:w="0" w:type="auto"/>
+            <w:tcBorders>
+              <w:top w:val="single" w:sz="4" w:space="0" w:color="000000"/>
+              <w:left w:val="single" w:sz="4" w:space="0" w:color="000000"/>
+              <w:bottom w:val="single" w:sz="4" w:space="0" w:color="000000"/>
+              <w:right w:val="single" w:sz="4" w:space="0" w:color="000000"/>
+            </w:tcBorders>
+            <w:hideMark/>
+          </w:tcPr>
+          <w:p>
+            <w:pPr>
+              <w:pStyle w:val="NormalWeb"/>
+              <w:rPr>
+                <w:sz w:val="28"/>
+                <w:szCs w:val="28"/>
+              </w:rPr>
+            </w:pPr>
+            <w:r>
+              <w:rPr>
+                <w:b/>
+                <w:bCs/>
+                <w:iCs/>
+                <w:sz w:val="28"/>
+                <w:szCs w:val="28"/>
+              </w:rPr>
+              <w:t>TT</w:t>
+            </w:r>
+          </w:p>
+        </w:tc>
+        <w:tc>
+          <w:tcPr>
+            <w:tcW w:w="2231" w:type="dxa"/>
+            <w:tcBorders>
+              <w:top w:val="single" w:sz="4" w:space="0" w:color="000000"/>
+              <w:left w:val="single" w:sz="4" w:space="0" w:color="000000"/>
+              <w:bottom w:val="single" w:sz="4" w:space="0" w:color="000000"/>
+              <w:right w:val="single" w:sz="4" w:space="0" w:color="000000"/>
+            </w:tcBorders>
+            <w:hideMark/>
+          </w:tcPr>
+          <w:p>
+            <w:pPr>
+              <w:pStyle w:val="NormalWeb"/>
+              <w:rPr>
+                <w:sz w:val="28"/>
+                <w:szCs w:val="28"/>
+              </w:rPr>
+            </w:pPr>
+            <w:r>
+              <w:rPr>
+                <w:b/>
+                <w:bCs/>
+                <w:iCs/>
+                <w:sz w:val="28"/>
+                <w:szCs w:val="28"/>
+              </w:rPr>
+              <w:t>Tác nhân</w:t>
+            </w:r>
+          </w:p>
+        </w:tc>
+        <w:tc>
+          <w:tcPr>
+            <w:tcW w:w="6672" w:type="dxa"/>
+            <w:tcBorders>
+              <w:top w:val="single" w:sz="4" w:space="0" w:color="000000"/>
+              <w:left w:val="single" w:sz="4" w:space="0" w:color="000000"/>
+              <w:bottom w:val="single" w:sz="4" w:space="0" w:color="000000"/>
+              <w:right w:val="single" w:sz="4" w:space="0" w:color="000000"/>
+            </w:tcBorders>
+            <w:hideMark/>
+          </w:tcPr>
+          <w:p>
+            <w:pPr>
+              <w:pStyle w:val="NormalWeb"/>
+              <w:rPr>
+                <w:sz w:val="28"/>
+                <w:szCs w:val="28"/>
+              </w:rPr>
+            </w:pPr>
+            <w:r>
+              <w:rPr>
+                <w:b/>
+                <w:bCs/>
+                <w:iCs/>
+                <w:sz w:val="28"/>
+                <w:szCs w:val="28"/>
+              </w:rPr>
+              <w:t>Mô tả</w:t>
+            </w:r>
+          </w:p>
+        </w:tc>
+      </w:tr>
+      <w:tr>
+        <w:trPr>
+          <w:trHeight w:val="1736"/>
+          <w:tblHeader/>
+        </w:trPr>
+        <w:tc>
+          <w:tcPr>
+            <w:tcW w:w="0" w:type="auto"/>
+            <w:tcBorders>
+              <w:top w:val="single" w:sz="4" w:space="0" w:color="000000"/>
+              <w:left w:val="single" w:sz="4" w:space="0" w:color="000000"/>
+              <w:bottom w:val="single" w:sz="4" w:space="0" w:color="000000"/>
+              <w:right w:val="single" w:sz="4" w:space="0" w:color="000000"/>
+            </w:tcBorders>
+            <w:hideMark/>
+          </w:tcPr>
+          <w:p>
+            <w:pPr>
+              <w:pStyle w:val="NormalWeb"/>
+              <w:rPr>
+                <w:sz w:val="28"/>
+                <w:szCs w:val="28"/>
+              </w:rPr>
+            </w:pPr>
+            <w:r>
+              <w:rPr>
+                <w:sz w:val="28"/>
+                <w:szCs w:val="28"/>
+              </w:rPr>
+              <w:t>1</w:t>
+            </w:r>
+          </w:p>
+        </w:tc>
+        <w:tc>
+          <w:tcPr>
+            <w:tcW w:w="2231" w:type="dxa"/>
+            <w:tcBorders>
+              <w:top w:val="single" w:sz="4" w:space="0" w:color="000000"/>
+              <w:left w:val="single" w:sz="4" w:space="0" w:color="000000"/>
+              <w:bottom w:val="single" w:sz="4" w:space="0" w:color="000000"/>
+              <w:right w:val="single" w:sz="4" w:space="0" w:color="000000"/>
+            </w:tcBorders>
+            <w:hideMark/>
+          </w:tcPr>
+          <w:p>
+            <w:pPr>
+              <w:pStyle w:val="NormalWeb"/>
+              <w:rPr>
+                <w:sz w:val="28"/>
+                <w:szCs w:val="28"/>
+              </w:rPr>
+            </w:pPr>
+            <w:r>
+              <w:rPr>
+                <w:sz w:val="28"/>
+                <w:szCs w:val="28"/>
+              </w:rPr>
+              <w:t>Quản trị viên</w:t>
+            </w:r>
+          </w:p>
+        </w:tc>
+        <w:tc>
+          <w:tcPr>
+            <w:tcW w:w="6672" w:type="dxa"/>
+            <w:tcBorders>
+              <w:top w:val="single" w:sz="4" w:space="0" w:color="000000"/>
+              <w:left w:val="single" w:sz="4" w:space="0" w:color="000000"/>
+              <w:bottom w:val="single" w:sz="4" w:space="0" w:color="000000"/>
+              <w:right w:val="single" w:sz="4" w:space="0" w:color="000000"/>
+            </w:tcBorders>
+            <w:hideMark/>
+          </w:tcPr>
+          <w:p>
+            <w:pPr>
+              <w:pStyle w:val="NormalWeb"/>
+              <w:jc w:val="both"/>
+              <w:rPr>
+                <w:sz w:val="28"/>
+                <w:szCs w:val="28"/>
+              </w:rPr>
+            </w:pPr>
+            <w:r>
+              <w:rPr>
+                <w:sz w:val="28"/>
+                <w:szCs w:val="28"/>
+              </w:rPr>
+              <w:t xml:space="preserve">Quản trị viên là người chịu trách nhiệm vận hành và quản lý toàn bộ hệ thống website. Vai trò này bao gồm việc tạo và quản lý tài khoản người dùng, phân quyền và kiểm soát quyền truy cập. </w:t>
+            </w:r>
+          </w:p>
+        </w:tc>
+      </w:tr>
+      <w:tr>
+        <w:trPr>
+          <w:trHeight w:val="982"/>
+          <w:tblHeader/>
+        </w:trPr>
+        <w:tc>
+          <w:tcPr>
+            <w:tcW w:w="0" w:type="auto"/>
+            <w:tcBorders>
+              <w:top w:val="single" w:sz="4" w:space="0" w:color="000000"/>
+              <w:left w:val="single" w:sz="4" w:space="0" w:color="000000"/>
+              <w:bottom w:val="single" w:sz="4" w:space="0" w:color="000000"/>
+              <w:right w:val="single" w:sz="4" w:space="0" w:color="000000"/>
+            </w:tcBorders>
+            <w:hideMark/>
+          </w:tcPr>
+          <w:p>
+            <w:pPr>
+              <w:pStyle w:val="NormalWeb"/>
+              <w:rPr>
+                <w:sz w:val="28"/>
+                <w:szCs w:val="28"/>
+              </w:rPr>
+            </w:pPr>
+            <w:r>
+              <w:rPr>
+                <w:sz w:val="28"/>
+                <w:szCs w:val="28"/>
+              </w:rPr>
+              <w:t>2</w:t>
+            </w:r>
+          </w:p>
+        </w:tc>
+        <w:tc>
+          <w:tcPr>
+            <w:tcW w:w="2231" w:type="dxa"/>
+            <w:tcBorders>
+              <w:top w:val="single" w:sz="4" w:space="0" w:color="000000"/>
+              <w:left w:val="single" w:sz="4" w:space="0" w:color="000000"/>
+              <w:bottom w:val="single" w:sz="4" w:space="0" w:color="000000"/>
+              <w:right w:val="single" w:sz="4" w:space="0" w:color="000000"/>
+            </w:tcBorders>
+            <w:hideMark/>
+          </w:tcPr>
+          <w:p>
+            <w:pPr>
+              <w:pStyle w:val="NormalWeb"/>
+              <w:rPr>
+                <w:sz w:val="28"/>
+                <w:szCs w:val="28"/>
+              </w:rPr>
+            </w:pPr>
+            <w:r>
+              <w:rPr>
+                <w:sz w:val="28"/>
+                <w:szCs w:val="28"/>
+              </w:rPr>
+              <w:t>Nhân viên phục vụ</w:t>
+            </w:r>
+          </w:p>
+        </w:tc>
+        <w:tc>
+          <w:tcPr>
+            <w:tcW w:w="6672" w:type="dxa"/>
+            <w:tcBorders>
+              <w:top w:val="single" w:sz="4" w:space="0" w:color="000000"/>
+              <w:left w:val="single" w:sz="4" w:space="0" w:color="000000"/>
+              <w:bottom w:val="single" w:sz="4" w:space="0" w:color="000000"/>
+              <w:right w:val="single" w:sz="4" w:space="0" w:color="000000"/>
+            </w:tcBorders>
+            <w:hideMark/>
+          </w:tcPr>
+          <w:p>
+            <w:pPr>
+              <w:pStyle w:val="NormalWeb"/>
+              <w:jc w:val="both"/>
+              <w:rPr>
+                <w:sz w:val="28"/>
+                <w:szCs w:val="28"/>
+              </w:rPr>
+            </w:pPr>
+            <w:r>
+              <w:rPr>
+                <w:sz w:val="28"/>
+                <w:szCs w:val="28"/>
+              </w:rPr>
+              <w:t>Là người hỗ trợ khách hàng trong việc gọi món và đồng thời cập nhật trạng thái món ăn trong quá trình phục vụ.</w:t>
+            </w:r>
+          </w:p>
+        </w:tc>
+      </w:tr>
+      <w:tr>
+        <w:trPr>
+          <w:trHeight w:val="1252"/>
+          <w:tblHeader/>
+        </w:trPr>
+        <w:tc>
+          <w:tcPr>
+            <w:tcW w:w="0" w:type="auto"/>
+            <w:tcBorders>
+              <w:top w:val="single" w:sz="4" w:space="0" w:color="000000"/>
+              <w:left w:val="single" w:sz="4" w:space="0" w:color="000000"/>
+              <w:bottom w:val="single" w:sz="4" w:space="0" w:color="000000"/>
+              <w:right w:val="single" w:sz="4" w:space="0" w:color="000000"/>
+            </w:tcBorders>
+          </w:tcPr>
+          <w:p>
+            <w:pPr>
+              <w:pStyle w:val="NormalWeb"/>
+              <w:rPr>
+                <w:sz w:val="28"/>
+                <w:szCs w:val="28"/>
+              </w:rPr>
+            </w:pPr>
+            <w:r>
+              <w:rPr>
+                <w:sz w:val="28"/>
+                <w:szCs w:val="28"/>
+              </w:rPr>
+              <w:t>3</w:t>
+            </w:r>
+          </w:p>
+        </w:tc>
+        <w:tc>
+          <w:tcPr>
+            <w:tcW w:w="2231" w:type="dxa"/>
+            <w:tcBorders>
+              <w:top w:val="single" w:sz="4" w:space="0" w:color="000000"/>
+              <w:left w:val="single" w:sz="4" w:space="0" w:color="000000"/>
+              <w:bottom w:val="single" w:sz="4" w:space="0" w:color="000000"/>
+              <w:right w:val="single" w:sz="4" w:space="0" w:color="000000"/>
+            </w:tcBorders>
+          </w:tcPr>
+          <w:p>
+            <w:pPr>
+              <w:pStyle w:val="NormalWeb"/>
+              <w:rPr>
+                <w:sz w:val="28"/>
+                <w:szCs w:val="28"/>
+              </w:rPr>
+            </w:pPr>
+            <w:r>
+              <w:rPr>
+                <w:sz w:val="28"/>
+                <w:szCs w:val="28"/>
+              </w:rPr>
+              <w:t>Khách hàng</w:t>
+            </w:r>
+          </w:p>
+        </w:tc>
+        <w:tc>
+          <w:tcPr>
+            <w:tcW w:w="6672" w:type="dxa"/>
+            <w:tcBorders>
+              <w:top w:val="single" w:sz="4" w:space="0" w:color="000000"/>
+              <w:left w:val="single" w:sz="4" w:space="0" w:color="000000"/>
+              <w:bottom w:val="single" w:sz="4" w:space="0" w:color="000000"/>
+              <w:right w:val="single" w:sz="4" w:space="0" w:color="000000"/>
+            </w:tcBorders>
+          </w:tcPr>
+          <w:p>
+            <w:pPr>
+              <w:pStyle w:val="NormalWeb"/>
+              <w:jc w:val="both"/>
+              <w:rPr>
+                <w:sz w:val="28"/>
+                <w:szCs w:val="28"/>
+              </w:rPr>
+            </w:pPr>
+            <w:r>
+              <w:rPr>
+                <w:sz w:val="28"/>
+                <w:szCs w:val="28"/>
+              </w:rPr>
+              <w:t>Là người dùng bên ngoài sử dụng hệ thống để đặt bàn, xem thông tin thực đơn,</w:t>
+            </w:r>
+            <w:r>
+              <w:rPr>
+                <w:sz w:val="28"/>
+                <w:szCs w:val="28"/>
+              </w:rPr>
+              <w:t xml:space="preserve"> </w:t>
+            </w:r>
+            <w:r>
+              <w:rPr>
+                <w:sz w:val="28"/>
+                <w:szCs w:val="28"/>
+              </w:rPr>
+              <w:t>thực hiện gọi món thông qua mã QR và theo dõi trạng thái món ăn.</w:t>
+            </w:r>
+          </w:p>
+        </w:tc>
+      </w:tr>
+      <w:tr>
+        <w:trPr>
+          <w:trHeight w:val="2134"/>
+          <w:tblHeader/>
+        </w:trPr>
+        <w:tc>
+          <w:tcPr>
+            <w:tcW w:w="0" w:type="auto"/>
+            <w:tcBorders>
+              <w:top w:val="single" w:sz="4" w:space="0" w:color="000000"/>
+              <w:left w:val="single" w:sz="4" w:space="0" w:color="000000"/>
+              <w:bottom w:val="single" w:sz="4" w:space="0" w:color="000000"/>
+              <w:right w:val="single" w:sz="4" w:space="0" w:color="000000"/>
+            </w:tcBorders>
+          </w:tcPr>
+          <w:p>
+            <w:pPr>
+              <w:pStyle w:val="NormalWeb"/>
+              <w:rPr>
+                <w:sz w:val="28"/>
+                <w:szCs w:val="28"/>
+              </w:rPr>
+            </w:pPr>
+            <w:r>
+              <w:rPr>
+                <w:sz w:val="28"/>
+                <w:szCs w:val="28"/>
+              </w:rPr>
+              <w:t>4</w:t>
+            </w:r>
+          </w:p>
+        </w:tc>
+        <w:tc>
+          <w:tcPr>
+            <w:tcW w:w="2231" w:type="dxa"/>
+            <w:tcBorders>
+              <w:top w:val="single" w:sz="4" w:space="0" w:color="000000"/>
+              <w:left w:val="single" w:sz="4" w:space="0" w:color="000000"/>
+              <w:bottom w:val="single" w:sz="4" w:space="0" w:color="000000"/>
+              <w:right w:val="single" w:sz="4" w:space="0" w:color="000000"/>
+            </w:tcBorders>
+          </w:tcPr>
+          <w:p>
+            <w:pPr>
+              <w:pStyle w:val="NormalWeb"/>
+              <w:rPr>
+                <w:sz w:val="28"/>
+                <w:szCs w:val="28"/>
+              </w:rPr>
+            </w:pPr>
+            <w:r>
+              <w:rPr>
+                <w:sz w:val="28"/>
+                <w:szCs w:val="28"/>
+              </w:rPr>
+              <w:t>Quản lý</w:t>
+            </w:r>
+          </w:p>
+        </w:tc>
+        <w:tc>
+          <w:tcPr>
+            <w:tcW w:w="6672" w:type="dxa"/>
+            <w:tcBorders>
+              <w:top w:val="single" w:sz="4" w:space="0" w:color="000000"/>
+              <w:left w:val="single" w:sz="4" w:space="0" w:color="000000"/>
+              <w:bottom w:val="single" w:sz="4" w:space="0" w:color="000000"/>
+              <w:right w:val="single" w:sz="4" w:space="0" w:color="000000"/>
+            </w:tcBorders>
+          </w:tcPr>
+          <w:p>
+            <w:pPr>
+              <w:pStyle w:val="NormalWeb"/>
+              <w:jc w:val="both"/>
+              <w:rPr>
+                <w:sz w:val="28"/>
+                <w:szCs w:val="28"/>
+              </w:rPr>
+            </w:pPr>
+            <w:r>
+              <w:rPr>
+                <w:sz w:val="28"/>
+                <w:szCs w:val="28"/>
+              </w:rPr>
+              <w:t>Là người giám sát hoạt động hàng ngày của nhà hàng, quản lý hiệu suất làm việc của nhân viên, theo dõi doanh thu, mức tồn kho và chất lượng dịch vụ. Đồng thời, quản lý chịu trách nhiệm đưa ra các quyết định kinh doanh như định giá thực đơn, và xây dựng chiến lược phát triển tổng thể cho nhà hàng.</w:t>
+            </w:r>
+          </w:p>
+        </w:tc>
+      </w:tr>
+      <w:tr>
+        <w:trPr>
+          <w:trHeight w:val="1683"/>
+          <w:tblHeader/>
+        </w:trPr>
+        <w:tc>
+          <w:tcPr>
+            <w:tcW w:w="0" w:type="auto"/>
+            <w:tcBorders>
+              <w:top w:val="single" w:sz="4" w:space="0" w:color="000000"/>
+              <w:left w:val="single" w:sz="4" w:space="0" w:color="000000"/>
+              <w:bottom w:val="single" w:sz="4" w:space="0" w:color="000000"/>
+              <w:right w:val="single" w:sz="4" w:space="0" w:color="000000"/>
+            </w:tcBorders>
+          </w:tcPr>
+          <w:p>
+            <w:pPr>
+              <w:pStyle w:val="NormalWeb"/>
+              <w:rPr>
+                <w:sz w:val="28"/>
+                <w:szCs w:val="28"/>
+              </w:rPr>
+            </w:pPr>
+            <w:r>
+              <w:rPr>
+                <w:sz w:val="28"/>
+                <w:szCs w:val="28"/>
+              </w:rPr>
+              <w:t>5</w:t>
+            </w:r>
+          </w:p>
+        </w:tc>
+        <w:tc>
+          <w:tcPr>
+            <w:tcW w:w="2231" w:type="dxa"/>
+            <w:tcBorders>
+              <w:top w:val="single" w:sz="4" w:space="0" w:color="000000"/>
+              <w:left w:val="single" w:sz="4" w:space="0" w:color="000000"/>
+              <w:bottom w:val="single" w:sz="4" w:space="0" w:color="000000"/>
+              <w:right w:val="single" w:sz="4" w:space="0" w:color="000000"/>
+            </w:tcBorders>
+          </w:tcPr>
+          <w:p>
+            <w:pPr>
+              <w:pStyle w:val="NormalWeb"/>
+              <w:rPr>
+                <w:sz w:val="28"/>
+                <w:szCs w:val="28"/>
+              </w:rPr>
+            </w:pPr>
+            <w:r>
+              <w:rPr>
+                <w:sz w:val="28"/>
+                <w:szCs w:val="28"/>
+              </w:rPr>
+              <w:t>Nhân viên thu ngân</w:t>
+            </w:r>
+          </w:p>
+        </w:tc>
+        <w:tc>
+          <w:tcPr>
+            <w:tcW w:w="6672" w:type="dxa"/>
+            <w:tcBorders>
+              <w:top w:val="single" w:sz="4" w:space="0" w:color="000000"/>
+              <w:left w:val="single" w:sz="4" w:space="0" w:color="000000"/>
+              <w:bottom w:val="single" w:sz="4" w:space="0" w:color="000000"/>
+              <w:right w:val="single" w:sz="4" w:space="0" w:color="000000"/>
+            </w:tcBorders>
+          </w:tcPr>
+          <w:p>
+            <w:pPr>
+              <w:pStyle w:val="NormalWeb"/>
+              <w:jc w:val="both"/>
+              <w:rPr>
+                <w:sz w:val="28"/>
+                <w:szCs w:val="28"/>
+              </w:rPr>
+            </w:pPr>
+            <w:r>
+              <w:rPr>
+                <w:sz w:val="28"/>
+                <w:szCs w:val="28"/>
+              </w:rPr>
+              <w:t>Là người tiếp nhận khách, kiểm tra tình trạng bàn, theo dõi các món ăn đã được gọi tại từng bàn, hỗ trợ giải quyết các yêu cầu của khách hàng, thực hiện thanh toán, in hóa đơn và ghi nhận doanh thu vào hệ thống.</w:t>
+            </w:r>
+          </w:p>
+        </w:tc>
+      </w:tr>
+    </w:tbl>
+    <w:p>
+      <w:r>
+        <w:br w:type="page"/>
+      </w:r>
+    </w:p>
+    <w:tbl>
+      <w:tblPr>
+        <w:tblW w:w="9493" w:type="dxa"/>
+        <w:tblLook w:val="04A0" w:firstRow="1" w:lastRow="0" w:firstColumn="1" w:lastColumn="0" w:noHBand="0" w:noVBand="1"/>
+      </w:tblPr>
+      <w:tblGrid>
+        <w:gridCol w:w="590"/>
+        <w:gridCol w:w="2231"/>
+        <w:gridCol w:w="6672"/>
+      </w:tblGrid>
+      <w:tr>
+        <w:trPr>
+          <w:trHeight w:val="1252"/>
+          <w:tblHeader/>
+        </w:trPr>
+        <w:tc>
+          <w:tcPr>
+            <w:tcW w:w="0" w:type="auto"/>
+            <w:tcBorders>
+              <w:top w:val="single" w:sz="4" w:space="0" w:color="000000"/>
+              <w:left w:val="single" w:sz="4" w:space="0" w:color="000000"/>
+              <w:bottom w:val="single" w:sz="4" w:space="0" w:color="000000"/>
+              <w:right w:val="single" w:sz="4" w:space="0" w:color="000000"/>
+            </w:tcBorders>
+          </w:tcPr>
+          <w:p>
+            <w:pPr>
+              <w:pStyle w:val="NormalWeb"/>
+              <w:rPr>
+                <w:sz w:val="28"/>
+                <w:szCs w:val="28"/>
+              </w:rPr>
+            </w:pPr>
+            <w:r>
+              <w:rPr>
+                <w:sz w:val="28"/>
+                <w:szCs w:val="28"/>
+              </w:rPr>
+              <w:lastRenderedPageBreak/>
+              <w:t>6</w:t>
+            </w:r>
+          </w:p>
+        </w:tc>
+        <w:tc>
+          <w:tcPr>
+            <w:tcW w:w="2231" w:type="dxa"/>
+            <w:tcBorders>
+              <w:top w:val="single" w:sz="4" w:space="0" w:color="000000"/>
+              <w:left w:val="single" w:sz="4" w:space="0" w:color="000000"/>
+              <w:bottom w:val="single" w:sz="4" w:space="0" w:color="000000"/>
+              <w:right w:val="single" w:sz="4" w:space="0" w:color="000000"/>
+            </w:tcBorders>
+          </w:tcPr>
+          <w:p>
+            <w:pPr>
+              <w:pStyle w:val="NormalWeb"/>
+              <w:rPr>
+                <w:sz w:val="28"/>
+                <w:szCs w:val="28"/>
+              </w:rPr>
+            </w:pPr>
+            <w:r>
+              <w:rPr>
+                <w:sz w:val="28"/>
+                <w:szCs w:val="28"/>
+              </w:rPr>
+              <w:t>Nhân viên bếp</w:t>
+            </w:r>
+          </w:p>
+        </w:tc>
+        <w:tc>
+          <w:tcPr>
+            <w:tcW w:w="6672" w:type="dxa"/>
+            <w:tcBorders>
+              <w:top w:val="single" w:sz="4" w:space="0" w:color="000000"/>
+              <w:left w:val="single" w:sz="4" w:space="0" w:color="000000"/>
+              <w:bottom w:val="single" w:sz="4" w:space="0" w:color="000000"/>
+              <w:right w:val="single" w:sz="4" w:space="0" w:color="000000"/>
+            </w:tcBorders>
+          </w:tcPr>
+          <w:p>
+            <w:pPr>
+              <w:pStyle w:val="NormalWeb"/>
+              <w:jc w:val="both"/>
+              <w:rPr>
+                <w:sz w:val="28"/>
+                <w:szCs w:val="28"/>
+              </w:rPr>
+            </w:pPr>
+            <w:r>
+              <w:rPr>
+                <w:sz w:val="28"/>
+                <w:szCs w:val="28"/>
+              </w:rPr>
+              <w:t>Là người sử dụng hệ thống hiển thị bếp để theo dõi danh sách món ăn cần chế biến, thực hiện nấu ăn và cập nhật trạng thái món ăn trong quá trình chuẩn bị.</w:t>
+            </w:r>
+          </w:p>
+        </w:tc>
+      </w:tr>
+      <w:tr>
+        <w:trPr>
+          <w:trHeight w:val="1252"/>
+          <w:tblHeader/>
+        </w:trPr>
+        <w:tc>
+          <w:tcPr>
+            <w:tcW w:w="0" w:type="auto"/>
+            <w:tcBorders>
+              <w:top w:val="single" w:sz="4" w:space="0" w:color="000000"/>
+              <w:left w:val="single" w:sz="4" w:space="0" w:color="000000"/>
+              <w:bottom w:val="single" w:sz="4" w:space="0" w:color="000000"/>
+              <w:right w:val="single" w:sz="4" w:space="0" w:color="000000"/>
+            </w:tcBorders>
+          </w:tcPr>
+          <w:p>
+            <w:pPr>
+              <w:pStyle w:val="NormalWeb"/>
+              <w:rPr>
+                <w:sz w:val="28"/>
+                <w:szCs w:val="28"/>
+              </w:rPr>
+            </w:pPr>
+            <w:r>
+              <w:rPr>
+                <w:sz w:val="28"/>
+                <w:szCs w:val="28"/>
+              </w:rPr>
+              <w:t>7</w:t>
+            </w:r>
+          </w:p>
+        </w:tc>
+        <w:tc>
+          <w:tcPr>
+            <w:tcW w:w="2231" w:type="dxa"/>
+            <w:tcBorders>
+              <w:top w:val="single" w:sz="4" w:space="0" w:color="000000"/>
+              <w:left w:val="single" w:sz="4" w:space="0" w:color="000000"/>
+              <w:bottom w:val="single" w:sz="4" w:space="0" w:color="000000"/>
+              <w:right w:val="single" w:sz="4" w:space="0" w:color="000000"/>
+            </w:tcBorders>
+          </w:tcPr>
+          <w:p>
+            <w:pPr>
+              <w:pStyle w:val="NormalWeb"/>
+              <w:rPr>
+                <w:sz w:val="28"/>
+                <w:szCs w:val="28"/>
+              </w:rPr>
+            </w:pPr>
+            <w:r>
+              <w:rPr>
+                <w:sz w:val="28"/>
+                <w:szCs w:val="28"/>
+              </w:rPr>
+              <w:t>Nhân viên kho</w:t>
+            </w:r>
+          </w:p>
+        </w:tc>
+        <w:tc>
+          <w:tcPr>
+            <w:tcW w:w="6672" w:type="dxa"/>
+            <w:tcBorders>
+              <w:top w:val="single" w:sz="4" w:space="0" w:color="000000"/>
+              <w:left w:val="single" w:sz="4" w:space="0" w:color="000000"/>
+              <w:bottom w:val="single" w:sz="4" w:space="0" w:color="000000"/>
+              <w:right w:val="single" w:sz="4" w:space="0" w:color="000000"/>
+            </w:tcBorders>
+          </w:tcPr>
+          <w:p>
+            <w:pPr>
+              <w:pStyle w:val="NormalWeb"/>
+              <w:jc w:val="both"/>
+              <w:rPr>
+                <w:sz w:val="28"/>
+                <w:szCs w:val="28"/>
+              </w:rPr>
+            </w:pPr>
+            <w:r>
+              <w:rPr>
+                <w:sz w:val="28"/>
+                <w:szCs w:val="28"/>
+              </w:rPr>
+              <w:t>Chịu trách nhiệm quản lý nguyên vật liệu trong kho, xử lý các đơn nhập hàng, kiểm soát việc xuất kho và quản lý thông tin nhà cung cấp.</w:t>
+            </w:r>
+          </w:p>
+        </w:tc>
+      </w:tr>
+      <w:tr>
+        <w:trPr>
+          <w:trHeight w:val="1252"/>
+          <w:tblHeader/>
+        </w:trPr>
+        <w:tc>
+          <w:tcPr>
+            <w:tcW w:w="0" w:type="auto"/>
+            <w:tcBorders>
+              <w:top w:val="single" w:sz="4" w:space="0" w:color="000000"/>
+              <w:left w:val="single" w:sz="4" w:space="0" w:color="000000"/>
+              <w:bottom w:val="single" w:sz="4" w:space="0" w:color="000000"/>
+              <w:right w:val="single" w:sz="4" w:space="0" w:color="000000"/>
+            </w:tcBorders>
+          </w:tcPr>
+          <w:p>
+            <w:pPr>
+              <w:pStyle w:val="NormalWeb"/>
+              <w:rPr>
+                <w:sz w:val="28"/>
+                <w:szCs w:val="28"/>
+              </w:rPr>
+            </w:pPr>
+            <w:r>
+              <w:rPr>
+                <w:sz w:val="28"/>
+                <w:szCs w:val="28"/>
+              </w:rPr>
+              <w:t>8</w:t>
+            </w:r>
+          </w:p>
+        </w:tc>
+        <w:tc>
+          <w:tcPr>
+            <w:tcW w:w="2231" w:type="dxa"/>
+            <w:tcBorders>
+              <w:top w:val="single" w:sz="4" w:space="0" w:color="000000"/>
+              <w:left w:val="single" w:sz="4" w:space="0" w:color="000000"/>
+              <w:bottom w:val="single" w:sz="4" w:space="0" w:color="000000"/>
+              <w:right w:val="single" w:sz="4" w:space="0" w:color="000000"/>
+            </w:tcBorders>
+          </w:tcPr>
+          <w:p>
+            <w:pPr>
+              <w:pStyle w:val="NormalWeb"/>
+              <w:rPr>
+                <w:sz w:val="28"/>
+                <w:szCs w:val="28"/>
+              </w:rPr>
+            </w:pPr>
+            <w:r>
+              <w:rPr>
+                <w:sz w:val="28"/>
+                <w:szCs w:val="28"/>
+              </w:rPr>
+              <w:t>Chủ nhà hàng</w:t>
+            </w:r>
+          </w:p>
+        </w:tc>
+        <w:tc>
+          <w:tcPr>
+            <w:tcW w:w="6672" w:type="dxa"/>
+            <w:tcBorders>
+              <w:top w:val="single" w:sz="4" w:space="0" w:color="000000"/>
+              <w:left w:val="single" w:sz="4" w:space="0" w:color="000000"/>
+              <w:bottom w:val="single" w:sz="4" w:space="0" w:color="000000"/>
+              <w:right w:val="single" w:sz="4" w:space="0" w:color="000000"/>
+            </w:tcBorders>
+          </w:tcPr>
+          <w:p>
+            <w:pPr>
+              <w:pStyle w:val="NormalWeb"/>
+              <w:jc w:val="both"/>
+              <w:rPr>
+                <w:sz w:val="28"/>
+                <w:szCs w:val="28"/>
+              </w:rPr>
+            </w:pPr>
+            <w:r>
+              <w:rPr>
+                <w:sz w:val="28"/>
+                <w:szCs w:val="28"/>
+              </w:rPr>
+              <w:t>Là người quản lý tổng thể toàn bộ hoạt động của nhà hàng, theo dõi doanh thu, lợi nhuận và tình trạng tồn kho, đồng thời đưa ra các quyết định chiến lược quan trọng.</w:t>
+            </w:r>
+          </w:p>
+        </w:tc>
+      </w:tr>
+    </w:tbl>
+    <w:p>
+      <w:pPr>
+        <w:pStyle w:val="NormalWeb"/>
+        <w:rPr>
+          <w:sz w:val="28"/>
+          <w:szCs w:val="28"/>
+        </w:rPr>
+      </w:pPr>
     </w:p>
     <w:p>
       <w:pPr>
@@ -30965,7 +31976,6 @@
   <w:style w:type="character" w:default="1" w:styleId="DefaultParagraphFont">
     <w:name w:val="Default Paragraph Font"/>
     <w:uiPriority w:val="1"/>
-    <w:semiHidden/>
     <w:unhideWhenUsed/>
   </w:style>
   <w:style w:type="table" w:default="1" w:styleId="TableNormal">

--- a/DATN_DangMinhTam_2022606438.docx
+++ b/DATN_DangMinhTam_2022606438.docx
@@ -16634,7 +16634,7 @@
           <w:sz w:val="28"/>
           <w:szCs w:val="28"/>
         </w:rPr>
-        <w:t>Khó khăn khi chưa có website quản lý</w:t>
+        <w:t>Giới thiệu chung</w:t>
       </w:r>
     </w:p>
     <w:p>
@@ -16895,6 +16895,8 @@
         <w:rPr>
           <w:b/>
           <w:bCs/>
+          <w:i/>
+          <w:iCs/>
           <w:sz w:val="28"/>
           <w:szCs w:val="28"/>
         </w:rPr>
@@ -16903,6 +16905,8 @@
         <w:rPr>
           <w:b/>
           <w:bCs/>
+          <w:i/>
+          <w:iCs/>
           <w:sz w:val="28"/>
           <w:szCs w:val="28"/>
         </w:rPr>
@@ -17046,6 +17050,8 @@
         <w:rPr>
           <w:b/>
           <w:bCs/>
+          <w:i/>
+          <w:iCs/>
           <w:sz w:val="28"/>
           <w:szCs w:val="28"/>
         </w:rPr>
@@ -17054,6 +17060,8 @@
         <w:rPr>
           <w:b/>
           <w:bCs/>
+          <w:i/>
+          <w:iCs/>
           <w:sz w:val="28"/>
           <w:szCs w:val="28"/>
         </w:rPr>
@@ -17236,6 +17244,8 @@
         <w:rPr>
           <w:b/>
           <w:bCs/>
+          <w:i/>
+          <w:iCs/>
           <w:sz w:val="28"/>
           <w:szCs w:val="28"/>
         </w:rPr>
@@ -17244,6 +17254,8 @@
         <w:rPr>
           <w:b/>
           <w:bCs/>
+          <w:i/>
+          <w:iCs/>
           <w:sz w:val="28"/>
           <w:szCs w:val="28"/>
         </w:rPr>
@@ -17383,6 +17395,8 @@
         <w:rPr>
           <w:b/>
           <w:bCs/>
+          <w:i/>
+          <w:iCs/>
           <w:sz w:val="28"/>
           <w:szCs w:val="28"/>
         </w:rPr>
@@ -17391,6 +17405,8 @@
         <w:rPr>
           <w:b/>
           <w:bCs/>
+          <w:i/>
+          <w:iCs/>
           <w:sz w:val="28"/>
           <w:szCs w:val="28"/>
         </w:rPr>
@@ -17739,6 +17755,8 @@
         <w:rPr>
           <w:b/>
           <w:bCs/>
+          <w:i/>
+          <w:iCs/>
           <w:sz w:val="28"/>
           <w:szCs w:val="28"/>
         </w:rPr>
@@ -17747,6 +17765,8 @@
         <w:rPr>
           <w:b/>
           <w:bCs/>
+          <w:i/>
+          <w:iCs/>
           <w:sz w:val="28"/>
           <w:szCs w:val="28"/>
         </w:rPr>
@@ -17799,19 +17819,100 @@
         </w:rPr>
         <w:t>HTML (HyperText Markup Language):</w:t>
       </w:r>
-      <w:r>
-        <w:rPr>
-          <w:sz w:val="28"/>
-          <w:szCs w:val="28"/>
-        </w:rPr>
-        <w:t xml:space="preserve"> </w:t>
-      </w:r>
-      <w:r>
-        <w:rPr>
-          <w:sz w:val="28"/>
-          <w:szCs w:val="28"/>
-        </w:rPr>
-        <w:t>Là ngôn ngữ đánh dấu dùng để xây dựng cấu trúc của các trang web. HTML giúp định nghĩa các thành phần như tiêu đề, đoạn văn, bảng, biểu mẫu và các thành phần giao diện khác.</w:t>
+    </w:p>
+    <w:p>
+      <w:pPr>
+        <w:pStyle w:val="NormalWeb"/>
+        <w:numPr>
+          <w:ilvl w:val="0"/>
+          <w:numId w:val="95"/>
+        </w:numPr>
+        <w:spacing w:before="0" w:beforeAutospacing="0" w:after="0" w:afterAutospacing="0" w:line="360" w:lineRule="auto"/>
+        <w:jc w:val="both"/>
+        <w:rPr>
+          <w:sz w:val="28"/>
+          <w:szCs w:val="28"/>
+        </w:rPr>
+      </w:pPr>
+      <w:r>
+        <w:rPr>
+          <w:sz w:val="28"/>
+          <w:szCs w:val="28"/>
+        </w:rPr>
+        <w:t>Là ngôn ngữ đánh dấu dùng để xây dựng cấu trúc của các trang web. HTML giúp định nghĩa các thành phần như tiêu đề, đoạn văn, bảng, biểu mẫu và các thành phần giao diện khác</w:t>
+      </w:r>
+      <w:r>
+        <w:rPr>
+          <w:sz w:val="28"/>
+          <w:szCs w:val="28"/>
+        </w:rPr>
+        <w:t>.</w:t>
+      </w:r>
+    </w:p>
+    <w:p>
+      <w:pPr>
+        <w:pStyle w:val="NormalWeb"/>
+        <w:numPr>
+          <w:ilvl w:val="0"/>
+          <w:numId w:val="95"/>
+        </w:numPr>
+        <w:spacing w:before="0" w:beforeAutospacing="0" w:after="0" w:afterAutospacing="0" w:line="360" w:lineRule="auto"/>
+        <w:jc w:val="both"/>
+        <w:rPr>
+          <w:sz w:val="28"/>
+          <w:szCs w:val="28"/>
+        </w:rPr>
+      </w:pPr>
+      <w:r>
+        <w:rPr>
+          <w:sz w:val="28"/>
+          <w:szCs w:val="28"/>
+        </w:rPr>
+        <w:t>HTML là ngôn ngữ đánh dấu tiêu chuẩn dùng để xây dựng cấu trúc của các trang web.</w:t>
+      </w:r>
+    </w:p>
+    <w:p>
+      <w:pPr>
+        <w:pStyle w:val="NormalWeb"/>
+        <w:numPr>
+          <w:ilvl w:val="0"/>
+          <w:numId w:val="95"/>
+        </w:numPr>
+        <w:spacing w:before="0" w:beforeAutospacing="0" w:after="0" w:afterAutospacing="0" w:line="360" w:lineRule="auto"/>
+        <w:jc w:val="both"/>
+        <w:rPr>
+          <w:sz w:val="28"/>
+          <w:szCs w:val="28"/>
+        </w:rPr>
+      </w:pPr>
+      <w:r>
+        <w:rPr>
+          <w:sz w:val="28"/>
+          <w:szCs w:val="28"/>
+        </w:rPr>
+        <w:t>HTML được phát triển bởi Tim Berners-Lee vào năm 1991, là nền tảng của mọi website trên Internet.</w:t>
+      </w:r>
+    </w:p>
+    <w:p>
+      <w:pPr>
+        <w:pStyle w:val="NormalWeb"/>
+        <w:numPr>
+          <w:ilvl w:val="0"/>
+          <w:numId w:val="95"/>
+        </w:numPr>
+        <w:spacing w:before="0" w:beforeAutospacing="0" w:after="0" w:afterAutospacing="0" w:line="360" w:lineRule="auto"/>
+        <w:jc w:val="both"/>
+        <w:rPr>
+          <w:sz w:val="28"/>
+          <w:szCs w:val="28"/>
+        </w:rPr>
+      </w:pPr>
+      <w:r>
+        <w:rPr>
+          <w:sz w:val="28"/>
+          <w:szCs w:val="28"/>
+        </w:rPr>
+        <w:t>Qua nhiều lần phát triển, HTML đã trải qua các phiên bản như HTML 4.01 và hiện nay là HTML5 – phiên bản mới nhất với nhiều cải tiến như hỗ trợ đa phương tiện (audio, video), canvas và các API mạnh mẽ phục vụ phát triển web hiện đại.</w:t>
       </w:r>
     </w:p>
     <w:p>
@@ -17821,7 +17922,7 @@
           <w:ilvl w:val="0"/>
           <w:numId w:val="84"/>
         </w:numPr>
-        <w:spacing w:after="0" w:afterAutospacing="0" w:line="360" w:lineRule="auto"/>
+        <w:spacing w:before="0" w:beforeAutospacing="0" w:after="0" w:afterAutospacing="0" w:line="360" w:lineRule="auto"/>
         <w:rPr>
           <w:sz w:val="28"/>
           <w:szCs w:val="28"/>
@@ -17850,12 +17951,72 @@
         </w:rPr>
         <w:t xml:space="preserve"> </w:t>
       </w:r>
+    </w:p>
+    <w:p>
+      <w:pPr>
+        <w:pStyle w:val="NormalWeb"/>
+        <w:numPr>
+          <w:ilvl w:val="0"/>
+          <w:numId w:val="97"/>
+        </w:numPr>
+        <w:spacing w:before="0" w:beforeAutospacing="0" w:after="0" w:afterAutospacing="0" w:line="360" w:lineRule="auto"/>
+        <w:jc w:val="both"/>
+        <w:rPr>
+          <w:sz w:val="28"/>
+          <w:szCs w:val="28"/>
+        </w:rPr>
+      </w:pPr>
       <w:r>
         <w:rPr>
           <w:sz w:val="28"/>
           <w:szCs w:val="28"/>
         </w:rPr>
         <w:t>Được sử dụng để định dạng và thiết kế giao diện website, giúp cải thiện tính thẩm mỹ và trải nghiệm người dùng thông qua việc điều chỉnh màu sắc, bố cục và hiệu ứng.</w:t>
+      </w:r>
+    </w:p>
+    <w:p>
+      <w:pPr>
+        <w:pStyle w:val="NormalWeb"/>
+        <w:numPr>
+          <w:ilvl w:val="0"/>
+          <w:numId w:val="97"/>
+        </w:numPr>
+        <w:spacing w:after="0" w:afterAutospacing="0" w:line="360" w:lineRule="auto"/>
+        <w:jc w:val="both"/>
+        <w:rPr>
+          <w:sz w:val="28"/>
+          <w:szCs w:val="28"/>
+        </w:rPr>
+      </w:pPr>
+      <w:r>
+        <w:rPr>
+          <w:sz w:val="28"/>
+          <w:szCs w:val="28"/>
+        </w:rPr>
+        <w:t>CSS là ngôn ngữ dùng để định dạng và thiết kế giao diện cho các trang web, giúp tách biệt phần nội dung (HTML) và phần trình bày. CSS được giới thiệu lần đầu vào năm 1996 bởi World Wide Web Consortium (W3C)</w:t>
+      </w:r>
+    </w:p>
+    <w:p>
+      <w:pPr>
+        <w:pStyle w:val="NormalWeb"/>
+        <w:numPr>
+          <w:ilvl w:val="0"/>
+          <w:numId w:val="97"/>
+        </w:numPr>
+        <w:spacing w:before="0" w:beforeAutospacing="0" w:after="0" w:afterAutospacing="0" w:line="360" w:lineRule="auto"/>
+        <w:jc w:val="both"/>
+        <w:rPr>
+          <w:sz w:val="28"/>
+          <w:szCs w:val="28"/>
+        </w:rPr>
+      </w:pPr>
+      <w:r>
+        <w:rPr>
+          <w:sz w:val="28"/>
+          <w:szCs w:val="28"/>
+        </w:rPr>
+        <w:lastRenderedPageBreak/>
+        <w:t>Các phiên bản phát triển chính bao gồm CSS2 và CSS3, trong đó CSS3 mang lại nhiều tính năng mới như animation, flexbox, grid giúp xây dựng giao diện linh hoạt và hiện đại hơn.</w:t>
       </w:r>
     </w:p>
     <w:p>
@@ -17865,7 +18026,7 @@
           <w:ilvl w:val="0"/>
           <w:numId w:val="84"/>
         </w:numPr>
-        <w:spacing w:after="0" w:afterAutospacing="0" w:line="360" w:lineRule="auto"/>
+        <w:spacing w:before="0" w:beforeAutospacing="0" w:after="0" w:afterAutospacing="0" w:line="360" w:lineRule="auto"/>
         <w:rPr>
           <w:sz w:val="28"/>
           <w:szCs w:val="28"/>
@@ -17895,12 +18056,71 @@
         </w:rPr>
         <w:t xml:space="preserve"> </w:t>
       </w:r>
+    </w:p>
+    <w:p>
+      <w:pPr>
+        <w:pStyle w:val="NormalWeb"/>
+        <w:numPr>
+          <w:ilvl w:val="0"/>
+          <w:numId w:val="98"/>
+        </w:numPr>
+        <w:spacing w:before="0" w:beforeAutospacing="0" w:after="0" w:afterAutospacing="0" w:line="360" w:lineRule="auto"/>
+        <w:jc w:val="both"/>
+        <w:rPr>
+          <w:sz w:val="28"/>
+          <w:szCs w:val="28"/>
+        </w:rPr>
+      </w:pPr>
       <w:r>
         <w:rPr>
           <w:sz w:val="28"/>
           <w:szCs w:val="28"/>
         </w:rPr>
         <w:t>Là ngôn ngữ lập trình phía client, giúp tăng tính tương tác cho website như xử lý sự kiện, kiểm tra dữ liệu đầu vào, cập nhật nội dung động mà không cần tải lại trang.</w:t>
+      </w:r>
+    </w:p>
+    <w:p>
+      <w:pPr>
+        <w:pStyle w:val="NormalWeb"/>
+        <w:numPr>
+          <w:ilvl w:val="0"/>
+          <w:numId w:val="98"/>
+        </w:numPr>
+        <w:spacing w:after="0" w:line="360" w:lineRule="auto"/>
+        <w:jc w:val="both"/>
+        <w:rPr>
+          <w:sz w:val="28"/>
+          <w:szCs w:val="28"/>
+        </w:rPr>
+      </w:pPr>
+      <w:r>
+        <w:rPr>
+          <w:sz w:val="28"/>
+          <w:szCs w:val="28"/>
+        </w:rPr>
+        <w:t>JavaScript là ngôn ngữ lập trình phía client, giúp tạo ra các chức năng tương tác động trên website như xử lý sự kiện, kiểm tra dữ liệu và cập nhật nội dung mà không cần tải lại trang. JavaScript được phát triển bởi Brendan Eich vào năm 1995.</w:t>
+      </w:r>
+    </w:p>
+    <w:p>
+      <w:pPr>
+        <w:pStyle w:val="NormalWeb"/>
+        <w:numPr>
+          <w:ilvl w:val="0"/>
+          <w:numId w:val="98"/>
+        </w:numPr>
+        <w:spacing w:before="0" w:beforeAutospacing="0" w:after="0" w:afterAutospacing="0" w:line="360" w:lineRule="auto"/>
+        <w:jc w:val="both"/>
+        <w:rPr>
+          <w:sz w:val="28"/>
+          <w:szCs w:val="28"/>
+        </w:rPr>
+      </w:pPr>
+      <w:r>
+        <w:rPr>
+          <w:sz w:val="28"/>
+          <w:szCs w:val="28"/>
+        </w:rPr>
+        <w:t>Hiện nay, JavaScript không chỉ chạy trên trình duyệt mà còn được sử dụng ở phía server thông qua nền tảng Node.js, góp phần tạo nên các ứng dụng web hiện đại và linh hoạt.</w:t>
       </w:r>
     </w:p>
     <w:p>
@@ -17910,7 +18130,8 @@
           <w:ilvl w:val="0"/>
           <w:numId w:val="84"/>
         </w:numPr>
-        <w:spacing w:after="0" w:afterAutospacing="0" w:line="360" w:lineRule="auto"/>
+        <w:spacing w:before="0" w:beforeAutospacing="0" w:after="0" w:afterAutospacing="0" w:line="360" w:lineRule="auto"/>
+        <w:jc w:val="both"/>
         <w:rPr>
           <w:sz w:val="28"/>
           <w:szCs w:val="28"/>
@@ -17939,12 +18160,71 @@
         </w:rPr>
         <w:t xml:space="preserve"> </w:t>
       </w:r>
+    </w:p>
+    <w:p>
+      <w:pPr>
+        <w:pStyle w:val="NormalWeb"/>
+        <w:numPr>
+          <w:ilvl w:val="0"/>
+          <w:numId w:val="99"/>
+        </w:numPr>
+        <w:spacing w:before="0" w:beforeAutospacing="0" w:after="0" w:afterAutospacing="0" w:line="360" w:lineRule="auto"/>
+        <w:jc w:val="both"/>
+        <w:rPr>
+          <w:sz w:val="28"/>
+          <w:szCs w:val="28"/>
+        </w:rPr>
+      </w:pPr>
       <w:r>
         <w:rPr>
           <w:sz w:val="28"/>
           <w:szCs w:val="28"/>
         </w:rPr>
         <w:t>Là framework CSS hỗ trợ xây dựng giao diện responsive (tương thích nhiều thiết bị), giúp tiết kiệm thời gian thiết kế và đảm bảo tính nhất quán giao diện.</w:t>
+      </w:r>
+    </w:p>
+    <w:p>
+      <w:pPr>
+        <w:pStyle w:val="NormalWeb"/>
+        <w:numPr>
+          <w:ilvl w:val="0"/>
+          <w:numId w:val="99"/>
+        </w:numPr>
+        <w:spacing w:after="0" w:afterAutospacing="0" w:line="360" w:lineRule="auto"/>
+        <w:jc w:val="both"/>
+        <w:rPr>
+          <w:sz w:val="28"/>
+          <w:szCs w:val="28"/>
+        </w:rPr>
+      </w:pPr>
+      <w:r>
+        <w:rPr>
+          <w:sz w:val="28"/>
+          <w:szCs w:val="28"/>
+        </w:rPr>
+        <w:t>Bootstrap là một framework CSS mã nguồn mở được phát triển bởi Twitter vào năm 2011. Bootstrap giúp xây dựng giao diện web responsive (tương thích nhiều thiết bị) nhanh chóng thông qua hệ thống lưới (grid system) và các thành phần UI có sẵn.</w:t>
+      </w:r>
+    </w:p>
+    <w:p>
+      <w:pPr>
+        <w:pStyle w:val="NormalWeb"/>
+        <w:numPr>
+          <w:ilvl w:val="0"/>
+          <w:numId w:val="99"/>
+        </w:numPr>
+        <w:spacing w:before="0" w:beforeAutospacing="0" w:after="0" w:afterAutospacing="0" w:line="360" w:lineRule="auto"/>
+        <w:jc w:val="both"/>
+        <w:rPr>
+          <w:sz w:val="28"/>
+          <w:szCs w:val="28"/>
+        </w:rPr>
+      </w:pPr>
+      <w:r>
+        <w:rPr>
+          <w:sz w:val="28"/>
+          <w:szCs w:val="28"/>
+        </w:rPr>
+        <w:t>Các phiên bản phổ biến gồm Bootstrap 3, 4 và hiện nay là Bootstrap 5 với nhiều cải tiến về hiệu năng và loại bỏ phụ thuộc vào jQuery.</w:t>
       </w:r>
     </w:p>
     <w:p>
@@ -17954,7 +18234,8 @@
           <w:ilvl w:val="0"/>
           <w:numId w:val="84"/>
         </w:numPr>
-        <w:spacing w:after="0" w:afterAutospacing="0" w:line="360" w:lineRule="auto"/>
+        <w:spacing w:before="0" w:beforeAutospacing="0" w:after="0" w:afterAutospacing="0" w:line="360" w:lineRule="auto"/>
+        <w:jc w:val="both"/>
         <w:rPr>
           <w:sz w:val="28"/>
           <w:szCs w:val="28"/>
@@ -17967,14 +18248,17 @@
           <w:sz w:val="28"/>
           <w:szCs w:val="28"/>
         </w:rPr>
-        <w:t>Razor</w:t>
-      </w:r>
-      <w:r>
-        <w:rPr>
-          <w:sz w:val="28"/>
-          <w:szCs w:val="28"/>
-        </w:rPr>
-        <w:t>:</w:t>
+        <w:lastRenderedPageBreak/>
+        <w:t>C#</w:t>
+      </w:r>
+      <w:r>
+        <w:rPr>
+          <w:b/>
+          <w:bCs/>
+          <w:sz w:val="28"/>
+          <w:szCs w:val="28"/>
+        </w:rPr>
+        <w:t xml:space="preserve"> (C Sharp)</w:t>
       </w:r>
       <w:r>
         <w:rPr>
@@ -17983,12 +18267,71 @@
         </w:rPr>
         <w:t xml:space="preserve"> </w:t>
       </w:r>
-      <w:r>
-        <w:rPr>
-          <w:sz w:val="28"/>
-          <w:szCs w:val="28"/>
-        </w:rPr>
-        <w:t>Là công cụ template trong ASP.NET, cho phép kết hợp giữa HTML và C# để tạo nội dung động trên trang web một cách linh hoạt.</w:t>
+    </w:p>
+    <w:p>
+      <w:pPr>
+        <w:pStyle w:val="NormalWeb"/>
+        <w:numPr>
+          <w:ilvl w:val="0"/>
+          <w:numId w:val="100"/>
+        </w:numPr>
+        <w:spacing w:before="0" w:beforeAutospacing="0" w:after="0" w:afterAutospacing="0" w:line="360" w:lineRule="auto"/>
+        <w:jc w:val="both"/>
+        <w:rPr>
+          <w:sz w:val="28"/>
+          <w:szCs w:val="28"/>
+        </w:rPr>
+      </w:pPr>
+      <w:r>
+        <w:rPr>
+          <w:sz w:val="28"/>
+          <w:szCs w:val="28"/>
+        </w:rPr>
+        <w:t>Là ngôn ngữ lập trình chính được sử dụng để phát triển backend, xử lý logic nghiệp vụ và tương tác với cơ sở dữ liệu.</w:t>
+      </w:r>
+    </w:p>
+    <w:p>
+      <w:pPr>
+        <w:pStyle w:val="NormalWeb"/>
+        <w:numPr>
+          <w:ilvl w:val="0"/>
+          <w:numId w:val="100"/>
+        </w:numPr>
+        <w:spacing w:after="0" w:line="360" w:lineRule="auto"/>
+        <w:jc w:val="both"/>
+        <w:rPr>
+          <w:sz w:val="28"/>
+          <w:szCs w:val="28"/>
+        </w:rPr>
+      </w:pPr>
+      <w:r>
+        <w:rPr>
+          <w:sz w:val="28"/>
+          <w:szCs w:val="28"/>
+        </w:rPr>
+        <w:t>C# là ngôn ngữ lập trình hướng đối tượng được phát triển bởi Microsoft vào năm 2000, là thành phần quan trọng trong nền tảng .NET.</w:t>
+      </w:r>
+    </w:p>
+    <w:p>
+      <w:pPr>
+        <w:pStyle w:val="NormalWeb"/>
+        <w:numPr>
+          <w:ilvl w:val="0"/>
+          <w:numId w:val="100"/>
+        </w:numPr>
+        <w:spacing w:before="0" w:beforeAutospacing="0" w:after="0" w:afterAutospacing="0" w:line="360" w:lineRule="auto"/>
+        <w:jc w:val="both"/>
+        <w:rPr>
+          <w:sz w:val="28"/>
+          <w:szCs w:val="28"/>
+        </w:rPr>
+      </w:pPr>
+      <w:r>
+        <w:rPr>
+          <w:sz w:val="28"/>
+          <w:szCs w:val="28"/>
+        </w:rPr>
+        <w:t>C# được thiết kế nhằm kết hợp ưu điểm của các ngôn ngữ như C++ và Java, đồng thời đơn giản hóa việc phát triển ứng dụng. Qua nhiều phiên bản nâng cấp, C# ngày càng hoàn thiện với các tính năng hiện đại như LINQ, async/await, hỗ trợ lập trình bất đồng bộ.</w:t>
       </w:r>
     </w:p>
     <w:p>
@@ -17998,51 +18341,8 @@
           <w:ilvl w:val="0"/>
           <w:numId w:val="84"/>
         </w:numPr>
-        <w:spacing w:after="0" w:afterAutospacing="0" w:line="360" w:lineRule="auto"/>
-        <w:rPr>
-          <w:sz w:val="28"/>
-          <w:szCs w:val="28"/>
-        </w:rPr>
-      </w:pPr>
-      <w:r>
-        <w:rPr>
-          <w:b/>
-          <w:bCs/>
-          <w:sz w:val="28"/>
-          <w:szCs w:val="28"/>
-        </w:rPr>
-        <w:t>C#</w:t>
-      </w:r>
-      <w:r>
-        <w:rPr>
-          <w:sz w:val="28"/>
-          <w:szCs w:val="28"/>
-        </w:rPr>
-        <w:t>:</w:t>
-      </w:r>
-      <w:r>
-        <w:rPr>
-          <w:sz w:val="28"/>
-          <w:szCs w:val="28"/>
-        </w:rPr>
-        <w:t xml:space="preserve"> </w:t>
-      </w:r>
-      <w:r>
-        <w:rPr>
-          <w:sz w:val="28"/>
-          <w:szCs w:val="28"/>
-        </w:rPr>
-        <w:t>Là ngôn ngữ lập trình chính được sử dụng để phát triển backend, xử lý logic nghiệp vụ và tương tác với cơ sở dữ liệu.</w:t>
-      </w:r>
-    </w:p>
-    <w:p>
-      <w:pPr>
-        <w:pStyle w:val="NormalWeb"/>
-        <w:numPr>
-          <w:ilvl w:val="0"/>
-          <w:numId w:val="84"/>
-        </w:numPr>
-        <w:spacing w:after="0" w:afterAutospacing="0" w:line="360" w:lineRule="auto"/>
+        <w:spacing w:before="0" w:beforeAutospacing="0" w:after="0" w:afterAutospacing="0" w:line="360" w:lineRule="auto"/>
+        <w:jc w:val="both"/>
         <w:rPr>
           <w:sz w:val="28"/>
           <w:szCs w:val="28"/>
@@ -18086,18 +18386,18 @@
           <w:ilvl w:val="0"/>
           <w:numId w:val="89"/>
         </w:numPr>
-        <w:spacing w:after="0" w:afterAutospacing="0" w:line="360" w:lineRule="auto"/>
-        <w:rPr>
-          <w:sz w:val="28"/>
-          <w:szCs w:val="28"/>
-        </w:rPr>
-      </w:pPr>
-      <w:r>
-        <w:rPr>
-          <w:sz w:val="28"/>
-          <w:szCs w:val="28"/>
-        </w:rPr>
-        <w:lastRenderedPageBreak/>
+        <w:spacing w:before="0" w:beforeAutospacing="0" w:after="0" w:afterAutospacing="0" w:line="360" w:lineRule="auto"/>
+        <w:jc w:val="both"/>
+        <w:rPr>
+          <w:sz w:val="28"/>
+          <w:szCs w:val="28"/>
+        </w:rPr>
+      </w:pPr>
+      <w:r>
+        <w:rPr>
+          <w:sz w:val="28"/>
+          <w:szCs w:val="28"/>
+        </w:rPr>
         <w:t>.NET được sử dụng để xây dựng ứng dụng web theo mô hình MVC.</w:t>
       </w:r>
     </w:p>
@@ -18108,7 +18408,8 @@
           <w:ilvl w:val="0"/>
           <w:numId w:val="89"/>
         </w:numPr>
-        <w:spacing w:after="0" w:afterAutospacing="0" w:line="360" w:lineRule="auto"/>
+        <w:spacing w:before="0" w:beforeAutospacing="0" w:after="0" w:afterAutospacing="0" w:line="360" w:lineRule="auto"/>
+        <w:jc w:val="both"/>
         <w:rPr>
           <w:sz w:val="28"/>
           <w:szCs w:val="28"/>
@@ -18129,6 +18430,8 @@
         <w:rPr>
           <w:b/>
           <w:bCs/>
+          <w:i/>
+          <w:iCs/>
           <w:sz w:val="28"/>
           <w:szCs w:val="28"/>
         </w:rPr>
@@ -18137,6 +18440,8 @@
         <w:rPr>
           <w:b/>
           <w:bCs/>
+          <w:i/>
+          <w:iCs/>
           <w:sz w:val="28"/>
           <w:szCs w:val="28"/>
         </w:rPr>
@@ -18163,9 +18468,10 @@
           <w:sz w:val="28"/>
           <w:szCs w:val="28"/>
         </w:rPr>
+        <w:lastRenderedPageBreak/>
         <w:drawing>
-          <wp:inline distT="0" distB="0" distL="0" distR="0" wp14:anchorId="7EDA7061" wp14:editId="1D163BD7">
-            <wp:extent cx="5220429" cy="2724530"/>
+          <wp:inline distT="0" distB="0" distL="0" distR="0" wp14:anchorId="7EDA7061" wp14:editId="437D8C0F">
+            <wp:extent cx="5219700" cy="2463800"/>
             <wp:effectExtent l="0" t="0" r="0" b="0"/>
             <wp:docPr id="60" name="Picture 60"/>
             <wp:cNvGraphicFramePr>
@@ -18187,7 +18493,7 @@
                   <pic:spPr>
                     <a:xfrm>
                       <a:off x="0" y="0"/>
-                      <a:ext cx="5220429" cy="2724530"/>
+                      <a:ext cx="5220494" cy="2464175"/>
                     </a:xfrm>
                     <a:prstGeom prst="rect">
                       <a:avLst/>
@@ -18219,13 +18525,31 @@
           <w:sz w:val="28"/>
           <w:szCs w:val="28"/>
         </w:rPr>
-        <w:t>Hình 1. :Mô hình Client – Server</w:t>
+        <w:t>Hình 1.</w:t>
+      </w:r>
+      <w:r>
+        <w:rPr>
+          <w:i/>
+          <w:iCs/>
+          <w:sz w:val="28"/>
+          <w:szCs w:val="28"/>
+        </w:rPr>
+        <w:t>1</w:t>
+      </w:r>
+      <w:r>
+        <w:rPr>
+          <w:i/>
+          <w:iCs/>
+          <w:sz w:val="28"/>
+          <w:szCs w:val="28"/>
+        </w:rPr>
+        <w:t xml:space="preserve"> :Mô hình Client – Server</w:t>
       </w:r>
     </w:p>
     <w:p>
       <w:pPr>
         <w:pStyle w:val="NormalWeb"/>
-        <w:spacing w:before="0" w:beforeAutospacing="0"/>
+        <w:spacing w:before="0" w:beforeAutospacing="0" w:after="0" w:afterAutospacing="0" w:line="360" w:lineRule="auto"/>
         <w:rPr>
           <w:sz w:val="28"/>
           <w:szCs w:val="28"/>
@@ -18253,7 +18577,7 @@
           <w:ilvl w:val="0"/>
           <w:numId w:val="90"/>
         </w:numPr>
-        <w:spacing w:before="0" w:beforeAutospacing="0"/>
+        <w:spacing w:before="0" w:beforeAutospacing="0" w:line="360" w:lineRule="auto"/>
         <w:rPr>
           <w:sz w:val="28"/>
           <w:szCs w:val="28"/>
@@ -18325,7 +18649,7 @@
           <w:ilvl w:val="0"/>
           <w:numId w:val="90"/>
         </w:numPr>
-        <w:spacing w:before="0" w:beforeAutospacing="0"/>
+        <w:spacing w:before="0" w:beforeAutospacing="0" w:after="0" w:afterAutospacing="0" w:line="360" w:lineRule="auto"/>
         <w:rPr>
           <w:sz w:val="28"/>
           <w:szCs w:val="28"/>
@@ -18422,6 +18746,8 @@
         <w:rPr>
           <w:b/>
           <w:bCs/>
+          <w:i/>
+          <w:iCs/>
           <w:sz w:val="28"/>
           <w:szCs w:val="28"/>
         </w:rPr>
@@ -18430,12 +18756,74 @@
         <w:rPr>
           <w:b/>
           <w:bCs/>
+          <w:i/>
+          <w:iCs/>
+          <w:sz w:val="28"/>
+          <w:szCs w:val="28"/>
+        </w:rPr>
+        <w:t>1.3.3. Hệ quản trị cơ sở dữ liệu: SQL Server</w:t>
+      </w:r>
+    </w:p>
+    <w:p>
+      <w:pPr>
+        <w:pStyle w:val="NormalWeb"/>
+        <w:spacing w:after="0" w:afterAutospacing="0" w:line="360" w:lineRule="auto"/>
+        <w:jc w:val="both"/>
+        <w:rPr>
+          <w:sz w:val="28"/>
+          <w:szCs w:val="28"/>
+        </w:rPr>
+      </w:pPr>
+      <w:r>
+        <w:rPr>
+          <w:sz w:val="28"/>
+          <w:szCs w:val="28"/>
+        </w:rPr>
+        <w:tab/>
+      </w:r>
+      <w:r>
+        <w:rPr>
+          <w:sz w:val="28"/>
+          <w:szCs w:val="28"/>
+        </w:rPr>
+        <w:t>Microsoft SQL Server là hệ quản trị cơ sở dữ liệu quan hệ (RDBMS) được phát triển bởi Microsoft. Đây là một trong những hệ quản trị cơ sở dữ liệu phổ biến, được sử dụng rộng rãi trong các hệ thống doanh nghiệp.</w:t>
+      </w:r>
+    </w:p>
+    <w:p>
+      <w:pPr>
+        <w:pStyle w:val="NormalWeb"/>
+        <w:spacing w:before="0" w:beforeAutospacing="0" w:after="0" w:afterAutospacing="0" w:line="360" w:lineRule="auto"/>
+        <w:jc w:val="both"/>
+        <w:rPr>
+          <w:sz w:val="28"/>
+          <w:szCs w:val="28"/>
+        </w:rPr>
+      </w:pPr>
+      <w:r>
+        <w:rPr>
           <w:sz w:val="28"/>
           <w:szCs w:val="28"/>
         </w:rPr>
         <w:lastRenderedPageBreak/>
-        <w:t>1.3.3. Hệ quản trị cơ sở dữ liệu: SQL Server</w:t>
-      </w:r>
+        <w:tab/>
+      </w:r>
+      <w:r>
+        <w:rPr>
+          <w:sz w:val="28"/>
+          <w:szCs w:val="28"/>
+        </w:rPr>
+        <w:t>SQL Server ra đời lần đầu vào năm 1989 và đã trải qua nhiều phiên bản nâng cấp như SQL Server 2008, 2012, 2016, 2019 và mới nhất là SQL Server 2022. Mỗi phiên bản đều được cải tiến về hiệu năng, bảo mật và khả năng xử lý dữ liệu lớn.</w:t>
+      </w:r>
+    </w:p>
+    <w:p>
+      <w:pPr>
+        <w:pStyle w:val="NormalWeb"/>
+        <w:spacing w:before="0" w:beforeAutospacing="0" w:after="0" w:afterAutospacing="0" w:line="360" w:lineRule="auto"/>
+        <w:rPr>
+          <w:sz w:val="28"/>
+          <w:szCs w:val="28"/>
+        </w:rPr>
+      </w:pPr>
     </w:p>
     <w:p>
       <w:pPr>
@@ -18513,7 +18901,43 @@
           <w:sz w:val="28"/>
           <w:szCs w:val="28"/>
         </w:rPr>
-        <w:t>Hình 1. :Thương hiệu Microsoft SQL Server</w:t>
+        <w:t>Hình 1.</w:t>
+      </w:r>
+      <w:r>
+        <w:rPr>
+          <w:i/>
+          <w:iCs/>
+          <w:sz w:val="28"/>
+          <w:szCs w:val="28"/>
+        </w:rPr>
+        <w:t>2</w:t>
+      </w:r>
+      <w:r>
+        <w:rPr>
+          <w:i/>
+          <w:iCs/>
+          <w:sz w:val="28"/>
+          <w:szCs w:val="28"/>
+        </w:rPr>
+        <w:t>:</w:t>
+      </w:r>
+      <w:r>
+        <w:rPr>
+          <w:i/>
+          <w:iCs/>
+          <w:sz w:val="28"/>
+          <w:szCs w:val="28"/>
+        </w:rPr>
+        <w:t xml:space="preserve"> </w:t>
+      </w:r>
+      <w:r>
+        <w:rPr>
+          <w:i/>
+          <w:iCs/>
+          <w:sz w:val="28"/>
+          <w:szCs w:val="28"/>
+        </w:rPr>
+        <w:t>Thương hiệu Microsoft SQL Server</w:t>
       </w:r>
     </w:p>
     <w:p>
@@ -18835,9 +19259,27 @@
           <w:bCs/>
           <w:sz w:val="28"/>
           <w:szCs w:val="28"/>
+        </w:rPr>
+        <w:t xml:space="preserve"> </w:t>
+      </w:r>
+      <w:r>
+        <w:rPr>
+          <w:b/>
+          <w:bCs/>
+          <w:sz w:val="28"/>
+          <w:szCs w:val="28"/>
           <w:lang w:val="vi-VN"/>
         </w:rPr>
-        <w:t xml:space="preserve"> Xác định các tác nhân của hệ thống</w:t>
+        <w:t>B</w:t>
+      </w:r>
+      <w:r>
+        <w:rPr>
+          <w:b/>
+          <w:bCs/>
+          <w:sz w:val="28"/>
+          <w:szCs w:val="28"/>
+        </w:rPr>
+        <w:t>iểu đồ use case tổng quát</w:t>
       </w:r>
     </w:p>
     <w:p>
@@ -18845,6 +19287,61 @@
         <w:pStyle w:val="NormalWeb"/>
         <w:jc w:val="center"/>
         <w:rPr>
+          <w:b/>
+          <w:bCs/>
+          <w:sz w:val="28"/>
+          <w:szCs w:val="28"/>
+        </w:rPr>
+      </w:pPr>
+      <w:r>
+        <w:rPr>
+          <w:b/>
+          <w:bCs/>
+          <w:sz w:val="28"/>
+          <w:szCs w:val="28"/>
+        </w:rPr>
+        <w:drawing>
+          <wp:inline distT="0" distB="0" distL="0" distR="0" wp14:anchorId="319FEF35" wp14:editId="483BD199">
+            <wp:extent cx="5400371" cy="6477000"/>
+            <wp:effectExtent l="0" t="0" r="0" b="0"/>
+            <wp:docPr id="62" name="Picture 62"/>
+            <wp:cNvGraphicFramePr>
+              <a:graphicFrameLocks xmlns:a="http://schemas.openxmlformats.org/drawingml/2006/main" noChangeAspect="1"/>
+            </wp:cNvGraphicFramePr>
+            <a:graphic xmlns:a="http://schemas.openxmlformats.org/drawingml/2006/main">
+              <a:graphicData uri="http://schemas.openxmlformats.org/drawingml/2006/picture">
+                <pic:pic xmlns:pic="http://schemas.openxmlformats.org/drawingml/2006/picture">
+                  <pic:nvPicPr>
+                    <pic:cNvPr id="1" name=""/>
+                    <pic:cNvPicPr/>
+                  </pic:nvPicPr>
+                  <pic:blipFill>
+                    <a:blip r:embed="rId13"/>
+                    <a:stretch>
+                      <a:fillRect/>
+                    </a:stretch>
+                  </pic:blipFill>
+                  <pic:spPr>
+                    <a:xfrm>
+                      <a:off x="0" y="0"/>
+                      <a:ext cx="5409262" cy="6487663"/>
+                    </a:xfrm>
+                    <a:prstGeom prst="rect">
+                      <a:avLst/>
+                    </a:prstGeom>
+                  </pic:spPr>
+                </pic:pic>
+              </a:graphicData>
+            </a:graphic>
+          </wp:inline>
+        </w:drawing>
+      </w:r>
+    </w:p>
+    <w:p>
+      <w:pPr>
+        <w:pStyle w:val="NormalWeb"/>
+        <w:jc w:val="center"/>
+        <w:rPr>
           <w:i/>
           <w:iCs/>
           <w:sz w:val="28"/>
@@ -18858,6 +19355,28 @@
           <w:sz w:val="28"/>
           <w:szCs w:val="28"/>
         </w:rPr>
+        <w:t>Hình 2.1: Biểu đồ use case tổng quát</w:t>
+      </w:r>
+    </w:p>
+    <w:p>
+      <w:pPr>
+        <w:pStyle w:val="NormalWeb"/>
+        <w:jc w:val="center"/>
+        <w:rPr>
+          <w:i/>
+          <w:iCs/>
+          <w:sz w:val="28"/>
+          <w:szCs w:val="28"/>
+        </w:rPr>
+      </w:pPr>
+      <w:r>
+        <w:rPr>
+          <w:i/>
+          <w:iCs/>
+          <w:sz w:val="28"/>
+          <w:szCs w:val="28"/>
+        </w:rPr>
+        <w:lastRenderedPageBreak/>
         <w:t xml:space="preserve">Bảng </w:t>
       </w:r>
       <w:r>
@@ -19274,7 +19793,7 @@
       </w:tr>
       <w:tr>
         <w:trPr>
-          <w:trHeight w:val="2134"/>
+          <w:trHeight w:val="1683"/>
           <w:tblHeader/>
         </w:trPr>
         <w:tc>
@@ -19301,94 +19820,6 @@
                 <w:szCs w:val="28"/>
               </w:rPr>
               <w:t>4</w:t>
-            </w:r>
-          </w:p>
-        </w:tc>
-        <w:tc>
-          <w:tcPr>
-            <w:tcW w:w="2231" w:type="dxa"/>
-            <w:tcBorders>
-              <w:top w:val="single" w:sz="4" w:space="0" w:color="000000"/>
-              <w:left w:val="single" w:sz="4" w:space="0" w:color="000000"/>
-              <w:bottom w:val="single" w:sz="4" w:space="0" w:color="000000"/>
-              <w:right w:val="single" w:sz="4" w:space="0" w:color="000000"/>
-            </w:tcBorders>
-          </w:tcPr>
-          <w:p>
-            <w:pPr>
-              <w:pStyle w:val="NormalWeb"/>
-              <w:rPr>
-                <w:sz w:val="28"/>
-                <w:szCs w:val="28"/>
-              </w:rPr>
-            </w:pPr>
-            <w:r>
-              <w:rPr>
-                <w:sz w:val="28"/>
-                <w:szCs w:val="28"/>
-              </w:rPr>
-              <w:t>Quản lý</w:t>
-            </w:r>
-          </w:p>
-        </w:tc>
-        <w:tc>
-          <w:tcPr>
-            <w:tcW w:w="6672" w:type="dxa"/>
-            <w:tcBorders>
-              <w:top w:val="single" w:sz="4" w:space="0" w:color="000000"/>
-              <w:left w:val="single" w:sz="4" w:space="0" w:color="000000"/>
-              <w:bottom w:val="single" w:sz="4" w:space="0" w:color="000000"/>
-              <w:right w:val="single" w:sz="4" w:space="0" w:color="000000"/>
-            </w:tcBorders>
-          </w:tcPr>
-          <w:p>
-            <w:pPr>
-              <w:pStyle w:val="NormalWeb"/>
-              <w:jc w:val="both"/>
-              <w:rPr>
-                <w:sz w:val="28"/>
-                <w:szCs w:val="28"/>
-              </w:rPr>
-            </w:pPr>
-            <w:r>
-              <w:rPr>
-                <w:sz w:val="28"/>
-                <w:szCs w:val="28"/>
-              </w:rPr>
-              <w:t>Là người giám sát hoạt động hàng ngày của nhà hàng, quản lý hiệu suất làm việc của nhân viên, theo dõi doanh thu, mức tồn kho và chất lượng dịch vụ. Đồng thời, quản lý chịu trách nhiệm đưa ra các quyết định kinh doanh như định giá thực đơn, và xây dựng chiến lược phát triển tổng thể cho nhà hàng.</w:t>
-            </w:r>
-          </w:p>
-        </w:tc>
-      </w:tr>
-      <w:tr>
-        <w:trPr>
-          <w:trHeight w:val="1683"/>
-          <w:tblHeader/>
-        </w:trPr>
-        <w:tc>
-          <w:tcPr>
-            <w:tcW w:w="0" w:type="auto"/>
-            <w:tcBorders>
-              <w:top w:val="single" w:sz="4" w:space="0" w:color="000000"/>
-              <w:left w:val="single" w:sz="4" w:space="0" w:color="000000"/>
-              <w:bottom w:val="single" w:sz="4" w:space="0" w:color="000000"/>
-              <w:right w:val="single" w:sz="4" w:space="0" w:color="000000"/>
-            </w:tcBorders>
-          </w:tcPr>
-          <w:p>
-            <w:pPr>
-              <w:pStyle w:val="NormalWeb"/>
-              <w:rPr>
-                <w:sz w:val="28"/>
-                <w:szCs w:val="28"/>
-              </w:rPr>
-            </w:pPr>
-            <w:r>
-              <w:rPr>
-                <w:sz w:val="28"/>
-                <w:szCs w:val="28"/>
-              </w:rPr>
-              <w:t>5</w:t>
             </w:r>
           </w:p>
         </w:tc>
@@ -19448,22 +19879,6 @@
           </w:p>
         </w:tc>
       </w:tr>
-    </w:tbl>
-    <w:p>
-      <w:r>
-        <w:br w:type="page"/>
-      </w:r>
-    </w:p>
-    <w:tbl>
-      <w:tblPr>
-        <w:tblW w:w="9493" w:type="dxa"/>
-        <w:tblLook w:val="04A0" w:firstRow="1" w:lastRow="0" w:firstColumn="1" w:lastColumn="0" w:noHBand="0" w:noVBand="1"/>
-      </w:tblPr>
-      <w:tblGrid>
-        <w:gridCol w:w="590"/>
-        <w:gridCol w:w="2231"/>
-        <w:gridCol w:w="6672"/>
-      </w:tblGrid>
       <w:tr>
         <w:trPr>
           <w:trHeight w:val="1252"/>
@@ -19492,8 +19907,7 @@
                 <w:sz w:val="28"/>
                 <w:szCs w:val="28"/>
               </w:rPr>
-              <w:lastRenderedPageBreak/>
-              <w:t>6</w:t>
+              <w:t>5</w:t>
             </w:r>
           </w:p>
         </w:tc>
@@ -19581,95 +19995,7 @@
                 <w:sz w:val="28"/>
                 <w:szCs w:val="28"/>
               </w:rPr>
-              <w:t>7</w:t>
-            </w:r>
-          </w:p>
-        </w:tc>
-        <w:tc>
-          <w:tcPr>
-            <w:tcW w:w="2231" w:type="dxa"/>
-            <w:tcBorders>
-              <w:top w:val="single" w:sz="4" w:space="0" w:color="000000"/>
-              <w:left w:val="single" w:sz="4" w:space="0" w:color="000000"/>
-              <w:bottom w:val="single" w:sz="4" w:space="0" w:color="000000"/>
-              <w:right w:val="single" w:sz="4" w:space="0" w:color="000000"/>
-            </w:tcBorders>
-          </w:tcPr>
-          <w:p>
-            <w:pPr>
-              <w:pStyle w:val="NormalWeb"/>
-              <w:rPr>
-                <w:sz w:val="28"/>
-                <w:szCs w:val="28"/>
-              </w:rPr>
-            </w:pPr>
-            <w:r>
-              <w:rPr>
-                <w:sz w:val="28"/>
-                <w:szCs w:val="28"/>
-              </w:rPr>
-              <w:t>Nhân viên kho</w:t>
-            </w:r>
-          </w:p>
-        </w:tc>
-        <w:tc>
-          <w:tcPr>
-            <w:tcW w:w="6672" w:type="dxa"/>
-            <w:tcBorders>
-              <w:top w:val="single" w:sz="4" w:space="0" w:color="000000"/>
-              <w:left w:val="single" w:sz="4" w:space="0" w:color="000000"/>
-              <w:bottom w:val="single" w:sz="4" w:space="0" w:color="000000"/>
-              <w:right w:val="single" w:sz="4" w:space="0" w:color="000000"/>
-            </w:tcBorders>
-          </w:tcPr>
-          <w:p>
-            <w:pPr>
-              <w:pStyle w:val="NormalWeb"/>
-              <w:jc w:val="both"/>
-              <w:rPr>
-                <w:sz w:val="28"/>
-                <w:szCs w:val="28"/>
-              </w:rPr>
-            </w:pPr>
-            <w:r>
-              <w:rPr>
-                <w:sz w:val="28"/>
-                <w:szCs w:val="28"/>
-              </w:rPr>
-              <w:t>Chịu trách nhiệm quản lý nguyên vật liệu trong kho, xử lý các đơn nhập hàng, kiểm soát việc xuất kho và quản lý thông tin nhà cung cấp.</w:t>
-            </w:r>
-          </w:p>
-        </w:tc>
-      </w:tr>
-      <w:tr>
-        <w:trPr>
-          <w:trHeight w:val="1252"/>
-          <w:tblHeader/>
-        </w:trPr>
-        <w:tc>
-          <w:tcPr>
-            <w:tcW w:w="0" w:type="auto"/>
-            <w:tcBorders>
-              <w:top w:val="single" w:sz="4" w:space="0" w:color="000000"/>
-              <w:left w:val="single" w:sz="4" w:space="0" w:color="000000"/>
-              <w:bottom w:val="single" w:sz="4" w:space="0" w:color="000000"/>
-              <w:right w:val="single" w:sz="4" w:space="0" w:color="000000"/>
-            </w:tcBorders>
-          </w:tcPr>
-          <w:p>
-            <w:pPr>
-              <w:pStyle w:val="NormalWeb"/>
-              <w:rPr>
-                <w:sz w:val="28"/>
-                <w:szCs w:val="28"/>
-              </w:rPr>
-            </w:pPr>
-            <w:r>
-              <w:rPr>
-                <w:sz w:val="28"/>
-                <w:szCs w:val="28"/>
-              </w:rPr>
-              <w:t>8</w:t>
+              <w:t>6</w:t>
             </w:r>
           </w:p>
         </w:tc>
@@ -19734,6 +20060,1068 @@
       <w:pPr>
         <w:pStyle w:val="NormalWeb"/>
         <w:rPr>
+          <w:b/>
+          <w:bCs/>
+          <w:sz w:val="28"/>
+          <w:szCs w:val="28"/>
+        </w:rPr>
+      </w:pPr>
+      <w:r>
+        <w:rPr>
+          <w:b/>
+          <w:bCs/>
+          <w:sz w:val="28"/>
+          <w:szCs w:val="28"/>
+        </w:rPr>
+        <w:t>2.1.</w:t>
+      </w:r>
+      <w:r>
+        <w:rPr>
+          <w:b/>
+          <w:bCs/>
+          <w:sz w:val="28"/>
+          <w:szCs w:val="28"/>
+        </w:rPr>
+        <w:t xml:space="preserve"> </w:t>
+      </w:r>
+      <w:r>
+        <w:rPr>
+          <w:b/>
+          <w:bCs/>
+          <w:sz w:val="28"/>
+          <w:szCs w:val="28"/>
+        </w:rPr>
+        <w:t>Đặc tả chi tiết use case tổng quát</w:t>
+      </w:r>
+    </w:p>
+    <w:p>
+      <w:pPr>
+        <w:rPr>
+          <w:b/>
+          <w:bCs/>
+          <w:i/>
+          <w:iCs/>
+          <w:sz w:val="28"/>
+          <w:szCs w:val="28"/>
+        </w:rPr>
+      </w:pPr>
+      <w:r>
+        <w:rPr>
+          <w:b/>
+          <w:bCs/>
+          <w:i/>
+          <w:iCs/>
+          <w:sz w:val="28"/>
+          <w:szCs w:val="28"/>
+        </w:rPr>
+        <w:t>2.2.1.Use case Đăng kí</w:t>
+      </w:r>
+    </w:p>
+    <w:p>
+      <w:pPr>
+        <w:rPr>
+          <w:b/>
+          <w:bCs/>
+          <w:i/>
+          <w:iCs/>
+          <w:sz w:val="28"/>
+          <w:szCs w:val="28"/>
+        </w:rPr>
+      </w:pPr>
+    </w:p>
+    <w:p>
+      <w:pPr>
+        <w:rPr>
+          <w:b/>
+          <w:bCs/>
+          <w:i/>
+          <w:iCs/>
+          <w:sz w:val="28"/>
+          <w:szCs w:val="28"/>
+        </w:rPr>
+      </w:pPr>
+    </w:p>
+    <w:tbl>
+      <w:tblPr>
+        <w:tblStyle w:val="TableGrid"/>
+        <w:tblW w:w="9498" w:type="dxa"/>
+        <w:tblLook w:val="04A0" w:firstRow="1" w:lastRow="0" w:firstColumn="1" w:lastColumn="0" w:noHBand="0" w:noVBand="1"/>
+      </w:tblPr>
+      <w:tblGrid>
+        <w:gridCol w:w="1271"/>
+        <w:gridCol w:w="1418"/>
+        <w:gridCol w:w="6809"/>
+      </w:tblGrid>
+      <w:tr>
+        <w:trPr>
+          <w:trHeight w:val="487"/>
+        </w:trPr>
+        <w:tc>
+          <w:tcPr>
+            <w:tcW w:w="2689" w:type="dxa"/>
+            <w:gridSpan w:val="2"/>
+          </w:tcPr>
+          <w:p>
+            <w:pPr>
+              <w:ind w:left="0"/>
+              <w:rPr>
+                <w:sz w:val="28"/>
+                <w:szCs w:val="28"/>
+              </w:rPr>
+            </w:pPr>
+            <w:r>
+              <w:rPr>
+                <w:sz w:val="28"/>
+                <w:szCs w:val="28"/>
+              </w:rPr>
+              <w:lastRenderedPageBreak/>
+              <w:t>Mô tả</w:t>
+            </w:r>
+          </w:p>
+        </w:tc>
+        <w:tc>
+          <w:tcPr>
+            <w:tcW w:w="6809" w:type="dxa"/>
+          </w:tcPr>
+          <w:p>
+            <w:pPr>
+              <w:ind w:left="0"/>
+              <w:rPr>
+                <w:sz w:val="28"/>
+                <w:szCs w:val="28"/>
+              </w:rPr>
+            </w:pPr>
+            <w:r>
+              <w:rPr>
+                <w:sz w:val="28"/>
+                <w:szCs w:val="28"/>
+              </w:rPr>
+              <w:t>Use case cho phép khách hàng tạo tài khoản mới.</w:t>
+            </w:r>
+          </w:p>
+        </w:tc>
+      </w:tr>
+      <w:tr>
+        <w:trPr>
+          <w:trHeight w:val="982"/>
+        </w:trPr>
+        <w:tc>
+          <w:tcPr>
+            <w:tcW w:w="2689" w:type="dxa"/>
+            <w:gridSpan w:val="2"/>
+          </w:tcPr>
+          <w:p>
+            <w:pPr>
+              <w:ind w:left="0"/>
+              <w:rPr>
+                <w:sz w:val="28"/>
+                <w:szCs w:val="28"/>
+              </w:rPr>
+            </w:pPr>
+            <w:r>
+              <w:rPr>
+                <w:sz w:val="28"/>
+                <w:szCs w:val="28"/>
+              </w:rPr>
+              <w:t>Tác nhân</w:t>
+            </w:r>
+          </w:p>
+        </w:tc>
+        <w:tc>
+          <w:tcPr>
+            <w:tcW w:w="6809" w:type="dxa"/>
+          </w:tcPr>
+          <w:p>
+            <w:pPr>
+              <w:ind w:left="0"/>
+              <w:rPr>
+                <w:sz w:val="28"/>
+                <w:szCs w:val="28"/>
+              </w:rPr>
+            </w:pPr>
+            <w:r>
+              <w:rPr>
+                <w:sz w:val="28"/>
+                <w:szCs w:val="28"/>
+              </w:rPr>
+              <w:t>Khách hàng</w:t>
+            </w:r>
+          </w:p>
+        </w:tc>
+      </w:tr>
+      <w:tr>
+        <w:trPr>
+          <w:trHeight w:val="672"/>
+        </w:trPr>
+        <w:tc>
+          <w:tcPr>
+            <w:tcW w:w="2689" w:type="dxa"/>
+            <w:gridSpan w:val="2"/>
+          </w:tcPr>
+          <w:p>
+            <w:pPr>
+              <w:ind w:left="0"/>
+              <w:rPr>
+                <w:sz w:val="28"/>
+                <w:szCs w:val="28"/>
+              </w:rPr>
+            </w:pPr>
+            <w:r>
+              <w:rPr>
+                <w:sz w:val="28"/>
+                <w:szCs w:val="28"/>
+              </w:rPr>
+              <w:t>Tiền điều kiện</w:t>
+            </w:r>
+          </w:p>
+        </w:tc>
+        <w:tc>
+          <w:tcPr>
+            <w:tcW w:w="6809" w:type="dxa"/>
+          </w:tcPr>
+          <w:p>
+            <w:pPr>
+              <w:ind w:left="0"/>
+              <w:rPr>
+                <w:sz w:val="28"/>
+                <w:szCs w:val="28"/>
+              </w:rPr>
+            </w:pPr>
+            <w:r>
+              <w:rPr>
+                <w:sz w:val="28"/>
+                <w:szCs w:val="28"/>
+              </w:rPr>
+              <w:t>Không có</w:t>
+            </w:r>
+          </w:p>
+        </w:tc>
+      </w:tr>
+      <w:tr>
+        <w:trPr>
+          <w:trHeight w:val="3898"/>
+        </w:trPr>
+        <w:tc>
+          <w:tcPr>
+            <w:tcW w:w="1271" w:type="dxa"/>
+            <w:vMerge w:val="restart"/>
+          </w:tcPr>
+          <w:p>
+            <w:pPr>
+              <w:ind w:left="0"/>
+              <w:rPr>
+                <w:sz w:val="28"/>
+                <w:szCs w:val="28"/>
+              </w:rPr>
+            </w:pPr>
+            <w:r>
+              <w:rPr>
+                <w:sz w:val="28"/>
+                <w:szCs w:val="28"/>
+              </w:rPr>
+              <w:t>Luồng sự kiện</w:t>
+            </w:r>
+          </w:p>
+        </w:tc>
+        <w:tc>
+          <w:tcPr>
+            <w:tcW w:w="1418" w:type="dxa"/>
+          </w:tcPr>
+          <w:p>
+            <w:pPr>
+              <w:ind w:left="0"/>
+              <w:textAlignment w:val="baseline"/>
+              <w:rPr>
+                <w:rFonts w:eastAsia="Times New Roman"/>
+                <w:color w:val="000000"/>
+                <w:sz w:val="28"/>
+                <w:szCs w:val="28"/>
+              </w:rPr>
+            </w:pPr>
+            <w:r>
+              <w:rPr>
+                <w:rFonts w:eastAsia="Times New Roman"/>
+                <w:color w:val="000000"/>
+                <w:sz w:val="28"/>
+                <w:szCs w:val="28"/>
+              </w:rPr>
+              <w:t>Luồng chính</w:t>
+            </w:r>
+          </w:p>
+        </w:tc>
+        <w:tc>
+          <w:tcPr>
+            <w:tcW w:w="6809" w:type="dxa"/>
+          </w:tcPr>
+          <w:p>
+            <w:pPr>
+              <w:ind w:left="0"/>
+              <w:rPr>
+                <w:sz w:val="28"/>
+                <w:szCs w:val="28"/>
+              </w:rPr>
+            </w:pPr>
+            <w:r>
+              <w:rPr>
+                <w:sz w:val="28"/>
+                <w:szCs w:val="28"/>
+              </w:rPr>
+              <w:t>• Use case bắt đầu khi khách hàng chọn chức năng Đăng ký.</w:t>
+            </w:r>
+            <w:r>
+              <w:rPr>
+                <w:sz w:val="28"/>
+                <w:szCs w:val="28"/>
+              </w:rPr>
+              <w:br/>
+              <w:t>• Hệ thống hiển thị form nhập thông tin đăng ký (tên, email, mật khẩu,...).</w:t>
+            </w:r>
+            <w:r>
+              <w:rPr>
+                <w:sz w:val="28"/>
+                <w:szCs w:val="28"/>
+              </w:rPr>
+              <w:br/>
+              <w:t>• Khách hàng nhập đầy đủ thông tin và nhấn nút 'Đăng ký'.</w:t>
+            </w:r>
+            <w:r>
+              <w:rPr>
+                <w:sz w:val="28"/>
+                <w:szCs w:val="28"/>
+              </w:rPr>
+              <w:br/>
+              <w:t>• Hệ thống kiểm tra hợp lệ thông tin (email chưa tồn tại, mật khẩu hợp lệ,...).</w:t>
+            </w:r>
+            <w:r>
+              <w:rPr>
+                <w:sz w:val="28"/>
+                <w:szCs w:val="28"/>
+              </w:rPr>
+              <w:br/>
+              <w:t>• Nếu hợp lệ, hệ thống lưu thông tin vào cơ sở dữ liệu và hiển thị thông báo thành công.</w:t>
+            </w:r>
+            <w:r>
+              <w:rPr>
+                <w:sz w:val="28"/>
+                <w:szCs w:val="28"/>
+              </w:rPr>
+              <w:br/>
+              <w:t>• Use case kết thúc.</w:t>
+            </w:r>
+          </w:p>
+        </w:tc>
+      </w:tr>
+      <w:tr>
+        <w:trPr>
+          <w:trHeight w:val="129"/>
+        </w:trPr>
+        <w:tc>
+          <w:tcPr>
+            <w:tcW w:w="1271" w:type="dxa"/>
+            <w:vMerge/>
+          </w:tcPr>
+          <w:p>
+            <w:pPr>
+              <w:ind w:left="0"/>
+              <w:rPr>
+                <w:sz w:val="28"/>
+                <w:szCs w:val="28"/>
+              </w:rPr>
+            </w:pPr>
+          </w:p>
+        </w:tc>
+        <w:tc>
+          <w:tcPr>
+            <w:tcW w:w="1418" w:type="dxa"/>
+          </w:tcPr>
+          <w:p>
+            <w:pPr>
+              <w:ind w:left="0"/>
+              <w:rPr>
+                <w:sz w:val="28"/>
+                <w:szCs w:val="28"/>
+              </w:rPr>
+            </w:pPr>
+            <w:r>
+              <w:rPr>
+                <w:sz w:val="28"/>
+                <w:szCs w:val="28"/>
+              </w:rPr>
+              <w:t>Luồng rẽ nhánh</w:t>
+            </w:r>
+          </w:p>
+        </w:tc>
+        <w:tc>
+          <w:tcPr>
+            <w:tcW w:w="6809" w:type="dxa"/>
+          </w:tcPr>
+          <w:p>
+            <w:pPr>
+              <w:ind w:left="0"/>
+              <w:rPr>
+                <w:sz w:val="28"/>
+                <w:szCs w:val="28"/>
+              </w:rPr>
+            </w:pPr>
+            <w:r>
+              <w:rPr>
+                <w:sz w:val="28"/>
+                <w:szCs w:val="28"/>
+              </w:rPr>
+              <w:t>• Nếu email đã tồn tại, hệ thống hiển thị thông báo lỗi và yêu cầu nhập lại.</w:t>
+            </w:r>
+            <w:r>
+              <w:rPr>
+                <w:sz w:val="28"/>
+                <w:szCs w:val="28"/>
+              </w:rPr>
+              <w:br/>
+              <w:t>• Nếu nhập thiếu thông tin bắt buộc, hệ thống yêu cầu bổ sung.</w:t>
+            </w:r>
+          </w:p>
+        </w:tc>
+      </w:tr>
+      <w:tr>
+        <w:trPr>
+          <w:trHeight w:val="982"/>
+        </w:trPr>
+        <w:tc>
+          <w:tcPr>
+            <w:tcW w:w="2689" w:type="dxa"/>
+            <w:gridSpan w:val="2"/>
+          </w:tcPr>
+          <w:p>
+            <w:pPr>
+              <w:ind w:left="0"/>
+              <w:rPr>
+                <w:sz w:val="28"/>
+                <w:szCs w:val="28"/>
+              </w:rPr>
+            </w:pPr>
+            <w:r>
+              <w:rPr>
+                <w:sz w:val="28"/>
+                <w:szCs w:val="28"/>
+              </w:rPr>
+              <w:t>Hậu điều kiện</w:t>
+            </w:r>
+          </w:p>
+        </w:tc>
+        <w:tc>
+          <w:tcPr>
+            <w:tcW w:w="6809" w:type="dxa"/>
+          </w:tcPr>
+          <w:p>
+            <w:pPr>
+              <w:ind w:left="0"/>
+              <w:rPr>
+                <w:sz w:val="28"/>
+                <w:szCs w:val="28"/>
+              </w:rPr>
+            </w:pPr>
+            <w:r>
+              <w:rPr>
+                <w:sz w:val="28"/>
+                <w:szCs w:val="28"/>
+              </w:rPr>
+              <w:t>Tài khoản người dùng mới được tạo trong hệ thống.</w:t>
+            </w:r>
+          </w:p>
+        </w:tc>
+      </w:tr>
+      <w:tr>
+        <w:trPr>
+          <w:trHeight w:val="684"/>
+        </w:trPr>
+        <w:tc>
+          <w:tcPr>
+            <w:tcW w:w="2689" w:type="dxa"/>
+            <w:gridSpan w:val="2"/>
+          </w:tcPr>
+          <w:p>
+            <w:pPr>
+              <w:ind w:left="0"/>
+              <w:rPr>
+                <w:sz w:val="28"/>
+                <w:szCs w:val="28"/>
+              </w:rPr>
+            </w:pPr>
+            <w:r>
+              <w:rPr>
+                <w:sz w:val="28"/>
+                <w:szCs w:val="28"/>
+              </w:rPr>
+              <w:t>Điểm mở rộng</w:t>
+            </w:r>
+          </w:p>
+        </w:tc>
+        <w:tc>
+          <w:tcPr>
+            <w:tcW w:w="6809" w:type="dxa"/>
+          </w:tcPr>
+          <w:p>
+            <w:pPr>
+              <w:ind w:left="0"/>
+              <w:rPr>
+                <w:sz w:val="28"/>
+                <w:szCs w:val="28"/>
+              </w:rPr>
+            </w:pPr>
+            <w:r>
+              <w:rPr>
+                <w:sz w:val="28"/>
+                <w:szCs w:val="28"/>
+              </w:rPr>
+              <w:t>Không</w:t>
+            </w:r>
+          </w:p>
+        </w:tc>
+      </w:tr>
+    </w:tbl>
+    <w:p>
+      <w:pPr>
+        <w:rPr>
+          <w:b/>
+          <w:bCs/>
+          <w:sz w:val="28"/>
+          <w:szCs w:val="28"/>
+        </w:rPr>
+      </w:pPr>
+    </w:p>
+    <w:p>
+      <w:pPr>
+        <w:rPr>
+          <w:b/>
+          <w:bCs/>
+          <w:i/>
+          <w:iCs/>
+          <w:sz w:val="28"/>
+          <w:szCs w:val="28"/>
+        </w:rPr>
+      </w:pPr>
+      <w:r>
+        <w:rPr>
+          <w:b/>
+          <w:bCs/>
+          <w:i/>
+          <w:iCs/>
+          <w:sz w:val="28"/>
+          <w:szCs w:val="28"/>
+        </w:rPr>
+        <w:t xml:space="preserve">2.2.2.Use case </w:t>
+      </w:r>
+      <w:r>
+        <w:rPr>
+          <w:b/>
+          <w:bCs/>
+          <w:i/>
+          <w:iCs/>
+          <w:sz w:val="28"/>
+          <w:szCs w:val="28"/>
+        </w:rPr>
+        <w:t>“</w:t>
+      </w:r>
+      <w:r>
+        <w:rPr>
+          <w:b/>
+          <w:bCs/>
+          <w:i/>
+          <w:iCs/>
+          <w:sz w:val="28"/>
+          <w:szCs w:val="28"/>
+        </w:rPr>
+        <w:t>Đăng nhập</w:t>
+      </w:r>
+      <w:r>
+        <w:rPr>
+          <w:b/>
+          <w:bCs/>
+          <w:i/>
+          <w:iCs/>
+          <w:sz w:val="28"/>
+          <w:szCs w:val="28"/>
+        </w:rPr>
+        <w:t>” của khách hàng</w:t>
+      </w:r>
+    </w:p>
+    <w:p>
+      <w:pPr>
+        <w:rPr>
+          <w:b/>
+          <w:bCs/>
+          <w:sz w:val="28"/>
+          <w:szCs w:val="28"/>
+        </w:rPr>
+      </w:pPr>
+    </w:p>
+    <w:p>
+      <w:pPr>
+        <w:rPr>
+          <w:b/>
+          <w:bCs/>
+          <w:sz w:val="28"/>
+          <w:szCs w:val="28"/>
+        </w:rPr>
+      </w:pPr>
+    </w:p>
+    <w:tbl>
+      <w:tblPr>
+        <w:tblStyle w:val="TableGrid"/>
+        <w:tblW w:w="9634" w:type="dxa"/>
+        <w:tblLook w:val="04A0" w:firstRow="1" w:lastRow="0" w:firstColumn="1" w:lastColumn="0" w:noHBand="0" w:noVBand="1"/>
+      </w:tblPr>
+      <w:tblGrid>
+        <w:gridCol w:w="1321"/>
+        <w:gridCol w:w="1226"/>
+        <w:gridCol w:w="7087"/>
+      </w:tblGrid>
+      <w:tr>
+        <w:trPr>
+          <w:trHeight w:val="507"/>
+        </w:trPr>
+        <w:tc>
+          <w:tcPr>
+            <w:tcW w:w="2547" w:type="dxa"/>
+            <w:gridSpan w:val="2"/>
+          </w:tcPr>
+          <w:p>
+            <w:pPr>
+              <w:ind w:left="0"/>
+              <w:rPr>
+                <w:sz w:val="28"/>
+                <w:szCs w:val="28"/>
+              </w:rPr>
+            </w:pPr>
+            <w:r>
+              <w:rPr>
+                <w:sz w:val="28"/>
+                <w:szCs w:val="28"/>
+              </w:rPr>
+              <w:lastRenderedPageBreak/>
+              <w:t>Mô tả</w:t>
+            </w:r>
+          </w:p>
+        </w:tc>
+        <w:tc>
+          <w:tcPr>
+            <w:tcW w:w="7087" w:type="dxa"/>
+          </w:tcPr>
+          <w:p>
+            <w:pPr>
+              <w:ind w:left="0"/>
+              <w:rPr>
+                <w:sz w:val="28"/>
+                <w:szCs w:val="28"/>
+              </w:rPr>
+            </w:pPr>
+            <w:r>
+              <w:rPr>
+                <w:sz w:val="28"/>
+                <w:szCs w:val="28"/>
+              </w:rPr>
+              <w:t>Use case cho phép khách hàng</w:t>
+            </w:r>
+            <w:r>
+              <w:rPr>
+                <w:sz w:val="28"/>
+                <w:szCs w:val="28"/>
+              </w:rPr>
+              <w:t xml:space="preserve"> đăng nhập vào hệ thống</w:t>
+            </w:r>
+          </w:p>
+        </w:tc>
+      </w:tr>
+      <w:tr>
+        <w:trPr>
+          <w:trHeight w:val="592"/>
+        </w:trPr>
+        <w:tc>
+          <w:tcPr>
+            <w:tcW w:w="2547" w:type="dxa"/>
+            <w:gridSpan w:val="2"/>
+          </w:tcPr>
+          <w:p>
+            <w:pPr>
+              <w:ind w:left="0"/>
+              <w:rPr>
+                <w:sz w:val="28"/>
+                <w:szCs w:val="28"/>
+              </w:rPr>
+            </w:pPr>
+            <w:r>
+              <w:rPr>
+                <w:sz w:val="28"/>
+                <w:szCs w:val="28"/>
+              </w:rPr>
+              <w:t>Tác nhân</w:t>
+            </w:r>
+          </w:p>
+        </w:tc>
+        <w:tc>
+          <w:tcPr>
+            <w:tcW w:w="7087" w:type="dxa"/>
+          </w:tcPr>
+          <w:p>
+            <w:pPr>
+              <w:ind w:left="0"/>
+              <w:rPr>
+                <w:sz w:val="28"/>
+                <w:szCs w:val="28"/>
+              </w:rPr>
+            </w:pPr>
+            <w:r>
+              <w:rPr>
+                <w:sz w:val="28"/>
+                <w:szCs w:val="28"/>
+              </w:rPr>
+              <w:t>Khách hàng</w:t>
+            </w:r>
+          </w:p>
+        </w:tc>
+      </w:tr>
+      <w:tr>
+        <w:trPr>
+          <w:trHeight w:val="701"/>
+        </w:trPr>
+        <w:tc>
+          <w:tcPr>
+            <w:tcW w:w="2547" w:type="dxa"/>
+            <w:gridSpan w:val="2"/>
+          </w:tcPr>
+          <w:p>
+            <w:pPr>
+              <w:ind w:left="0"/>
+              <w:rPr>
+                <w:sz w:val="28"/>
+                <w:szCs w:val="28"/>
+              </w:rPr>
+            </w:pPr>
+            <w:r>
+              <w:rPr>
+                <w:sz w:val="28"/>
+                <w:szCs w:val="28"/>
+              </w:rPr>
+              <w:t>Tiền điều kiện</w:t>
+            </w:r>
+          </w:p>
+        </w:tc>
+        <w:tc>
+          <w:tcPr>
+            <w:tcW w:w="7087" w:type="dxa"/>
+          </w:tcPr>
+          <w:p>
+            <w:pPr>
+              <w:ind w:left="0"/>
+              <w:rPr>
+                <w:sz w:val="28"/>
+                <w:szCs w:val="28"/>
+              </w:rPr>
+            </w:pPr>
+            <w:r>
+              <w:rPr>
+                <w:sz w:val="28"/>
+                <w:szCs w:val="28"/>
+              </w:rPr>
+              <w:t>Khách hàng đã có tài khoản hợp lệ trong hệ thống.</w:t>
+            </w:r>
+          </w:p>
+        </w:tc>
+      </w:tr>
+      <w:tr>
+        <w:trPr>
+          <w:trHeight w:val="3402"/>
+        </w:trPr>
+        <w:tc>
+          <w:tcPr>
+            <w:tcW w:w="0" w:type="auto"/>
+            <w:vMerge w:val="restart"/>
+          </w:tcPr>
+          <w:p>
+            <w:pPr>
+              <w:ind w:left="0"/>
+              <w:rPr>
+                <w:sz w:val="28"/>
+                <w:szCs w:val="28"/>
+              </w:rPr>
+            </w:pPr>
+            <w:r>
+              <w:rPr>
+                <w:sz w:val="28"/>
+                <w:szCs w:val="28"/>
+              </w:rPr>
+              <w:t>Luồng sự kiện</w:t>
+            </w:r>
+          </w:p>
+        </w:tc>
+        <w:tc>
+          <w:tcPr>
+            <w:tcW w:w="1226" w:type="dxa"/>
+          </w:tcPr>
+          <w:p>
+            <w:pPr>
+              <w:ind w:left="0"/>
+              <w:textAlignment w:val="baseline"/>
+              <w:rPr>
+                <w:rFonts w:eastAsia="Times New Roman"/>
+                <w:color w:val="000000"/>
+                <w:sz w:val="28"/>
+                <w:szCs w:val="28"/>
+              </w:rPr>
+            </w:pPr>
+            <w:r>
+              <w:rPr>
+                <w:rFonts w:eastAsia="Times New Roman"/>
+                <w:color w:val="000000"/>
+                <w:sz w:val="28"/>
+                <w:szCs w:val="28"/>
+              </w:rPr>
+              <w:t>Luồng chính</w:t>
+            </w:r>
+          </w:p>
+        </w:tc>
+        <w:tc>
+          <w:tcPr>
+            <w:tcW w:w="7087" w:type="dxa"/>
+          </w:tcPr>
+          <w:p>
+            <w:pPr>
+              <w:ind w:left="0"/>
+              <w:rPr>
+                <w:sz w:val="28"/>
+                <w:szCs w:val="28"/>
+              </w:rPr>
+            </w:pPr>
+            <w:r>
+              <w:rPr>
+                <w:sz w:val="28"/>
+                <w:szCs w:val="28"/>
+              </w:rPr>
+              <w:t>• Use case bắt đầu khi khách hàng chọn chức năng Đăng nhập.</w:t>
+            </w:r>
+            <w:r>
+              <w:rPr>
+                <w:sz w:val="28"/>
+                <w:szCs w:val="28"/>
+              </w:rPr>
+              <w:br/>
+              <w:t>• Hệ thống hiển thị giao diện nhập thông tin đăng nhập (tên tài khoản và mật khẩu).</w:t>
+            </w:r>
+            <w:r>
+              <w:rPr>
+                <w:sz w:val="28"/>
+                <w:szCs w:val="28"/>
+              </w:rPr>
+              <w:br/>
+              <w:t>• Khách hàng nhập thông tin và nhấn nút 'Đăng nhập'.</w:t>
+            </w:r>
+            <w:r>
+              <w:rPr>
+                <w:sz w:val="28"/>
+                <w:szCs w:val="28"/>
+              </w:rPr>
+              <w:br/>
+              <w:t>• Hệ thống kiểm tra tính hợp lệ của tài khoản và mật khẩu.</w:t>
+            </w:r>
+            <w:r>
+              <w:rPr>
+                <w:sz w:val="28"/>
+                <w:szCs w:val="28"/>
+              </w:rPr>
+              <w:br/>
+              <w:t>• Nếu đúng, hệ thống cho phép truy cập và chuyển đến trang chủ.</w:t>
+            </w:r>
+            <w:r>
+              <w:rPr>
+                <w:sz w:val="28"/>
+                <w:szCs w:val="28"/>
+              </w:rPr>
+              <w:br/>
+              <w:t>• Use case kết thúc.</w:t>
+            </w:r>
+          </w:p>
+        </w:tc>
+      </w:tr>
+      <w:tr>
+        <w:trPr>
+          <w:trHeight w:val="134"/>
+        </w:trPr>
+        <w:tc>
+          <w:tcPr>
+            <w:tcW w:w="0" w:type="auto"/>
+            <w:vMerge/>
+          </w:tcPr>
+          <w:p>
+            <w:pPr>
+              <w:ind w:left="0"/>
+              <w:rPr>
+                <w:sz w:val="28"/>
+                <w:szCs w:val="28"/>
+              </w:rPr>
+            </w:pPr>
+          </w:p>
+        </w:tc>
+        <w:tc>
+          <w:tcPr>
+            <w:tcW w:w="1226" w:type="dxa"/>
+          </w:tcPr>
+          <w:p>
+            <w:pPr>
+              <w:ind w:left="0"/>
+              <w:rPr>
+                <w:sz w:val="28"/>
+                <w:szCs w:val="28"/>
+              </w:rPr>
+            </w:pPr>
+            <w:r>
+              <w:rPr>
+                <w:sz w:val="28"/>
+                <w:szCs w:val="28"/>
+              </w:rPr>
+              <w:t>Luồng rẽ nhánh</w:t>
+            </w:r>
+          </w:p>
+        </w:tc>
+        <w:tc>
+          <w:tcPr>
+            <w:tcW w:w="7087" w:type="dxa"/>
+          </w:tcPr>
+          <w:p>
+            <w:pPr>
+              <w:ind w:left="0"/>
+              <w:rPr>
+                <w:sz w:val="28"/>
+                <w:szCs w:val="28"/>
+              </w:rPr>
+            </w:pPr>
+            <w:r>
+              <w:rPr>
+                <w:sz w:val="28"/>
+                <w:szCs w:val="28"/>
+              </w:rPr>
+              <w:t>• Nếu sai thông tin đăng nhập, hệ thống hiển thị thông báo lỗi.</w:t>
+            </w:r>
+            <w:r>
+              <w:rPr>
+                <w:sz w:val="28"/>
+                <w:szCs w:val="28"/>
+              </w:rPr>
+              <w:br/>
+              <w:t>• Nếu tài khoản bị khóa, hệ thống hiển thị thông báo không thể đăng nhập.</w:t>
+            </w:r>
+          </w:p>
+        </w:tc>
+      </w:tr>
+      <w:tr>
+        <w:trPr>
+          <w:trHeight w:val="570"/>
+        </w:trPr>
+        <w:tc>
+          <w:tcPr>
+            <w:tcW w:w="2547" w:type="dxa"/>
+            <w:gridSpan w:val="2"/>
+          </w:tcPr>
+          <w:p>
+            <w:pPr>
+              <w:ind w:left="0"/>
+              <w:rPr>
+                <w:sz w:val="28"/>
+                <w:szCs w:val="28"/>
+              </w:rPr>
+            </w:pPr>
+            <w:r>
+              <w:rPr>
+                <w:sz w:val="28"/>
+                <w:szCs w:val="28"/>
+              </w:rPr>
+              <w:t>Hậu điều kiện</w:t>
+            </w:r>
+          </w:p>
+        </w:tc>
+        <w:tc>
+          <w:tcPr>
+            <w:tcW w:w="7087" w:type="dxa"/>
+          </w:tcPr>
+          <w:p>
+            <w:pPr>
+              <w:ind w:left="0"/>
+              <w:rPr>
+                <w:sz w:val="28"/>
+                <w:szCs w:val="28"/>
+              </w:rPr>
+            </w:pPr>
+            <w:r>
+              <w:rPr>
+                <w:sz w:val="28"/>
+                <w:szCs w:val="28"/>
+              </w:rPr>
+              <w:t>Không</w:t>
+            </w:r>
+          </w:p>
+        </w:tc>
+      </w:tr>
+      <w:tr>
+        <w:trPr>
+          <w:trHeight w:val="54"/>
+        </w:trPr>
+        <w:tc>
+          <w:tcPr>
+            <w:tcW w:w="2547" w:type="dxa"/>
+            <w:gridSpan w:val="2"/>
+          </w:tcPr>
+          <w:p>
+            <w:pPr>
+              <w:ind w:left="0"/>
+              <w:rPr>
+                <w:sz w:val="28"/>
+                <w:szCs w:val="28"/>
+              </w:rPr>
+            </w:pPr>
+            <w:r>
+              <w:rPr>
+                <w:sz w:val="28"/>
+                <w:szCs w:val="28"/>
+              </w:rPr>
+              <w:t>Điểm mở rộng</w:t>
+            </w:r>
+          </w:p>
+        </w:tc>
+        <w:tc>
+          <w:tcPr>
+            <w:tcW w:w="7087" w:type="dxa"/>
+          </w:tcPr>
+          <w:p>
+            <w:pPr>
+              <w:ind w:left="0"/>
+              <w:rPr>
+                <w:sz w:val="28"/>
+                <w:szCs w:val="28"/>
+              </w:rPr>
+            </w:pPr>
+            <w:r>
+              <w:rPr>
+                <w:sz w:val="28"/>
+                <w:szCs w:val="28"/>
+              </w:rPr>
+              <w:t>Không</w:t>
+            </w:r>
+          </w:p>
+        </w:tc>
+      </w:tr>
+    </w:tbl>
+    <w:p>
+      <w:pPr>
+        <w:rPr>
+          <w:b/>
+          <w:bCs/>
+          <w:sz w:val="28"/>
+          <w:szCs w:val="28"/>
+        </w:rPr>
+      </w:pPr>
+    </w:p>
+    <w:p>
+      <w:pPr>
+        <w:pStyle w:val="NormalWeb"/>
+        <w:rPr>
           <w:sz w:val="28"/>
           <w:szCs w:val="28"/>
         </w:rPr>
@@ -19780,7 +21168,7 @@
       </w:pPr>
     </w:p>
     <w:sectPr>
-      <w:headerReference w:type="first" r:id="rId13"/>
+      <w:headerReference w:type="first" r:id="rId14"/>
       <w:pgSz w:w="12240" w:h="15840"/>
       <w:pgMar w:top="1440" w:right="1134" w:bottom="1440" w:left="1701" w:header="720" w:footer="720" w:gutter="0"/>
       <w:pgNumType w:start="1"/>
@@ -21714,6 +23102,119 @@
     </w:lvl>
   </w:abstractNum>
   <w:abstractNum w:abstractNumId="15" w15:restartNumberingAfterBreak="0">
+    <w:nsid w:val="096A5CBD"/>
+    <w:multiLevelType w:val="hybridMultilevel"/>
+    <w:tmpl w:val="B5203DF8"/>
+    <w:lvl w:ilvl="0" w:tplc="04090001">
+      <w:start w:val="1"/>
+      <w:numFmt w:val="bullet"/>
+      <w:lvlText w:val=""/>
+      <w:lvlJc w:val="left"/>
+      <w:pPr>
+        <w:ind w:left="1069" w:hanging="360"/>
+      </w:pPr>
+      <w:rPr>
+        <w:rFonts w:ascii="Symbol" w:hAnsi="Symbol" w:hint="default"/>
+      </w:rPr>
+    </w:lvl>
+    <w:lvl w:ilvl="1" w:tplc="FFFFFFFF" w:tentative="1">
+      <w:start w:val="1"/>
+      <w:numFmt w:val="bullet"/>
+      <w:lvlText w:val="o"/>
+      <w:lvlJc w:val="left"/>
+      <w:pPr>
+        <w:ind w:left="1789" w:hanging="360"/>
+      </w:pPr>
+      <w:rPr>
+        <w:rFonts w:ascii="Courier New" w:hAnsi="Courier New" w:cs="Courier New" w:hint="default"/>
+      </w:rPr>
+    </w:lvl>
+    <w:lvl w:ilvl="2" w:tplc="FFFFFFFF" w:tentative="1">
+      <w:start w:val="1"/>
+      <w:numFmt w:val="bullet"/>
+      <w:lvlText w:val=""/>
+      <w:lvlJc w:val="left"/>
+      <w:pPr>
+        <w:ind w:left="2509" w:hanging="360"/>
+      </w:pPr>
+      <w:rPr>
+        <w:rFonts w:ascii="Wingdings" w:hAnsi="Wingdings" w:hint="default"/>
+      </w:rPr>
+    </w:lvl>
+    <w:lvl w:ilvl="3" w:tplc="FFFFFFFF" w:tentative="1">
+      <w:start w:val="1"/>
+      <w:numFmt w:val="bullet"/>
+      <w:lvlText w:val=""/>
+      <w:lvlJc w:val="left"/>
+      <w:pPr>
+        <w:ind w:left="3229" w:hanging="360"/>
+      </w:pPr>
+      <w:rPr>
+        <w:rFonts w:ascii="Symbol" w:hAnsi="Symbol" w:hint="default"/>
+      </w:rPr>
+    </w:lvl>
+    <w:lvl w:ilvl="4" w:tplc="FFFFFFFF" w:tentative="1">
+      <w:start w:val="1"/>
+      <w:numFmt w:val="bullet"/>
+      <w:lvlText w:val="o"/>
+      <w:lvlJc w:val="left"/>
+      <w:pPr>
+        <w:ind w:left="3949" w:hanging="360"/>
+      </w:pPr>
+      <w:rPr>
+        <w:rFonts w:ascii="Courier New" w:hAnsi="Courier New" w:cs="Courier New" w:hint="default"/>
+      </w:rPr>
+    </w:lvl>
+    <w:lvl w:ilvl="5" w:tplc="FFFFFFFF" w:tentative="1">
+      <w:start w:val="1"/>
+      <w:numFmt w:val="bullet"/>
+      <w:lvlText w:val=""/>
+      <w:lvlJc w:val="left"/>
+      <w:pPr>
+        <w:ind w:left="4669" w:hanging="360"/>
+      </w:pPr>
+      <w:rPr>
+        <w:rFonts w:ascii="Wingdings" w:hAnsi="Wingdings" w:hint="default"/>
+      </w:rPr>
+    </w:lvl>
+    <w:lvl w:ilvl="6" w:tplc="FFFFFFFF" w:tentative="1">
+      <w:start w:val="1"/>
+      <w:numFmt w:val="bullet"/>
+      <w:lvlText w:val=""/>
+      <w:lvlJc w:val="left"/>
+      <w:pPr>
+        <w:ind w:left="5389" w:hanging="360"/>
+      </w:pPr>
+      <w:rPr>
+        <w:rFonts w:ascii="Symbol" w:hAnsi="Symbol" w:hint="default"/>
+      </w:rPr>
+    </w:lvl>
+    <w:lvl w:ilvl="7" w:tplc="FFFFFFFF" w:tentative="1">
+      <w:start w:val="1"/>
+      <w:numFmt w:val="bullet"/>
+      <w:lvlText w:val="o"/>
+      <w:lvlJc w:val="left"/>
+      <w:pPr>
+        <w:ind w:left="6109" w:hanging="360"/>
+      </w:pPr>
+      <w:rPr>
+        <w:rFonts w:ascii="Courier New" w:hAnsi="Courier New" w:cs="Courier New" w:hint="default"/>
+      </w:rPr>
+    </w:lvl>
+    <w:lvl w:ilvl="8" w:tplc="FFFFFFFF" w:tentative="1">
+      <w:start w:val="1"/>
+      <w:numFmt w:val="bullet"/>
+      <w:lvlText w:val=""/>
+      <w:lvlJc w:val="left"/>
+      <w:pPr>
+        <w:ind w:left="6829" w:hanging="360"/>
+      </w:pPr>
+      <w:rPr>
+        <w:rFonts w:ascii="Wingdings" w:hAnsi="Wingdings" w:hint="default"/>
+      </w:rPr>
+    </w:lvl>
+  </w:abstractNum>
+  <w:abstractNum w:abstractNumId="16" w15:restartNumberingAfterBreak="0">
     <w:nsid w:val="09A24E8E"/>
     <w:multiLevelType w:val="multilevel"/>
     <w:tmpl w:val="BBE82B8A"/>
@@ -21858,7 +23359,7 @@
       </w:rPr>
     </w:lvl>
   </w:abstractNum>
-  <w:abstractNum w:abstractNumId="16" w15:restartNumberingAfterBreak="0">
+  <w:abstractNum w:abstractNumId="17" w15:restartNumberingAfterBreak="0">
     <w:nsid w:val="0B916E3A"/>
     <w:multiLevelType w:val="multilevel"/>
     <w:tmpl w:val="D3E6C986"/>
@@ -22007,7 +23508,7 @@
       </w:rPr>
     </w:lvl>
   </w:abstractNum>
-  <w:abstractNum w:abstractNumId="17" w15:restartNumberingAfterBreak="0">
+  <w:abstractNum w:abstractNumId="18" w15:restartNumberingAfterBreak="0">
     <w:nsid w:val="0B986B35"/>
     <w:multiLevelType w:val="multilevel"/>
     <w:tmpl w:val="AD6ECEF6"/>
@@ -22156,7 +23657,7 @@
       </w:rPr>
     </w:lvl>
   </w:abstractNum>
-  <w:abstractNum w:abstractNumId="18" w15:restartNumberingAfterBreak="0">
+  <w:abstractNum w:abstractNumId="19" w15:restartNumberingAfterBreak="0">
     <w:nsid w:val="0E12021C"/>
     <w:multiLevelType w:val="hybridMultilevel"/>
     <w:tmpl w:val="3FF04972"/>
@@ -22269,7 +23770,7 @@
       </w:rPr>
     </w:lvl>
   </w:abstractNum>
-  <w:abstractNum w:abstractNumId="19" w15:restartNumberingAfterBreak="0">
+  <w:abstractNum w:abstractNumId="20" w15:restartNumberingAfterBreak="0">
     <w:nsid w:val="0E8712CE"/>
     <w:multiLevelType w:val="multilevel"/>
     <w:tmpl w:val="4C3E6632"/>
@@ -22418,7 +23919,7 @@
       </w:rPr>
     </w:lvl>
   </w:abstractNum>
-  <w:abstractNum w:abstractNumId="20" w15:restartNumberingAfterBreak="0">
+  <w:abstractNum w:abstractNumId="21" w15:restartNumberingAfterBreak="0">
     <w:nsid w:val="10CA439D"/>
     <w:multiLevelType w:val="hybridMultilevel"/>
     <w:tmpl w:val="ECAC4832"/>
@@ -22530,7 +24031,7 @@
       </w:rPr>
     </w:lvl>
   </w:abstractNum>
-  <w:abstractNum w:abstractNumId="21" w15:restartNumberingAfterBreak="0">
+  <w:abstractNum w:abstractNumId="22" w15:restartNumberingAfterBreak="0">
     <w:nsid w:val="12905AA7"/>
     <w:multiLevelType w:val="multilevel"/>
     <w:tmpl w:val="13A4E9F4"/>
@@ -22643,7 +24144,7 @@
       </w:rPr>
     </w:lvl>
   </w:abstractNum>
-  <w:abstractNum w:abstractNumId="22" w15:restartNumberingAfterBreak="0">
+  <w:abstractNum w:abstractNumId="23" w15:restartNumberingAfterBreak="0">
     <w:nsid w:val="143D21F7"/>
     <w:multiLevelType w:val="hybridMultilevel"/>
     <w:tmpl w:val="93EC52FC"/>
@@ -22756,7 +24257,7 @@
       </w:rPr>
     </w:lvl>
   </w:abstractNum>
-  <w:abstractNum w:abstractNumId="23" w15:restartNumberingAfterBreak="0">
+  <w:abstractNum w:abstractNumId="24" w15:restartNumberingAfterBreak="0">
     <w:nsid w:val="16AA1F1B"/>
     <w:multiLevelType w:val="hybridMultilevel"/>
     <w:tmpl w:val="EF926148"/>
@@ -22869,7 +24370,120 @@
       </w:rPr>
     </w:lvl>
   </w:abstractNum>
-  <w:abstractNum w:abstractNumId="24" w15:restartNumberingAfterBreak="0">
+  <w:abstractNum w:abstractNumId="25" w15:restartNumberingAfterBreak="0">
+    <w:nsid w:val="16F03B24"/>
+    <w:multiLevelType w:val="hybridMultilevel"/>
+    <w:tmpl w:val="0C5C7F84"/>
+    <w:lvl w:ilvl="0" w:tplc="04090001">
+      <w:start w:val="1"/>
+      <w:numFmt w:val="bullet"/>
+      <w:lvlText w:val=""/>
+      <w:lvlJc w:val="left"/>
+      <w:pPr>
+        <w:ind w:left="1150" w:hanging="360"/>
+      </w:pPr>
+      <w:rPr>
+        <w:rFonts w:ascii="Symbol" w:hAnsi="Symbol" w:hint="default"/>
+      </w:rPr>
+    </w:lvl>
+    <w:lvl w:ilvl="1" w:tplc="04090003" w:tentative="1">
+      <w:start w:val="1"/>
+      <w:numFmt w:val="bullet"/>
+      <w:lvlText w:val="o"/>
+      <w:lvlJc w:val="left"/>
+      <w:pPr>
+        <w:ind w:left="1870" w:hanging="360"/>
+      </w:pPr>
+      <w:rPr>
+        <w:rFonts w:ascii="Courier New" w:hAnsi="Courier New" w:cs="Courier New" w:hint="default"/>
+      </w:rPr>
+    </w:lvl>
+    <w:lvl w:ilvl="2" w:tplc="04090005" w:tentative="1">
+      <w:start w:val="1"/>
+      <w:numFmt w:val="bullet"/>
+      <w:lvlText w:val=""/>
+      <w:lvlJc w:val="left"/>
+      <w:pPr>
+        <w:ind w:left="2590" w:hanging="360"/>
+      </w:pPr>
+      <w:rPr>
+        <w:rFonts w:ascii="Wingdings" w:hAnsi="Wingdings" w:hint="default"/>
+      </w:rPr>
+    </w:lvl>
+    <w:lvl w:ilvl="3" w:tplc="04090001" w:tentative="1">
+      <w:start w:val="1"/>
+      <w:numFmt w:val="bullet"/>
+      <w:lvlText w:val=""/>
+      <w:lvlJc w:val="left"/>
+      <w:pPr>
+        <w:ind w:left="3310" w:hanging="360"/>
+      </w:pPr>
+      <w:rPr>
+        <w:rFonts w:ascii="Symbol" w:hAnsi="Symbol" w:hint="default"/>
+      </w:rPr>
+    </w:lvl>
+    <w:lvl w:ilvl="4" w:tplc="04090003" w:tentative="1">
+      <w:start w:val="1"/>
+      <w:numFmt w:val="bullet"/>
+      <w:lvlText w:val="o"/>
+      <w:lvlJc w:val="left"/>
+      <w:pPr>
+        <w:ind w:left="4030" w:hanging="360"/>
+      </w:pPr>
+      <w:rPr>
+        <w:rFonts w:ascii="Courier New" w:hAnsi="Courier New" w:cs="Courier New" w:hint="default"/>
+      </w:rPr>
+    </w:lvl>
+    <w:lvl w:ilvl="5" w:tplc="04090005" w:tentative="1">
+      <w:start w:val="1"/>
+      <w:numFmt w:val="bullet"/>
+      <w:lvlText w:val=""/>
+      <w:lvlJc w:val="left"/>
+      <w:pPr>
+        <w:ind w:left="4750" w:hanging="360"/>
+      </w:pPr>
+      <w:rPr>
+        <w:rFonts w:ascii="Wingdings" w:hAnsi="Wingdings" w:hint="default"/>
+      </w:rPr>
+    </w:lvl>
+    <w:lvl w:ilvl="6" w:tplc="04090001" w:tentative="1">
+      <w:start w:val="1"/>
+      <w:numFmt w:val="bullet"/>
+      <w:lvlText w:val=""/>
+      <w:lvlJc w:val="left"/>
+      <w:pPr>
+        <w:ind w:left="5470" w:hanging="360"/>
+      </w:pPr>
+      <w:rPr>
+        <w:rFonts w:ascii="Symbol" w:hAnsi="Symbol" w:hint="default"/>
+      </w:rPr>
+    </w:lvl>
+    <w:lvl w:ilvl="7" w:tplc="04090003" w:tentative="1">
+      <w:start w:val="1"/>
+      <w:numFmt w:val="bullet"/>
+      <w:lvlText w:val="o"/>
+      <w:lvlJc w:val="left"/>
+      <w:pPr>
+        <w:ind w:left="6190" w:hanging="360"/>
+      </w:pPr>
+      <w:rPr>
+        <w:rFonts w:ascii="Courier New" w:hAnsi="Courier New" w:cs="Courier New" w:hint="default"/>
+      </w:rPr>
+    </w:lvl>
+    <w:lvl w:ilvl="8" w:tplc="04090005" w:tentative="1">
+      <w:start w:val="1"/>
+      <w:numFmt w:val="bullet"/>
+      <w:lvlText w:val=""/>
+      <w:lvlJc w:val="left"/>
+      <w:pPr>
+        <w:ind w:left="6910" w:hanging="360"/>
+      </w:pPr>
+      <w:rPr>
+        <w:rFonts w:ascii="Wingdings" w:hAnsi="Wingdings" w:hint="default"/>
+      </w:rPr>
+    </w:lvl>
+  </w:abstractNum>
+  <w:abstractNum w:abstractNumId="26" w15:restartNumberingAfterBreak="0">
     <w:nsid w:val="1983628F"/>
     <w:multiLevelType w:val="hybridMultilevel"/>
     <w:tmpl w:val="B986CAD4"/>
@@ -22982,7 +24596,7 @@
       </w:rPr>
     </w:lvl>
   </w:abstractNum>
-  <w:abstractNum w:abstractNumId="25" w15:restartNumberingAfterBreak="0">
+  <w:abstractNum w:abstractNumId="27" w15:restartNumberingAfterBreak="0">
     <w:nsid w:val="1F08278E"/>
     <w:multiLevelType w:val="hybridMultilevel"/>
     <w:tmpl w:val="A706FA28"/>
@@ -23095,7 +24709,7 @@
       </w:rPr>
     </w:lvl>
   </w:abstractNum>
-  <w:abstractNum w:abstractNumId="26" w15:restartNumberingAfterBreak="0">
+  <w:abstractNum w:abstractNumId="28" w15:restartNumberingAfterBreak="0">
     <w:nsid w:val="20301543"/>
     <w:multiLevelType w:val="hybridMultilevel"/>
     <w:tmpl w:val="82A09E62"/>
@@ -23208,7 +24822,7 @@
       </w:rPr>
     </w:lvl>
   </w:abstractNum>
-  <w:abstractNum w:abstractNumId="27" w15:restartNumberingAfterBreak="0">
+  <w:abstractNum w:abstractNumId="29" w15:restartNumberingAfterBreak="0">
     <w:nsid w:val="20800125"/>
     <w:multiLevelType w:val="hybridMultilevel"/>
     <w:tmpl w:val="35EE3832"/>
@@ -23321,7 +24935,120 @@
       </w:rPr>
     </w:lvl>
   </w:abstractNum>
-  <w:abstractNum w:abstractNumId="28" w15:restartNumberingAfterBreak="0">
+  <w:abstractNum w:abstractNumId="30" w15:restartNumberingAfterBreak="0">
+    <w:nsid w:val="20DC46CA"/>
+    <w:multiLevelType w:val="hybridMultilevel"/>
+    <w:tmpl w:val="6A5E0160"/>
+    <w:lvl w:ilvl="0" w:tplc="04090001">
+      <w:start w:val="1"/>
+      <w:numFmt w:val="bullet"/>
+      <w:lvlText w:val=""/>
+      <w:lvlJc w:val="left"/>
+      <w:pPr>
+        <w:ind w:left="1069" w:hanging="360"/>
+      </w:pPr>
+      <w:rPr>
+        <w:rFonts w:ascii="Symbol" w:hAnsi="Symbol" w:hint="default"/>
+      </w:rPr>
+    </w:lvl>
+    <w:lvl w:ilvl="1" w:tplc="FFFFFFFF" w:tentative="1">
+      <w:start w:val="1"/>
+      <w:numFmt w:val="bullet"/>
+      <w:lvlText w:val="o"/>
+      <w:lvlJc w:val="left"/>
+      <w:pPr>
+        <w:ind w:left="1789" w:hanging="360"/>
+      </w:pPr>
+      <w:rPr>
+        <w:rFonts w:ascii="Courier New" w:hAnsi="Courier New" w:cs="Courier New" w:hint="default"/>
+      </w:rPr>
+    </w:lvl>
+    <w:lvl w:ilvl="2" w:tplc="FFFFFFFF" w:tentative="1">
+      <w:start w:val="1"/>
+      <w:numFmt w:val="bullet"/>
+      <w:lvlText w:val=""/>
+      <w:lvlJc w:val="left"/>
+      <w:pPr>
+        <w:ind w:left="2509" w:hanging="360"/>
+      </w:pPr>
+      <w:rPr>
+        <w:rFonts w:ascii="Wingdings" w:hAnsi="Wingdings" w:hint="default"/>
+      </w:rPr>
+    </w:lvl>
+    <w:lvl w:ilvl="3" w:tplc="FFFFFFFF" w:tentative="1">
+      <w:start w:val="1"/>
+      <w:numFmt w:val="bullet"/>
+      <w:lvlText w:val=""/>
+      <w:lvlJc w:val="left"/>
+      <w:pPr>
+        <w:ind w:left="3229" w:hanging="360"/>
+      </w:pPr>
+      <w:rPr>
+        <w:rFonts w:ascii="Symbol" w:hAnsi="Symbol" w:hint="default"/>
+      </w:rPr>
+    </w:lvl>
+    <w:lvl w:ilvl="4" w:tplc="FFFFFFFF" w:tentative="1">
+      <w:start w:val="1"/>
+      <w:numFmt w:val="bullet"/>
+      <w:lvlText w:val="o"/>
+      <w:lvlJc w:val="left"/>
+      <w:pPr>
+        <w:ind w:left="3949" w:hanging="360"/>
+      </w:pPr>
+      <w:rPr>
+        <w:rFonts w:ascii="Courier New" w:hAnsi="Courier New" w:cs="Courier New" w:hint="default"/>
+      </w:rPr>
+    </w:lvl>
+    <w:lvl w:ilvl="5" w:tplc="FFFFFFFF" w:tentative="1">
+      <w:start w:val="1"/>
+      <w:numFmt w:val="bullet"/>
+      <w:lvlText w:val=""/>
+      <w:lvlJc w:val="left"/>
+      <w:pPr>
+        <w:ind w:left="4669" w:hanging="360"/>
+      </w:pPr>
+      <w:rPr>
+        <w:rFonts w:ascii="Wingdings" w:hAnsi="Wingdings" w:hint="default"/>
+      </w:rPr>
+    </w:lvl>
+    <w:lvl w:ilvl="6" w:tplc="FFFFFFFF" w:tentative="1">
+      <w:start w:val="1"/>
+      <w:numFmt w:val="bullet"/>
+      <w:lvlText w:val=""/>
+      <w:lvlJc w:val="left"/>
+      <w:pPr>
+        <w:ind w:left="5389" w:hanging="360"/>
+      </w:pPr>
+      <w:rPr>
+        <w:rFonts w:ascii="Symbol" w:hAnsi="Symbol" w:hint="default"/>
+      </w:rPr>
+    </w:lvl>
+    <w:lvl w:ilvl="7" w:tplc="FFFFFFFF" w:tentative="1">
+      <w:start w:val="1"/>
+      <w:numFmt w:val="bullet"/>
+      <w:lvlText w:val="o"/>
+      <w:lvlJc w:val="left"/>
+      <w:pPr>
+        <w:ind w:left="6109" w:hanging="360"/>
+      </w:pPr>
+      <w:rPr>
+        <w:rFonts w:ascii="Courier New" w:hAnsi="Courier New" w:cs="Courier New" w:hint="default"/>
+      </w:rPr>
+    </w:lvl>
+    <w:lvl w:ilvl="8" w:tplc="FFFFFFFF" w:tentative="1">
+      <w:start w:val="1"/>
+      <w:numFmt w:val="bullet"/>
+      <w:lvlText w:val=""/>
+      <w:lvlJc w:val="left"/>
+      <w:pPr>
+        <w:ind w:left="6829" w:hanging="360"/>
+      </w:pPr>
+      <w:rPr>
+        <w:rFonts w:ascii="Wingdings" w:hAnsi="Wingdings" w:hint="default"/>
+      </w:rPr>
+    </w:lvl>
+  </w:abstractNum>
+  <w:abstractNum w:abstractNumId="31" w15:restartNumberingAfterBreak="0">
     <w:nsid w:val="21074F11"/>
     <w:multiLevelType w:val="hybridMultilevel"/>
     <w:tmpl w:val="10FE65B2"/>
@@ -23434,7 +25161,7 @@
       </w:rPr>
     </w:lvl>
   </w:abstractNum>
-  <w:abstractNum w:abstractNumId="29" w15:restartNumberingAfterBreak="0">
+  <w:abstractNum w:abstractNumId="32" w15:restartNumberingAfterBreak="0">
     <w:nsid w:val="210D2FF1"/>
     <w:multiLevelType w:val="hybridMultilevel"/>
     <w:tmpl w:val="5FB4D990"/>
@@ -23547,7 +25274,7 @@
       </w:rPr>
     </w:lvl>
   </w:abstractNum>
-  <w:abstractNum w:abstractNumId="30" w15:restartNumberingAfterBreak="0">
+  <w:abstractNum w:abstractNumId="33" w15:restartNumberingAfterBreak="0">
     <w:nsid w:val="221D614A"/>
     <w:multiLevelType w:val="multilevel"/>
     <w:tmpl w:val="3746CC8E"/>
@@ -23696,7 +25423,7 @@
       </w:rPr>
     </w:lvl>
   </w:abstractNum>
-  <w:abstractNum w:abstractNumId="31" w15:restartNumberingAfterBreak="0">
+  <w:abstractNum w:abstractNumId="34" w15:restartNumberingAfterBreak="0">
     <w:nsid w:val="231348EC"/>
     <w:multiLevelType w:val="multilevel"/>
     <w:tmpl w:val="A51CA8DE"/>
@@ -23809,7 +25536,7 @@
       </w:pPr>
     </w:lvl>
   </w:abstractNum>
-  <w:abstractNum w:abstractNumId="32" w15:restartNumberingAfterBreak="0">
+  <w:abstractNum w:abstractNumId="35" w15:restartNumberingAfterBreak="0">
     <w:nsid w:val="239B2F0A"/>
     <w:multiLevelType w:val="hybridMultilevel"/>
     <w:tmpl w:val="5E1CF70E"/>
@@ -23922,7 +25649,7 @@
       </w:rPr>
     </w:lvl>
   </w:abstractNum>
-  <w:abstractNum w:abstractNumId="33" w15:restartNumberingAfterBreak="0">
+  <w:abstractNum w:abstractNumId="36" w15:restartNumberingAfterBreak="0">
     <w:nsid w:val="25863EF4"/>
     <w:multiLevelType w:val="hybridMultilevel"/>
     <w:tmpl w:val="AE94E826"/>
@@ -24035,7 +25762,7 @@
       </w:rPr>
     </w:lvl>
   </w:abstractNum>
-  <w:abstractNum w:abstractNumId="34" w15:restartNumberingAfterBreak="0">
+  <w:abstractNum w:abstractNumId="37" w15:restartNumberingAfterBreak="0">
     <w:nsid w:val="27785604"/>
     <w:multiLevelType w:val="hybridMultilevel"/>
     <w:tmpl w:val="2396A23E"/>
@@ -24148,7 +25875,7 @@
       </w:rPr>
     </w:lvl>
   </w:abstractNum>
-  <w:abstractNum w:abstractNumId="35" w15:restartNumberingAfterBreak="0">
+  <w:abstractNum w:abstractNumId="38" w15:restartNumberingAfterBreak="0">
     <w:nsid w:val="283F3D35"/>
     <w:multiLevelType w:val="hybridMultilevel"/>
     <w:tmpl w:val="92181404"/>
@@ -24261,7 +25988,7 @@
       </w:rPr>
     </w:lvl>
   </w:abstractNum>
-  <w:abstractNum w:abstractNumId="36" w15:restartNumberingAfterBreak="0">
+  <w:abstractNum w:abstractNumId="39" w15:restartNumberingAfterBreak="0">
     <w:nsid w:val="28D65FAB"/>
     <w:multiLevelType w:val="multilevel"/>
     <w:tmpl w:val="F1120002"/>
@@ -24406,7 +26133,7 @@
       </w:rPr>
     </w:lvl>
   </w:abstractNum>
-  <w:abstractNum w:abstractNumId="37" w15:restartNumberingAfterBreak="0">
+  <w:abstractNum w:abstractNumId="40" w15:restartNumberingAfterBreak="0">
     <w:nsid w:val="29195D7E"/>
     <w:multiLevelType w:val="multilevel"/>
     <w:tmpl w:val="B3B601AC"/>
@@ -24519,7 +26246,7 @@
       </w:rPr>
     </w:lvl>
   </w:abstractNum>
-  <w:abstractNum w:abstractNumId="38" w15:restartNumberingAfterBreak="0">
+  <w:abstractNum w:abstractNumId="41" w15:restartNumberingAfterBreak="0">
     <w:nsid w:val="2F2976FD"/>
     <w:multiLevelType w:val="multilevel"/>
     <w:tmpl w:val="0DC4608E"/>
@@ -24668,7 +26395,7 @@
       </w:rPr>
     </w:lvl>
   </w:abstractNum>
-  <w:abstractNum w:abstractNumId="39" w15:restartNumberingAfterBreak="0">
+  <w:abstractNum w:abstractNumId="42" w15:restartNumberingAfterBreak="0">
     <w:nsid w:val="2F93688B"/>
     <w:multiLevelType w:val="multilevel"/>
     <w:tmpl w:val="B0344F62"/>
@@ -24817,7 +26544,7 @@
       </w:rPr>
     </w:lvl>
   </w:abstractNum>
-  <w:abstractNum w:abstractNumId="40" w15:restartNumberingAfterBreak="0">
+  <w:abstractNum w:abstractNumId="43" w15:restartNumberingAfterBreak="0">
     <w:nsid w:val="2FC97D82"/>
     <w:multiLevelType w:val="hybridMultilevel"/>
     <w:tmpl w:val="4EB4E03A"/>
@@ -24930,7 +26657,7 @@
       </w:rPr>
     </w:lvl>
   </w:abstractNum>
-  <w:abstractNum w:abstractNumId="41" w15:restartNumberingAfterBreak="0">
+  <w:abstractNum w:abstractNumId="44" w15:restartNumberingAfterBreak="0">
     <w:nsid w:val="304B5F10"/>
     <w:multiLevelType w:val="multilevel"/>
     <w:tmpl w:val="6FC8C870"/>
@@ -25079,7 +26806,7 @@
       </w:rPr>
     </w:lvl>
   </w:abstractNum>
-  <w:abstractNum w:abstractNumId="42" w15:restartNumberingAfterBreak="0">
+  <w:abstractNum w:abstractNumId="45" w15:restartNumberingAfterBreak="0">
     <w:nsid w:val="316F3009"/>
     <w:multiLevelType w:val="multilevel"/>
     <w:tmpl w:val="F01AC0DC"/>
@@ -25228,7 +26955,7 @@
       </w:rPr>
     </w:lvl>
   </w:abstractNum>
-  <w:abstractNum w:abstractNumId="43" w15:restartNumberingAfterBreak="0">
+  <w:abstractNum w:abstractNumId="46" w15:restartNumberingAfterBreak="0">
     <w:nsid w:val="324003E7"/>
     <w:multiLevelType w:val="multilevel"/>
     <w:tmpl w:val="BF92D0E8"/>
@@ -25349,7 +27076,7 @@
       </w:rPr>
     </w:lvl>
   </w:abstractNum>
-  <w:abstractNum w:abstractNumId="44" w15:restartNumberingAfterBreak="0">
+  <w:abstractNum w:abstractNumId="47" w15:restartNumberingAfterBreak="0">
     <w:nsid w:val="32DE36D2"/>
     <w:multiLevelType w:val="multilevel"/>
     <w:tmpl w:val="325C3EEE"/>
@@ -25467,7 +27194,7 @@
       </w:rPr>
     </w:lvl>
   </w:abstractNum>
-  <w:abstractNum w:abstractNumId="45" w15:restartNumberingAfterBreak="0">
+  <w:abstractNum w:abstractNumId="48" w15:restartNumberingAfterBreak="0">
     <w:nsid w:val="33D363DD"/>
     <w:multiLevelType w:val="hybridMultilevel"/>
     <w:tmpl w:val="89AAB9DE"/>
@@ -25477,7 +27204,7 @@
       <w:lvlText w:val=""/>
       <w:lvlJc w:val="left"/>
       <w:pPr>
-        <w:ind w:left="927" w:hanging="360"/>
+        <w:ind w:left="1069" w:hanging="360"/>
       </w:pPr>
       <w:rPr>
         <w:rFonts w:ascii="Symbol" w:hAnsi="Symbol" w:hint="default"/>
@@ -25489,7 +27216,7 @@
       <w:lvlText w:val="o"/>
       <w:lvlJc w:val="left"/>
       <w:pPr>
-        <w:ind w:left="1647" w:hanging="360"/>
+        <w:ind w:left="1789" w:hanging="360"/>
       </w:pPr>
       <w:rPr>
         <w:rFonts w:ascii="Courier New" w:hAnsi="Courier New" w:cs="Courier New" w:hint="default"/>
@@ -25501,7 +27228,7 @@
       <w:lvlText w:val=""/>
       <w:lvlJc w:val="left"/>
       <w:pPr>
-        <w:ind w:left="2367" w:hanging="360"/>
+        <w:ind w:left="2509" w:hanging="360"/>
       </w:pPr>
       <w:rPr>
         <w:rFonts w:ascii="Wingdings" w:hAnsi="Wingdings" w:hint="default"/>
@@ -25513,7 +27240,7 @@
       <w:lvlText w:val=""/>
       <w:lvlJc w:val="left"/>
       <w:pPr>
-        <w:ind w:left="3087" w:hanging="360"/>
+        <w:ind w:left="3229" w:hanging="360"/>
       </w:pPr>
       <w:rPr>
         <w:rFonts w:ascii="Symbol" w:hAnsi="Symbol" w:hint="default"/>
@@ -25525,7 +27252,7 @@
       <w:lvlText w:val="o"/>
       <w:lvlJc w:val="left"/>
       <w:pPr>
-        <w:ind w:left="3807" w:hanging="360"/>
+        <w:ind w:left="3949" w:hanging="360"/>
       </w:pPr>
       <w:rPr>
         <w:rFonts w:ascii="Courier New" w:hAnsi="Courier New" w:cs="Courier New" w:hint="default"/>
@@ -25537,7 +27264,7 @@
       <w:lvlText w:val=""/>
       <w:lvlJc w:val="left"/>
       <w:pPr>
-        <w:ind w:left="4527" w:hanging="360"/>
+        <w:ind w:left="4669" w:hanging="360"/>
       </w:pPr>
       <w:rPr>
         <w:rFonts w:ascii="Wingdings" w:hAnsi="Wingdings" w:hint="default"/>
@@ -25549,7 +27276,7 @@
       <w:lvlText w:val=""/>
       <w:lvlJc w:val="left"/>
       <w:pPr>
-        <w:ind w:left="5247" w:hanging="360"/>
+        <w:ind w:left="5389" w:hanging="360"/>
       </w:pPr>
       <w:rPr>
         <w:rFonts w:ascii="Symbol" w:hAnsi="Symbol" w:hint="default"/>
@@ -25561,7 +27288,7 @@
       <w:lvlText w:val="o"/>
       <w:lvlJc w:val="left"/>
       <w:pPr>
-        <w:ind w:left="5967" w:hanging="360"/>
+        <w:ind w:left="6109" w:hanging="360"/>
       </w:pPr>
       <w:rPr>
         <w:rFonts w:ascii="Courier New" w:hAnsi="Courier New" w:cs="Courier New" w:hint="default"/>
@@ -25573,14 +27300,14 @@
       <w:lvlText w:val=""/>
       <w:lvlJc w:val="left"/>
       <w:pPr>
-        <w:ind w:left="6687" w:hanging="360"/>
+        <w:ind w:left="6829" w:hanging="360"/>
       </w:pPr>
       <w:rPr>
         <w:rFonts w:ascii="Wingdings" w:hAnsi="Wingdings" w:hint="default"/>
       </w:rPr>
     </w:lvl>
   </w:abstractNum>
-  <w:abstractNum w:abstractNumId="46" w15:restartNumberingAfterBreak="0">
+  <w:abstractNum w:abstractNumId="49" w15:restartNumberingAfterBreak="0">
     <w:nsid w:val="345A1174"/>
     <w:multiLevelType w:val="hybridMultilevel"/>
     <w:tmpl w:val="8DF8CFC4"/>
@@ -25692,7 +27419,7 @@
       </w:rPr>
     </w:lvl>
   </w:abstractNum>
-  <w:abstractNum w:abstractNumId="47" w15:restartNumberingAfterBreak="0">
+  <w:abstractNum w:abstractNumId="50" w15:restartNumberingAfterBreak="0">
     <w:nsid w:val="346F5122"/>
     <w:multiLevelType w:val="hybridMultilevel"/>
     <w:tmpl w:val="FBA47E2E"/>
@@ -25781,7 +27508,7 @@
       </w:pPr>
     </w:lvl>
   </w:abstractNum>
-  <w:abstractNum w:abstractNumId="48" w15:restartNumberingAfterBreak="0">
+  <w:abstractNum w:abstractNumId="51" w15:restartNumberingAfterBreak="0">
     <w:nsid w:val="347C3925"/>
     <w:multiLevelType w:val="hybridMultilevel"/>
     <w:tmpl w:val="F5984E2A"/>
@@ -25891,7 +27618,120 @@
       </w:rPr>
     </w:lvl>
   </w:abstractNum>
-  <w:abstractNum w:abstractNumId="49" w15:restartNumberingAfterBreak="0">
+  <w:abstractNum w:abstractNumId="52" w15:restartNumberingAfterBreak="0">
+    <w:nsid w:val="35007BD4"/>
+    <w:multiLevelType w:val="hybridMultilevel"/>
+    <w:tmpl w:val="12F0BE76"/>
+    <w:lvl w:ilvl="0" w:tplc="04090001">
+      <w:start w:val="1"/>
+      <w:numFmt w:val="bullet"/>
+      <w:lvlText w:val=""/>
+      <w:lvlJc w:val="left"/>
+      <w:pPr>
+        <w:ind w:left="1069" w:hanging="360"/>
+      </w:pPr>
+      <w:rPr>
+        <w:rFonts w:ascii="Symbol" w:hAnsi="Symbol" w:hint="default"/>
+      </w:rPr>
+    </w:lvl>
+    <w:lvl w:ilvl="1" w:tplc="FFFFFFFF" w:tentative="1">
+      <w:start w:val="1"/>
+      <w:numFmt w:val="bullet"/>
+      <w:lvlText w:val="o"/>
+      <w:lvlJc w:val="left"/>
+      <w:pPr>
+        <w:ind w:left="1789" w:hanging="360"/>
+      </w:pPr>
+      <w:rPr>
+        <w:rFonts w:ascii="Courier New" w:hAnsi="Courier New" w:cs="Courier New" w:hint="default"/>
+      </w:rPr>
+    </w:lvl>
+    <w:lvl w:ilvl="2" w:tplc="FFFFFFFF" w:tentative="1">
+      <w:start w:val="1"/>
+      <w:numFmt w:val="bullet"/>
+      <w:lvlText w:val=""/>
+      <w:lvlJc w:val="left"/>
+      <w:pPr>
+        <w:ind w:left="2509" w:hanging="360"/>
+      </w:pPr>
+      <w:rPr>
+        <w:rFonts w:ascii="Wingdings" w:hAnsi="Wingdings" w:hint="default"/>
+      </w:rPr>
+    </w:lvl>
+    <w:lvl w:ilvl="3" w:tplc="FFFFFFFF" w:tentative="1">
+      <w:start w:val="1"/>
+      <w:numFmt w:val="bullet"/>
+      <w:lvlText w:val=""/>
+      <w:lvlJc w:val="left"/>
+      <w:pPr>
+        <w:ind w:left="3229" w:hanging="360"/>
+      </w:pPr>
+      <w:rPr>
+        <w:rFonts w:ascii="Symbol" w:hAnsi="Symbol" w:hint="default"/>
+      </w:rPr>
+    </w:lvl>
+    <w:lvl w:ilvl="4" w:tplc="FFFFFFFF" w:tentative="1">
+      <w:start w:val="1"/>
+      <w:numFmt w:val="bullet"/>
+      <w:lvlText w:val="o"/>
+      <w:lvlJc w:val="left"/>
+      <w:pPr>
+        <w:ind w:left="3949" w:hanging="360"/>
+      </w:pPr>
+      <w:rPr>
+        <w:rFonts w:ascii="Courier New" w:hAnsi="Courier New" w:cs="Courier New" w:hint="default"/>
+      </w:rPr>
+    </w:lvl>
+    <w:lvl w:ilvl="5" w:tplc="FFFFFFFF" w:tentative="1">
+      <w:start w:val="1"/>
+      <w:numFmt w:val="bullet"/>
+      <w:lvlText w:val=""/>
+      <w:lvlJc w:val="left"/>
+      <w:pPr>
+        <w:ind w:left="4669" w:hanging="360"/>
+      </w:pPr>
+      <w:rPr>
+        <w:rFonts w:ascii="Wingdings" w:hAnsi="Wingdings" w:hint="default"/>
+      </w:rPr>
+    </w:lvl>
+    <w:lvl w:ilvl="6" w:tplc="FFFFFFFF" w:tentative="1">
+      <w:start w:val="1"/>
+      <w:numFmt w:val="bullet"/>
+      <w:lvlText w:val=""/>
+      <w:lvlJc w:val="left"/>
+      <w:pPr>
+        <w:ind w:left="5389" w:hanging="360"/>
+      </w:pPr>
+      <w:rPr>
+        <w:rFonts w:ascii="Symbol" w:hAnsi="Symbol" w:hint="default"/>
+      </w:rPr>
+    </w:lvl>
+    <w:lvl w:ilvl="7" w:tplc="FFFFFFFF" w:tentative="1">
+      <w:start w:val="1"/>
+      <w:numFmt w:val="bullet"/>
+      <w:lvlText w:val="o"/>
+      <w:lvlJc w:val="left"/>
+      <w:pPr>
+        <w:ind w:left="6109" w:hanging="360"/>
+      </w:pPr>
+      <w:rPr>
+        <w:rFonts w:ascii="Courier New" w:hAnsi="Courier New" w:cs="Courier New" w:hint="default"/>
+      </w:rPr>
+    </w:lvl>
+    <w:lvl w:ilvl="8" w:tplc="FFFFFFFF" w:tentative="1">
+      <w:start w:val="1"/>
+      <w:numFmt w:val="bullet"/>
+      <w:lvlText w:val=""/>
+      <w:lvlJc w:val="left"/>
+      <w:pPr>
+        <w:ind w:left="6829" w:hanging="360"/>
+      </w:pPr>
+      <w:rPr>
+        <w:rFonts w:ascii="Wingdings" w:hAnsi="Wingdings" w:hint="default"/>
+      </w:rPr>
+    </w:lvl>
+  </w:abstractNum>
+  <w:abstractNum w:abstractNumId="53" w15:restartNumberingAfterBreak="0">
     <w:nsid w:val="352226BA"/>
     <w:multiLevelType w:val="multilevel"/>
     <w:tmpl w:val="D286F654"/>
@@ -26004,7 +27844,7 @@
       </w:rPr>
     </w:lvl>
   </w:abstractNum>
-  <w:abstractNum w:abstractNumId="50" w15:restartNumberingAfterBreak="0">
+  <w:abstractNum w:abstractNumId="54" w15:restartNumberingAfterBreak="0">
     <w:nsid w:val="36800142"/>
     <w:multiLevelType w:val="hybridMultilevel"/>
     <w:tmpl w:val="BE38DFA6"/>
@@ -26117,7 +27957,7 @@
       </w:rPr>
     </w:lvl>
   </w:abstractNum>
-  <w:abstractNum w:abstractNumId="51" w15:restartNumberingAfterBreak="0">
+  <w:abstractNum w:abstractNumId="55" w15:restartNumberingAfterBreak="0">
     <w:nsid w:val="37E5024B"/>
     <w:multiLevelType w:val="multilevel"/>
     <w:tmpl w:val="48E85E18"/>
@@ -26266,7 +28106,7 @@
       </w:rPr>
     </w:lvl>
   </w:abstractNum>
-  <w:abstractNum w:abstractNumId="52" w15:restartNumberingAfterBreak="0">
+  <w:abstractNum w:abstractNumId="56" w15:restartNumberingAfterBreak="0">
     <w:nsid w:val="39147CAB"/>
     <w:multiLevelType w:val="hybridMultilevel"/>
     <w:tmpl w:val="6010A902"/>
@@ -26379,7 +28219,7 @@
       </w:rPr>
     </w:lvl>
   </w:abstractNum>
-  <w:abstractNum w:abstractNumId="53" w15:restartNumberingAfterBreak="0">
+  <w:abstractNum w:abstractNumId="57" w15:restartNumberingAfterBreak="0">
     <w:nsid w:val="395C2F26"/>
     <w:multiLevelType w:val="hybridMultilevel"/>
     <w:tmpl w:val="EFE6FBD6"/>
@@ -26492,7 +28332,7 @@
       </w:rPr>
     </w:lvl>
   </w:abstractNum>
-  <w:abstractNum w:abstractNumId="54" w15:restartNumberingAfterBreak="0">
+  <w:abstractNum w:abstractNumId="58" w15:restartNumberingAfterBreak="0">
     <w:nsid w:val="3A0465A3"/>
     <w:multiLevelType w:val="multilevel"/>
     <w:tmpl w:val="E2268B8C"/>
@@ -26641,7 +28481,7 @@
       </w:rPr>
     </w:lvl>
   </w:abstractNum>
-  <w:abstractNum w:abstractNumId="55" w15:restartNumberingAfterBreak="0">
+  <w:abstractNum w:abstractNumId="59" w15:restartNumberingAfterBreak="0">
     <w:nsid w:val="3BA61090"/>
     <w:multiLevelType w:val="hybridMultilevel"/>
     <w:tmpl w:val="2B6A002E"/>
@@ -26754,7 +28594,7 @@
       </w:rPr>
     </w:lvl>
   </w:abstractNum>
-  <w:abstractNum w:abstractNumId="56" w15:restartNumberingAfterBreak="0">
+  <w:abstractNum w:abstractNumId="60" w15:restartNumberingAfterBreak="0">
     <w:nsid w:val="3C037B94"/>
     <w:multiLevelType w:val="hybridMultilevel"/>
     <w:tmpl w:val="FABED69E"/>
@@ -26866,7 +28706,7 @@
       </w:rPr>
     </w:lvl>
   </w:abstractNum>
-  <w:abstractNum w:abstractNumId="57" w15:restartNumberingAfterBreak="0">
+  <w:abstractNum w:abstractNumId="61" w15:restartNumberingAfterBreak="0">
     <w:nsid w:val="3DF76329"/>
     <w:multiLevelType w:val="hybridMultilevel"/>
     <w:tmpl w:val="9CCEFC20"/>
@@ -26955,7 +28795,7 @@
       </w:pPr>
     </w:lvl>
   </w:abstractNum>
-  <w:abstractNum w:abstractNumId="58" w15:restartNumberingAfterBreak="0">
+  <w:abstractNum w:abstractNumId="62" w15:restartNumberingAfterBreak="0">
     <w:nsid w:val="435D1309"/>
     <w:multiLevelType w:val="hybridMultilevel"/>
     <w:tmpl w:val="D3E8FB50"/>
@@ -27044,7 +28884,7 @@
       </w:pPr>
     </w:lvl>
   </w:abstractNum>
-  <w:abstractNum w:abstractNumId="59" w15:restartNumberingAfterBreak="0">
+  <w:abstractNum w:abstractNumId="63" w15:restartNumberingAfterBreak="0">
     <w:nsid w:val="43DC1B9B"/>
     <w:multiLevelType w:val="multilevel"/>
     <w:tmpl w:val="7326EB44"/>
@@ -27157,7 +28997,7 @@
       </w:rPr>
     </w:lvl>
   </w:abstractNum>
-  <w:abstractNum w:abstractNumId="60" w15:restartNumberingAfterBreak="0">
+  <w:abstractNum w:abstractNumId="64" w15:restartNumberingAfterBreak="0">
     <w:nsid w:val="43E90CF3"/>
     <w:multiLevelType w:val="hybridMultilevel"/>
     <w:tmpl w:val="3358270E"/>
@@ -27267,7 +29107,7 @@
       </w:rPr>
     </w:lvl>
   </w:abstractNum>
-  <w:abstractNum w:abstractNumId="61" w15:restartNumberingAfterBreak="0">
+  <w:abstractNum w:abstractNumId="65" w15:restartNumberingAfterBreak="0">
     <w:nsid w:val="44DC78D5"/>
     <w:multiLevelType w:val="multilevel"/>
     <w:tmpl w:val="BD3C294A"/>
@@ -27416,7 +29256,7 @@
       </w:rPr>
     </w:lvl>
   </w:abstractNum>
-  <w:abstractNum w:abstractNumId="62" w15:restartNumberingAfterBreak="0">
+  <w:abstractNum w:abstractNumId="66" w15:restartNumberingAfterBreak="0">
     <w:nsid w:val="44DE4D2E"/>
     <w:multiLevelType w:val="hybridMultilevel"/>
     <w:tmpl w:val="5B52F570"/>
@@ -27526,7 +29366,7 @@
       </w:rPr>
     </w:lvl>
   </w:abstractNum>
-  <w:abstractNum w:abstractNumId="63" w15:restartNumberingAfterBreak="0">
+  <w:abstractNum w:abstractNumId="67" w15:restartNumberingAfterBreak="0">
     <w:nsid w:val="46C36E23"/>
     <w:multiLevelType w:val="hybridMultilevel"/>
     <w:tmpl w:val="0C649D02"/>
@@ -27639,7 +29479,7 @@
       </w:rPr>
     </w:lvl>
   </w:abstractNum>
-  <w:abstractNum w:abstractNumId="64" w15:restartNumberingAfterBreak="0">
+  <w:abstractNum w:abstractNumId="68" w15:restartNumberingAfterBreak="0">
     <w:nsid w:val="46E21074"/>
     <w:multiLevelType w:val="multilevel"/>
     <w:tmpl w:val="D4E622A8"/>
@@ -27788,7 +29628,7 @@
       </w:rPr>
     </w:lvl>
   </w:abstractNum>
-  <w:abstractNum w:abstractNumId="65" w15:restartNumberingAfterBreak="0">
+  <w:abstractNum w:abstractNumId="69" w15:restartNumberingAfterBreak="0">
     <w:nsid w:val="50B444A5"/>
     <w:multiLevelType w:val="hybridMultilevel"/>
     <w:tmpl w:val="7F766B4A"/>
@@ -27900,7 +29740,120 @@
       </w:rPr>
     </w:lvl>
   </w:abstractNum>
-  <w:abstractNum w:abstractNumId="66" w15:restartNumberingAfterBreak="0">
+  <w:abstractNum w:abstractNumId="70" w15:restartNumberingAfterBreak="0">
+    <w:nsid w:val="51644012"/>
+    <w:multiLevelType w:val="hybridMultilevel"/>
+    <w:tmpl w:val="7F427022"/>
+    <w:lvl w:ilvl="0" w:tplc="04090001">
+      <w:start w:val="1"/>
+      <w:numFmt w:val="bullet"/>
+      <w:lvlText w:val=""/>
+      <w:lvlJc w:val="left"/>
+      <w:pPr>
+        <w:ind w:left="1069" w:hanging="360"/>
+      </w:pPr>
+      <w:rPr>
+        <w:rFonts w:ascii="Symbol" w:hAnsi="Symbol" w:hint="default"/>
+      </w:rPr>
+    </w:lvl>
+    <w:lvl w:ilvl="1" w:tplc="FFFFFFFF" w:tentative="1">
+      <w:start w:val="1"/>
+      <w:numFmt w:val="bullet"/>
+      <w:lvlText w:val="o"/>
+      <w:lvlJc w:val="left"/>
+      <w:pPr>
+        <w:ind w:left="1789" w:hanging="360"/>
+      </w:pPr>
+      <w:rPr>
+        <w:rFonts w:ascii="Courier New" w:hAnsi="Courier New" w:cs="Courier New" w:hint="default"/>
+      </w:rPr>
+    </w:lvl>
+    <w:lvl w:ilvl="2" w:tplc="FFFFFFFF" w:tentative="1">
+      <w:start w:val="1"/>
+      <w:numFmt w:val="bullet"/>
+      <w:lvlText w:val=""/>
+      <w:lvlJc w:val="left"/>
+      <w:pPr>
+        <w:ind w:left="2509" w:hanging="360"/>
+      </w:pPr>
+      <w:rPr>
+        <w:rFonts w:ascii="Wingdings" w:hAnsi="Wingdings" w:hint="default"/>
+      </w:rPr>
+    </w:lvl>
+    <w:lvl w:ilvl="3" w:tplc="FFFFFFFF" w:tentative="1">
+      <w:start w:val="1"/>
+      <w:numFmt w:val="bullet"/>
+      <w:lvlText w:val=""/>
+      <w:lvlJc w:val="left"/>
+      <w:pPr>
+        <w:ind w:left="3229" w:hanging="360"/>
+      </w:pPr>
+      <w:rPr>
+        <w:rFonts w:ascii="Symbol" w:hAnsi="Symbol" w:hint="default"/>
+      </w:rPr>
+    </w:lvl>
+    <w:lvl w:ilvl="4" w:tplc="FFFFFFFF" w:tentative="1">
+      <w:start w:val="1"/>
+      <w:numFmt w:val="bullet"/>
+      <w:lvlText w:val="o"/>
+      <w:lvlJc w:val="left"/>
+      <w:pPr>
+        <w:ind w:left="3949" w:hanging="360"/>
+      </w:pPr>
+      <w:rPr>
+        <w:rFonts w:ascii="Courier New" w:hAnsi="Courier New" w:cs="Courier New" w:hint="default"/>
+      </w:rPr>
+    </w:lvl>
+    <w:lvl w:ilvl="5" w:tplc="FFFFFFFF" w:tentative="1">
+      <w:start w:val="1"/>
+      <w:numFmt w:val="bullet"/>
+      <w:lvlText w:val=""/>
+      <w:lvlJc w:val="left"/>
+      <w:pPr>
+        <w:ind w:left="4669" w:hanging="360"/>
+      </w:pPr>
+      <w:rPr>
+        <w:rFonts w:ascii="Wingdings" w:hAnsi="Wingdings" w:hint="default"/>
+      </w:rPr>
+    </w:lvl>
+    <w:lvl w:ilvl="6" w:tplc="FFFFFFFF" w:tentative="1">
+      <w:start w:val="1"/>
+      <w:numFmt w:val="bullet"/>
+      <w:lvlText w:val=""/>
+      <w:lvlJc w:val="left"/>
+      <w:pPr>
+        <w:ind w:left="5389" w:hanging="360"/>
+      </w:pPr>
+      <w:rPr>
+        <w:rFonts w:ascii="Symbol" w:hAnsi="Symbol" w:hint="default"/>
+      </w:rPr>
+    </w:lvl>
+    <w:lvl w:ilvl="7" w:tplc="FFFFFFFF" w:tentative="1">
+      <w:start w:val="1"/>
+      <w:numFmt w:val="bullet"/>
+      <w:lvlText w:val="o"/>
+      <w:lvlJc w:val="left"/>
+      <w:pPr>
+        <w:ind w:left="6109" w:hanging="360"/>
+      </w:pPr>
+      <w:rPr>
+        <w:rFonts w:ascii="Courier New" w:hAnsi="Courier New" w:cs="Courier New" w:hint="default"/>
+      </w:rPr>
+    </w:lvl>
+    <w:lvl w:ilvl="8" w:tplc="FFFFFFFF" w:tentative="1">
+      <w:start w:val="1"/>
+      <w:numFmt w:val="bullet"/>
+      <w:lvlText w:val=""/>
+      <w:lvlJc w:val="left"/>
+      <w:pPr>
+        <w:ind w:left="6829" w:hanging="360"/>
+      </w:pPr>
+      <w:rPr>
+        <w:rFonts w:ascii="Wingdings" w:hAnsi="Wingdings" w:hint="default"/>
+      </w:rPr>
+    </w:lvl>
+  </w:abstractNum>
+  <w:abstractNum w:abstractNumId="71" w15:restartNumberingAfterBreak="0">
     <w:nsid w:val="552D5A60"/>
     <w:multiLevelType w:val="hybridMultilevel"/>
     <w:tmpl w:val="C8DC21BE"/>
@@ -28013,7 +29966,7 @@
       </w:rPr>
     </w:lvl>
   </w:abstractNum>
-  <w:abstractNum w:abstractNumId="67" w15:restartNumberingAfterBreak="0">
+  <w:abstractNum w:abstractNumId="72" w15:restartNumberingAfterBreak="0">
     <w:nsid w:val="55A67DA9"/>
     <w:multiLevelType w:val="multilevel"/>
     <w:tmpl w:val="2D1E4C50"/>
@@ -28162,7 +30115,7 @@
       </w:rPr>
     </w:lvl>
   </w:abstractNum>
-  <w:abstractNum w:abstractNumId="68" w15:restartNumberingAfterBreak="0">
+  <w:abstractNum w:abstractNumId="73" w15:restartNumberingAfterBreak="0">
     <w:nsid w:val="55D22E46"/>
     <w:multiLevelType w:val="multilevel"/>
     <w:tmpl w:val="F768E436"/>
@@ -28311,7 +30264,7 @@
       </w:rPr>
     </w:lvl>
   </w:abstractNum>
-  <w:abstractNum w:abstractNumId="69" w15:restartNumberingAfterBreak="0">
+  <w:abstractNum w:abstractNumId="74" w15:restartNumberingAfterBreak="0">
     <w:nsid w:val="57021EE6"/>
     <w:multiLevelType w:val="hybridMultilevel"/>
     <w:tmpl w:val="22DA791E"/>
@@ -28424,7 +30377,7 @@
       </w:rPr>
     </w:lvl>
   </w:abstractNum>
-  <w:abstractNum w:abstractNumId="70" w15:restartNumberingAfterBreak="0">
+  <w:abstractNum w:abstractNumId="75" w15:restartNumberingAfterBreak="0">
     <w:nsid w:val="5707798F"/>
     <w:multiLevelType w:val="multilevel"/>
     <w:tmpl w:val="6BD07008"/>
@@ -28573,7 +30526,7 @@
       </w:rPr>
     </w:lvl>
   </w:abstractNum>
-  <w:abstractNum w:abstractNumId="71" w15:restartNumberingAfterBreak="0">
+  <w:abstractNum w:abstractNumId="76" w15:restartNumberingAfterBreak="0">
     <w:nsid w:val="597A6D95"/>
     <w:multiLevelType w:val="hybridMultilevel"/>
     <w:tmpl w:val="5FB057F4"/>
@@ -28686,7 +30639,7 @@
       </w:rPr>
     </w:lvl>
   </w:abstractNum>
-  <w:abstractNum w:abstractNumId="72" w15:restartNumberingAfterBreak="0">
+  <w:abstractNum w:abstractNumId="77" w15:restartNumberingAfterBreak="0">
     <w:nsid w:val="5B31383D"/>
     <w:multiLevelType w:val="hybridMultilevel"/>
     <w:tmpl w:val="D5B625F2"/>
@@ -28799,7 +30752,7 @@
       </w:rPr>
     </w:lvl>
   </w:abstractNum>
-  <w:abstractNum w:abstractNumId="73" w15:restartNumberingAfterBreak="0">
+  <w:abstractNum w:abstractNumId="78" w15:restartNumberingAfterBreak="0">
     <w:nsid w:val="5CE45423"/>
     <w:multiLevelType w:val="hybridMultilevel"/>
     <w:tmpl w:val="05F6247E"/>
@@ -28912,7 +30865,7 @@
       </w:rPr>
     </w:lvl>
   </w:abstractNum>
-  <w:abstractNum w:abstractNumId="74" w15:restartNumberingAfterBreak="0">
+  <w:abstractNum w:abstractNumId="79" w15:restartNumberingAfterBreak="0">
     <w:nsid w:val="5E2E5C80"/>
     <w:multiLevelType w:val="multilevel"/>
     <w:tmpl w:val="E5D810B2"/>
@@ -29029,7 +30982,7 @@
       </w:pPr>
     </w:lvl>
   </w:abstractNum>
-  <w:abstractNum w:abstractNumId="75" w15:restartNumberingAfterBreak="0">
+  <w:abstractNum w:abstractNumId="80" w15:restartNumberingAfterBreak="0">
     <w:nsid w:val="5E356E3A"/>
     <w:multiLevelType w:val="hybridMultilevel"/>
     <w:tmpl w:val="53A0BB42"/>
@@ -29142,7 +31095,7 @@
       </w:rPr>
     </w:lvl>
   </w:abstractNum>
-  <w:abstractNum w:abstractNumId="76" w15:restartNumberingAfterBreak="0">
+  <w:abstractNum w:abstractNumId="81" w15:restartNumberingAfterBreak="0">
     <w:nsid w:val="6077775B"/>
     <w:multiLevelType w:val="hybridMultilevel"/>
     <w:tmpl w:val="3DA2D898"/>
@@ -29228,7 +31181,7 @@
       </w:pPr>
     </w:lvl>
   </w:abstractNum>
-  <w:abstractNum w:abstractNumId="77" w15:restartNumberingAfterBreak="0">
+  <w:abstractNum w:abstractNumId="82" w15:restartNumberingAfterBreak="0">
     <w:nsid w:val="629B24C2"/>
     <w:multiLevelType w:val="hybridMultilevel"/>
     <w:tmpl w:val="D490286C"/>
@@ -29338,7 +31291,120 @@
       </w:rPr>
     </w:lvl>
   </w:abstractNum>
-  <w:abstractNum w:abstractNumId="78" w15:restartNumberingAfterBreak="0">
+  <w:abstractNum w:abstractNumId="83" w15:restartNumberingAfterBreak="0">
+    <w:nsid w:val="631440F8"/>
+    <w:multiLevelType w:val="hybridMultilevel"/>
+    <w:tmpl w:val="488A34A4"/>
+    <w:lvl w:ilvl="0" w:tplc="04090001">
+      <w:start w:val="1"/>
+      <w:numFmt w:val="bullet"/>
+      <w:lvlText w:val=""/>
+      <w:lvlJc w:val="left"/>
+      <w:pPr>
+        <w:ind w:left="1069" w:hanging="360"/>
+      </w:pPr>
+      <w:rPr>
+        <w:rFonts w:ascii="Symbol" w:hAnsi="Symbol" w:hint="default"/>
+      </w:rPr>
+    </w:lvl>
+    <w:lvl w:ilvl="1" w:tplc="FFFFFFFF" w:tentative="1">
+      <w:start w:val="1"/>
+      <w:numFmt w:val="bullet"/>
+      <w:lvlText w:val="o"/>
+      <w:lvlJc w:val="left"/>
+      <w:pPr>
+        <w:ind w:left="1789" w:hanging="360"/>
+      </w:pPr>
+      <w:rPr>
+        <w:rFonts w:ascii="Courier New" w:hAnsi="Courier New" w:cs="Courier New" w:hint="default"/>
+      </w:rPr>
+    </w:lvl>
+    <w:lvl w:ilvl="2" w:tplc="FFFFFFFF" w:tentative="1">
+      <w:start w:val="1"/>
+      <w:numFmt w:val="bullet"/>
+      <w:lvlText w:val=""/>
+      <w:lvlJc w:val="left"/>
+      <w:pPr>
+        <w:ind w:left="2509" w:hanging="360"/>
+      </w:pPr>
+      <w:rPr>
+        <w:rFonts w:ascii="Wingdings" w:hAnsi="Wingdings" w:hint="default"/>
+      </w:rPr>
+    </w:lvl>
+    <w:lvl w:ilvl="3" w:tplc="FFFFFFFF" w:tentative="1">
+      <w:start w:val="1"/>
+      <w:numFmt w:val="bullet"/>
+      <w:lvlText w:val=""/>
+      <w:lvlJc w:val="left"/>
+      <w:pPr>
+        <w:ind w:left="3229" w:hanging="360"/>
+      </w:pPr>
+      <w:rPr>
+        <w:rFonts w:ascii="Symbol" w:hAnsi="Symbol" w:hint="default"/>
+      </w:rPr>
+    </w:lvl>
+    <w:lvl w:ilvl="4" w:tplc="FFFFFFFF" w:tentative="1">
+      <w:start w:val="1"/>
+      <w:numFmt w:val="bullet"/>
+      <w:lvlText w:val="o"/>
+      <w:lvlJc w:val="left"/>
+      <w:pPr>
+        <w:ind w:left="3949" w:hanging="360"/>
+      </w:pPr>
+      <w:rPr>
+        <w:rFonts w:ascii="Courier New" w:hAnsi="Courier New" w:cs="Courier New" w:hint="default"/>
+      </w:rPr>
+    </w:lvl>
+    <w:lvl w:ilvl="5" w:tplc="FFFFFFFF" w:tentative="1">
+      <w:start w:val="1"/>
+      <w:numFmt w:val="bullet"/>
+      <w:lvlText w:val=""/>
+      <w:lvlJc w:val="left"/>
+      <w:pPr>
+        <w:ind w:left="4669" w:hanging="360"/>
+      </w:pPr>
+      <w:rPr>
+        <w:rFonts w:ascii="Wingdings" w:hAnsi="Wingdings" w:hint="default"/>
+      </w:rPr>
+    </w:lvl>
+    <w:lvl w:ilvl="6" w:tplc="FFFFFFFF" w:tentative="1">
+      <w:start w:val="1"/>
+      <w:numFmt w:val="bullet"/>
+      <w:lvlText w:val=""/>
+      <w:lvlJc w:val="left"/>
+      <w:pPr>
+        <w:ind w:left="5389" w:hanging="360"/>
+      </w:pPr>
+      <w:rPr>
+        <w:rFonts w:ascii="Symbol" w:hAnsi="Symbol" w:hint="default"/>
+      </w:rPr>
+    </w:lvl>
+    <w:lvl w:ilvl="7" w:tplc="FFFFFFFF" w:tentative="1">
+      <w:start w:val="1"/>
+      <w:numFmt w:val="bullet"/>
+      <w:lvlText w:val="o"/>
+      <w:lvlJc w:val="left"/>
+      <w:pPr>
+        <w:ind w:left="6109" w:hanging="360"/>
+      </w:pPr>
+      <w:rPr>
+        <w:rFonts w:ascii="Courier New" w:hAnsi="Courier New" w:cs="Courier New" w:hint="default"/>
+      </w:rPr>
+    </w:lvl>
+    <w:lvl w:ilvl="8" w:tplc="FFFFFFFF" w:tentative="1">
+      <w:start w:val="1"/>
+      <w:numFmt w:val="bullet"/>
+      <w:lvlText w:val=""/>
+      <w:lvlJc w:val="left"/>
+      <w:pPr>
+        <w:ind w:left="6829" w:hanging="360"/>
+      </w:pPr>
+      <w:rPr>
+        <w:rFonts w:ascii="Wingdings" w:hAnsi="Wingdings" w:hint="default"/>
+      </w:rPr>
+    </w:lvl>
+  </w:abstractNum>
+  <w:abstractNum w:abstractNumId="84" w15:restartNumberingAfterBreak="0">
     <w:nsid w:val="656D627A"/>
     <w:multiLevelType w:val="multilevel"/>
     <w:tmpl w:val="7C1801CE"/>
@@ -29483,7 +31549,7 @@
       </w:rPr>
     </w:lvl>
   </w:abstractNum>
-  <w:abstractNum w:abstractNumId="79" w15:restartNumberingAfterBreak="0">
+  <w:abstractNum w:abstractNumId="85" w15:restartNumberingAfterBreak="0">
     <w:nsid w:val="6611617D"/>
     <w:multiLevelType w:val="hybridMultilevel"/>
     <w:tmpl w:val="9F2CF342"/>
@@ -29596,7 +31662,7 @@
       </w:rPr>
     </w:lvl>
   </w:abstractNum>
-  <w:abstractNum w:abstractNumId="80" w15:restartNumberingAfterBreak="0">
+  <w:abstractNum w:abstractNumId="86" w15:restartNumberingAfterBreak="0">
     <w:nsid w:val="674E65DA"/>
     <w:multiLevelType w:val="multilevel"/>
     <w:tmpl w:val="A8A406AC"/>
@@ -29745,7 +31811,7 @@
       </w:rPr>
     </w:lvl>
   </w:abstractNum>
-  <w:abstractNum w:abstractNumId="81" w15:restartNumberingAfterBreak="0">
+  <w:abstractNum w:abstractNumId="87" w15:restartNumberingAfterBreak="0">
     <w:nsid w:val="693F66F4"/>
     <w:multiLevelType w:val="hybridMultilevel"/>
     <w:tmpl w:val="C92E9C0C"/>
@@ -29857,7 +31923,7 @@
       </w:rPr>
     </w:lvl>
   </w:abstractNum>
-  <w:abstractNum w:abstractNumId="82" w15:restartNumberingAfterBreak="0">
+  <w:abstractNum w:abstractNumId="88" w15:restartNumberingAfterBreak="0">
     <w:nsid w:val="694D0867"/>
     <w:multiLevelType w:val="multilevel"/>
     <w:tmpl w:val="FAA8B7EE"/>
@@ -29970,7 +32036,7 @@
       </w:pPr>
     </w:lvl>
   </w:abstractNum>
-  <w:abstractNum w:abstractNumId="83" w15:restartNumberingAfterBreak="0">
+  <w:abstractNum w:abstractNumId="89" w15:restartNumberingAfterBreak="0">
     <w:nsid w:val="69D319C5"/>
     <w:multiLevelType w:val="hybridMultilevel"/>
     <w:tmpl w:val="A7CA7150"/>
@@ -30083,7 +32149,7 @@
       </w:rPr>
     </w:lvl>
   </w:abstractNum>
-  <w:abstractNum w:abstractNumId="84" w15:restartNumberingAfterBreak="0">
+  <w:abstractNum w:abstractNumId="90" w15:restartNumberingAfterBreak="0">
     <w:nsid w:val="6BE27ADA"/>
     <w:multiLevelType w:val="hybridMultilevel"/>
     <w:tmpl w:val="78A86026"/>
@@ -30196,7 +32262,7 @@
       </w:rPr>
     </w:lvl>
   </w:abstractNum>
-  <w:abstractNum w:abstractNumId="85" w15:restartNumberingAfterBreak="0">
+  <w:abstractNum w:abstractNumId="91" w15:restartNumberingAfterBreak="0">
     <w:nsid w:val="72D0618F"/>
     <w:multiLevelType w:val="hybridMultilevel"/>
     <w:tmpl w:val="F8F0971A"/>
@@ -30309,7 +32375,7 @@
       </w:rPr>
     </w:lvl>
   </w:abstractNum>
-  <w:abstractNum w:abstractNumId="86" w15:restartNumberingAfterBreak="0">
+  <w:abstractNum w:abstractNumId="92" w15:restartNumberingAfterBreak="0">
     <w:nsid w:val="754776CA"/>
     <w:multiLevelType w:val="hybridMultilevel"/>
     <w:tmpl w:val="0158CF28"/>
@@ -30422,7 +32488,7 @@
       </w:rPr>
     </w:lvl>
   </w:abstractNum>
-  <w:abstractNum w:abstractNumId="87" w15:restartNumberingAfterBreak="0">
+  <w:abstractNum w:abstractNumId="93" w15:restartNumberingAfterBreak="0">
     <w:nsid w:val="759B7B09"/>
     <w:multiLevelType w:val="multilevel"/>
     <w:tmpl w:val="289EBFBC"/>
@@ -30570,7 +32636,7 @@
       </w:rPr>
     </w:lvl>
   </w:abstractNum>
-  <w:abstractNum w:abstractNumId="88" w15:restartNumberingAfterBreak="0">
+  <w:abstractNum w:abstractNumId="94" w15:restartNumberingAfterBreak="0">
     <w:nsid w:val="77B36B97"/>
     <w:multiLevelType w:val="hybridMultilevel"/>
     <w:tmpl w:val="7D64C9EA"/>
@@ -30683,7 +32749,7 @@
       </w:rPr>
     </w:lvl>
   </w:abstractNum>
-  <w:abstractNum w:abstractNumId="89" w15:restartNumberingAfterBreak="0">
+  <w:abstractNum w:abstractNumId="95" w15:restartNumberingAfterBreak="0">
     <w:nsid w:val="781A4AC1"/>
     <w:multiLevelType w:val="hybridMultilevel"/>
     <w:tmpl w:val="31702746"/>
@@ -30796,7 +32862,7 @@
       </w:rPr>
     </w:lvl>
   </w:abstractNum>
-  <w:abstractNum w:abstractNumId="90" w15:restartNumberingAfterBreak="0">
+  <w:abstractNum w:abstractNumId="96" w15:restartNumberingAfterBreak="0">
     <w:nsid w:val="78EE27D4"/>
     <w:multiLevelType w:val="hybridMultilevel"/>
     <w:tmpl w:val="3FAC2BBA"/>
@@ -30909,7 +32975,7 @@
       </w:rPr>
     </w:lvl>
   </w:abstractNum>
-  <w:abstractNum w:abstractNumId="91" w15:restartNumberingAfterBreak="0">
+  <w:abstractNum w:abstractNumId="97" w15:restartNumberingAfterBreak="0">
     <w:nsid w:val="7A99108D"/>
     <w:multiLevelType w:val="multilevel"/>
     <w:tmpl w:val="60228206"/>
@@ -31058,7 +33124,7 @@
       </w:rPr>
     </w:lvl>
   </w:abstractNum>
-  <w:abstractNum w:abstractNumId="92" w15:restartNumberingAfterBreak="0">
+  <w:abstractNum w:abstractNumId="98" w15:restartNumberingAfterBreak="0">
     <w:nsid w:val="7AE87924"/>
     <w:multiLevelType w:val="multilevel"/>
     <w:tmpl w:val="6ECE3D88"/>
@@ -31208,31 +33274,31 @@
     </w:lvl>
   </w:abstractNum>
   <w:num w:numId="1" w16cid:durableId="1884782256">
-    <w:abstractNumId w:val="58"/>
+    <w:abstractNumId w:val="62"/>
   </w:num>
   <w:num w:numId="2" w16cid:durableId="97219066">
-    <w:abstractNumId w:val="57"/>
+    <w:abstractNumId w:val="61"/>
   </w:num>
   <w:num w:numId="3" w16cid:durableId="1646472190">
     <w:abstractNumId w:val="1"/>
   </w:num>
   <w:num w:numId="4" w16cid:durableId="1613324129">
-    <w:abstractNumId w:val="47"/>
+    <w:abstractNumId w:val="50"/>
   </w:num>
   <w:num w:numId="5" w16cid:durableId="1347752266">
     <w:abstractNumId w:val="13"/>
   </w:num>
   <w:num w:numId="6" w16cid:durableId="149444131">
+    <w:abstractNumId w:val="22"/>
+  </w:num>
+  <w:num w:numId="7" w16cid:durableId="1204443313">
+    <w:abstractNumId w:val="53"/>
+  </w:num>
+  <w:num w:numId="8" w16cid:durableId="1110784956">
     <w:abstractNumId w:val="21"/>
   </w:num>
-  <w:num w:numId="7" w16cid:durableId="1204443313">
-    <w:abstractNumId w:val="49"/>
-  </w:num>
-  <w:num w:numId="8" w16cid:durableId="1110784956">
-    <w:abstractNumId w:val="20"/>
-  </w:num>
   <w:num w:numId="9" w16cid:durableId="1329404825">
-    <w:abstractNumId w:val="59"/>
+    <w:abstractNumId w:val="63"/>
   </w:num>
   <w:num w:numId="10" w16cid:durableId="20130033">
     <w:abstractNumId w:val="14"/>
@@ -31241,73 +33307,73 @@
     <w:abstractNumId w:val="9"/>
   </w:num>
   <w:num w:numId="12" w16cid:durableId="732431266">
-    <w:abstractNumId w:val="81"/>
+    <w:abstractNumId w:val="87"/>
   </w:num>
   <w:num w:numId="13" w16cid:durableId="516237646">
+    <w:abstractNumId w:val="69"/>
+  </w:num>
+  <w:num w:numId="14" w16cid:durableId="1095635366">
+    <w:abstractNumId w:val="20"/>
+  </w:num>
+  <w:num w:numId="15" w16cid:durableId="1261521801">
+    <w:abstractNumId w:val="49"/>
+  </w:num>
+  <w:num w:numId="16" w16cid:durableId="237636996">
+    <w:abstractNumId w:val="34"/>
+  </w:num>
+  <w:num w:numId="17" w16cid:durableId="608053468">
+    <w:abstractNumId w:val="88"/>
+  </w:num>
+  <w:num w:numId="18" w16cid:durableId="1087196309">
     <w:abstractNumId w:val="65"/>
   </w:num>
-  <w:num w:numId="14" w16cid:durableId="1095635366">
-    <w:abstractNumId w:val="19"/>
-  </w:num>
-  <w:num w:numId="15" w16cid:durableId="1261521801">
-    <w:abstractNumId w:val="46"/>
-  </w:num>
-  <w:num w:numId="16" w16cid:durableId="237636996">
-    <w:abstractNumId w:val="31"/>
-  </w:num>
-  <w:num w:numId="17" w16cid:durableId="608053468">
-    <w:abstractNumId w:val="82"/>
-  </w:num>
-  <w:num w:numId="18" w16cid:durableId="1087196309">
-    <w:abstractNumId w:val="61"/>
-  </w:num>
   <w:num w:numId="19" w16cid:durableId="755174559">
-    <w:abstractNumId w:val="16"/>
+    <w:abstractNumId w:val="17"/>
   </w:num>
   <w:num w:numId="20" w16cid:durableId="1387728440">
-    <w:abstractNumId w:val="38"/>
+    <w:abstractNumId w:val="41"/>
   </w:num>
   <w:num w:numId="21" w16cid:durableId="1046830792">
-    <w:abstractNumId w:val="64"/>
+    <w:abstractNumId w:val="68"/>
   </w:num>
   <w:num w:numId="22" w16cid:durableId="1595242276">
     <w:abstractNumId w:val="5"/>
   </w:num>
   <w:num w:numId="23" w16cid:durableId="1860315529">
-    <w:abstractNumId w:val="70"/>
+    <w:abstractNumId w:val="75"/>
   </w:num>
   <w:num w:numId="24" w16cid:durableId="388529188">
-    <w:abstractNumId w:val="91"/>
+    <w:abstractNumId w:val="97"/>
   </w:num>
   <w:num w:numId="25" w16cid:durableId="1178469963">
     <w:abstractNumId w:val="10"/>
   </w:num>
   <w:num w:numId="26" w16cid:durableId="716314915">
-    <w:abstractNumId w:val="54"/>
+    <w:abstractNumId w:val="58"/>
   </w:num>
   <w:num w:numId="27" w16cid:durableId="13112960">
-    <w:abstractNumId w:val="74"/>
+    <w:abstractNumId w:val="79"/>
   </w:num>
   <w:num w:numId="28" w16cid:durableId="1407458230">
-    <w:abstractNumId w:val="92"/>
+    <w:abstractNumId w:val="98"/>
   </w:num>
   <w:num w:numId="29" w16cid:durableId="1455830064">
-    <w:abstractNumId w:val="37"/>
+    <w:abstractNumId w:val="40"/>
   </w:num>
   <w:num w:numId="30" w16cid:durableId="1354654303">
-    <w:abstractNumId w:val="68"/>
+    <w:abstractNumId w:val="73"/>
   </w:num>
   <w:num w:numId="31" w16cid:durableId="1631324311">
-    <w:abstractNumId w:val="39"/>
+    <w:abstractNumId w:val="42"/>
   </w:num>
   <w:num w:numId="32" w16cid:durableId="489567510">
-    <w:abstractNumId w:val="25"/>
+    <w:abstractNumId w:val="27"/>
   </w:num>
   <w:num w:numId="33" w16cid:durableId="43724976">
     <w:abstractNumId w:val="12"/>
   </w:num>
   <w:num w:numId="34" w16cid:durableId="1956521846">
-    <w:abstractNumId w:val="41"/>
+    <w:abstractNumId w:val="44"/>
   </w:num>
   <w:num w:numId="35" w16cid:durableId="460920044">
     <w:abstractNumId w:val="11"/>
@@ -31324,181 +33390,199 @@
     <w:lvlOverride w:ilvl="8"/>
   </w:num>
   <w:num w:numId="36" w16cid:durableId="1624073484">
-    <w:abstractNumId w:val="66"/>
+    <w:abstractNumId w:val="71"/>
   </w:num>
   <w:num w:numId="37" w16cid:durableId="2099281469">
-    <w:abstractNumId w:val="43"/>
+    <w:abstractNumId w:val="46"/>
   </w:num>
   <w:num w:numId="38" w16cid:durableId="1254433807">
-    <w:abstractNumId w:val="44"/>
+    <w:abstractNumId w:val="47"/>
   </w:num>
   <w:num w:numId="39" w16cid:durableId="1462113443">
-    <w:abstractNumId w:val="76"/>
+    <w:abstractNumId w:val="81"/>
   </w:num>
   <w:num w:numId="40" w16cid:durableId="1331057585">
-    <w:abstractNumId w:val="90"/>
+    <w:abstractNumId w:val="96"/>
   </w:num>
   <w:num w:numId="41" w16cid:durableId="108361214">
-    <w:abstractNumId w:val="69"/>
+    <w:abstractNumId w:val="74"/>
   </w:num>
   <w:num w:numId="42" w16cid:durableId="1111318604">
-    <w:abstractNumId w:val="18"/>
+    <w:abstractNumId w:val="19"/>
   </w:num>
   <w:num w:numId="43" w16cid:durableId="1144009454">
     <w:abstractNumId w:val="0"/>
   </w:num>
   <w:num w:numId="44" w16cid:durableId="791482897">
-    <w:abstractNumId w:val="55"/>
+    <w:abstractNumId w:val="59"/>
   </w:num>
   <w:num w:numId="45" w16cid:durableId="1796947356">
     <w:abstractNumId w:val="11"/>
   </w:num>
   <w:num w:numId="46" w16cid:durableId="1821800596">
-    <w:abstractNumId w:val="24"/>
+    <w:abstractNumId w:val="26"/>
   </w:num>
   <w:num w:numId="47" w16cid:durableId="2072729139">
-    <w:abstractNumId w:val="52"/>
+    <w:abstractNumId w:val="56"/>
   </w:num>
   <w:num w:numId="48" w16cid:durableId="483396036">
-    <w:abstractNumId w:val="80"/>
+    <w:abstractNumId w:val="86"/>
   </w:num>
   <w:num w:numId="49" w16cid:durableId="1055472999">
-    <w:abstractNumId w:val="78"/>
+    <w:abstractNumId w:val="84"/>
   </w:num>
   <w:num w:numId="50" w16cid:durableId="1509366650">
-    <w:abstractNumId w:val="15"/>
+    <w:abstractNumId w:val="16"/>
   </w:num>
   <w:num w:numId="51" w16cid:durableId="317734687">
-    <w:abstractNumId w:val="60"/>
+    <w:abstractNumId w:val="64"/>
   </w:num>
   <w:num w:numId="52" w16cid:durableId="355422044">
-    <w:abstractNumId w:val="53"/>
+    <w:abstractNumId w:val="57"/>
   </w:num>
   <w:num w:numId="53" w16cid:durableId="860705483">
-    <w:abstractNumId w:val="88"/>
+    <w:abstractNumId w:val="94"/>
   </w:num>
   <w:num w:numId="54" w16cid:durableId="1929384069">
-    <w:abstractNumId w:val="36"/>
+    <w:abstractNumId w:val="39"/>
   </w:num>
   <w:num w:numId="55" w16cid:durableId="489519582">
-    <w:abstractNumId w:val="30"/>
+    <w:abstractNumId w:val="33"/>
   </w:num>
   <w:num w:numId="56" w16cid:durableId="406347544">
-    <w:abstractNumId w:val="17"/>
+    <w:abstractNumId w:val="18"/>
   </w:num>
   <w:num w:numId="57" w16cid:durableId="826090763">
-    <w:abstractNumId w:val="63"/>
+    <w:abstractNumId w:val="67"/>
   </w:num>
   <w:num w:numId="58" w16cid:durableId="1457682195">
-    <w:abstractNumId w:val="71"/>
+    <w:abstractNumId w:val="76"/>
   </w:num>
   <w:num w:numId="59" w16cid:durableId="474837400">
-    <w:abstractNumId w:val="26"/>
+    <w:abstractNumId w:val="28"/>
   </w:num>
   <w:num w:numId="60" w16cid:durableId="1523670622">
-    <w:abstractNumId w:val="86"/>
+    <w:abstractNumId w:val="92"/>
   </w:num>
   <w:num w:numId="61" w16cid:durableId="800154653">
-    <w:abstractNumId w:val="89"/>
+    <w:abstractNumId w:val="95"/>
   </w:num>
   <w:num w:numId="62" w16cid:durableId="1304508215">
     <w:abstractNumId w:val="6"/>
   </w:num>
   <w:num w:numId="63" w16cid:durableId="1845244011">
-    <w:abstractNumId w:val="34"/>
+    <w:abstractNumId w:val="37"/>
   </w:num>
   <w:num w:numId="64" w16cid:durableId="1803421281">
-    <w:abstractNumId w:val="73"/>
+    <w:abstractNumId w:val="78"/>
   </w:num>
   <w:num w:numId="65" w16cid:durableId="1819347834">
     <w:abstractNumId w:val="8"/>
   </w:num>
   <w:num w:numId="66" w16cid:durableId="1625696816">
-    <w:abstractNumId w:val="27"/>
+    <w:abstractNumId w:val="29"/>
   </w:num>
   <w:num w:numId="67" w16cid:durableId="486096185">
     <w:abstractNumId w:val="7"/>
   </w:num>
   <w:num w:numId="68" w16cid:durableId="1230113318">
-    <w:abstractNumId w:val="22"/>
+    <w:abstractNumId w:val="23"/>
   </w:num>
   <w:num w:numId="69" w16cid:durableId="1991859418">
-    <w:abstractNumId w:val="79"/>
+    <w:abstractNumId w:val="85"/>
   </w:num>
   <w:num w:numId="70" w16cid:durableId="1622295805">
-    <w:abstractNumId w:val="85"/>
+    <w:abstractNumId w:val="91"/>
   </w:num>
   <w:num w:numId="71" w16cid:durableId="704870261">
-    <w:abstractNumId w:val="23"/>
+    <w:abstractNumId w:val="24"/>
   </w:num>
   <w:num w:numId="72" w16cid:durableId="1359625137">
-    <w:abstractNumId w:val="56"/>
+    <w:abstractNumId w:val="60"/>
   </w:num>
   <w:num w:numId="73" w16cid:durableId="417530547">
-    <w:abstractNumId w:val="40"/>
+    <w:abstractNumId w:val="43"/>
   </w:num>
   <w:num w:numId="74" w16cid:durableId="533690699">
     <w:abstractNumId w:val="3"/>
   </w:num>
   <w:num w:numId="75" w16cid:durableId="880480205">
-    <w:abstractNumId w:val="72"/>
+    <w:abstractNumId w:val="77"/>
   </w:num>
   <w:num w:numId="76" w16cid:durableId="1429034167">
-    <w:abstractNumId w:val="33"/>
+    <w:abstractNumId w:val="36"/>
   </w:num>
   <w:num w:numId="77" w16cid:durableId="119230813">
-    <w:abstractNumId w:val="28"/>
+    <w:abstractNumId w:val="31"/>
   </w:num>
   <w:num w:numId="78" w16cid:durableId="1519079700">
-    <w:abstractNumId w:val="84"/>
+    <w:abstractNumId w:val="90"/>
   </w:num>
   <w:num w:numId="79" w16cid:durableId="1279489838">
-    <w:abstractNumId w:val="83"/>
+    <w:abstractNumId w:val="89"/>
   </w:num>
   <w:num w:numId="80" w16cid:durableId="1175848637">
-    <w:abstractNumId w:val="50"/>
+    <w:abstractNumId w:val="54"/>
   </w:num>
   <w:num w:numId="81" w16cid:durableId="1281839762">
     <w:abstractNumId w:val="2"/>
   </w:num>
   <w:num w:numId="82" w16cid:durableId="25762708">
-    <w:abstractNumId w:val="35"/>
+    <w:abstractNumId w:val="38"/>
   </w:num>
   <w:num w:numId="83" w16cid:durableId="1455325009">
-    <w:abstractNumId w:val="87"/>
+    <w:abstractNumId w:val="93"/>
   </w:num>
   <w:num w:numId="84" w16cid:durableId="1052998665">
-    <w:abstractNumId w:val="48"/>
+    <w:abstractNumId w:val="51"/>
   </w:num>
   <w:num w:numId="85" w16cid:durableId="1395737011">
-    <w:abstractNumId w:val="32"/>
+    <w:abstractNumId w:val="35"/>
   </w:num>
   <w:num w:numId="86" w16cid:durableId="1192232629">
     <w:abstractNumId w:val="4"/>
   </w:num>
   <w:num w:numId="87" w16cid:durableId="1664579956">
-    <w:abstractNumId w:val="29"/>
+    <w:abstractNumId w:val="32"/>
   </w:num>
   <w:num w:numId="88" w16cid:durableId="635259478">
-    <w:abstractNumId w:val="42"/>
+    <w:abstractNumId w:val="45"/>
   </w:num>
   <w:num w:numId="89" w16cid:durableId="1348872275">
-    <w:abstractNumId w:val="45"/>
+    <w:abstractNumId w:val="48"/>
   </w:num>
   <w:num w:numId="90" w16cid:durableId="1078792645">
-    <w:abstractNumId w:val="77"/>
+    <w:abstractNumId w:val="82"/>
   </w:num>
   <w:num w:numId="91" w16cid:durableId="529414346">
-    <w:abstractNumId w:val="51"/>
+    <w:abstractNumId w:val="55"/>
   </w:num>
   <w:num w:numId="92" w16cid:durableId="1934120037">
-    <w:abstractNumId w:val="67"/>
+    <w:abstractNumId w:val="72"/>
   </w:num>
   <w:num w:numId="93" w16cid:durableId="2053922406">
-    <w:abstractNumId w:val="62"/>
+    <w:abstractNumId w:val="66"/>
   </w:num>
   <w:num w:numId="94" w16cid:durableId="2050259704">
-    <w:abstractNumId w:val="75"/>
+    <w:abstractNumId w:val="80"/>
+  </w:num>
+  <w:num w:numId="95" w16cid:durableId="1510170019">
+    <w:abstractNumId w:val="52"/>
+  </w:num>
+  <w:num w:numId="96" w16cid:durableId="540752409">
+    <w:abstractNumId w:val="25"/>
+  </w:num>
+  <w:num w:numId="97" w16cid:durableId="326062157">
+    <w:abstractNumId w:val="15"/>
+  </w:num>
+  <w:num w:numId="98" w16cid:durableId="2132506583">
+    <w:abstractNumId w:val="30"/>
+  </w:num>
+  <w:num w:numId="99" w16cid:durableId="479619206">
+    <w:abstractNumId w:val="83"/>
+  </w:num>
+  <w:num w:numId="100" w16cid:durableId="815298509">
+    <w:abstractNumId w:val="70"/>
   </w:num>
 </w:numbering>
 </file>

--- a/DATN_DangMinhTam_2022606438.docx
+++ b/DATN_DangMinhTam_2022606438.docx
@@ -19333,10 +19333,10 @@
           <w:szCs w:val="28"/>
         </w:rPr>
         <w:drawing>
-          <wp:inline distT="0" distB="0" distL="0" distR="0" wp14:anchorId="39DE1B95" wp14:editId="6A549B2B">
-            <wp:extent cx="5767415" cy="6438900"/>
-            <wp:effectExtent l="0" t="0" r="5080" b="0"/>
-            <wp:docPr id="1798537475" name="Picture 1798537475"/>
+          <wp:inline distT="0" distB="0" distL="0" distR="0" wp14:anchorId="2481CA4C" wp14:editId="5B02FB5D">
+            <wp:extent cx="5971813" cy="6448508"/>
+            <wp:effectExtent l="0" t="0" r="0" b="0"/>
+            <wp:docPr id="1798537476" name="Picture 1798537476"/>
             <wp:cNvGraphicFramePr>
               <a:graphicFrameLocks xmlns:a="http://schemas.openxmlformats.org/drawingml/2006/main" noChangeAspect="1"/>
             </wp:cNvGraphicFramePr>
@@ -19356,7 +19356,7 @@
                   <pic:spPr>
                     <a:xfrm>
                       <a:off x="0" y="0"/>
-                      <a:ext cx="5770294" cy="6442114"/>
+                      <a:ext cx="5976697" cy="6453782"/>
                     </a:xfrm>
                     <a:prstGeom prst="rect">
                       <a:avLst/>
@@ -20839,7 +20839,6 @@
           <w:iCs/>
           <w:sz w:val="28"/>
           <w:szCs w:val="28"/>
-          <w:lang w:val="vi-VN"/>
         </w:rPr>
       </w:pPr>
       <w:r>
@@ -20898,26 +20897,6 @@
         </w:rPr>
         <w:t>(Nội bộ nhà hàng)</w:t>
       </w:r>
-    </w:p>
-    <w:p>
-      <w:pPr>
-        <w:rPr>
-          <w:b/>
-          <w:bCs/>
-          <w:sz w:val="28"/>
-          <w:szCs w:val="28"/>
-        </w:rPr>
-      </w:pPr>
-    </w:p>
-    <w:p>
-      <w:pPr>
-        <w:rPr>
-          <w:b/>
-          <w:bCs/>
-          <w:sz w:val="28"/>
-          <w:szCs w:val="28"/>
-        </w:rPr>
-      </w:pPr>
     </w:p>
     <w:tbl>
       <w:tblPr>
@@ -20952,7 +20931,6 @@
                 <w:sz w:val="28"/>
                 <w:szCs w:val="28"/>
               </w:rPr>
-              <w:lastRenderedPageBreak/>
               <w:t>Mô tả</w:t>
             </w:r>
           </w:p>
@@ -21057,6 +21035,7 @@
                 <w:sz w:val="28"/>
                 <w:szCs w:val="28"/>
               </w:rPr>
+              <w:lastRenderedPageBreak/>
               <w:t>Tiền điều kiện</w:t>
             </w:r>
           </w:p>
@@ -30122,72 +30101,6 @@
     </w:tbl>
     <w:p>
       <w:pPr>
-        <w:pStyle w:val="NormalWeb"/>
-        <w:rPr>
-          <w:b/>
-          <w:bCs/>
-          <w:sz w:val="28"/>
-          <w:szCs w:val="28"/>
-        </w:rPr>
-      </w:pPr>
-      <w:r>
-        <w:rPr>
-          <w:b/>
-          <w:bCs/>
-          <w:sz w:val="28"/>
-          <w:szCs w:val="28"/>
-        </w:rPr>
-        <w:t>2.</w:t>
-      </w:r>
-      <w:r>
-        <w:rPr>
-          <w:b/>
-          <w:bCs/>
-          <w:sz w:val="28"/>
-          <w:szCs w:val="28"/>
-        </w:rPr>
-        <w:t>3</w:t>
-      </w:r>
-      <w:r>
-        <w:rPr>
-          <w:b/>
-          <w:bCs/>
-          <w:sz w:val="28"/>
-          <w:szCs w:val="28"/>
-        </w:rPr>
-        <w:t>.</w:t>
-      </w:r>
-      <w:r>
-        <w:rPr>
-          <w:b/>
-          <w:bCs/>
-          <w:sz w:val="28"/>
-          <w:szCs w:val="28"/>
-        </w:rPr>
-        <w:t xml:space="preserve"> </w:t>
-      </w:r>
-      <w:r>
-        <w:rPr>
-          <w:b/>
-          <w:bCs/>
-          <w:sz w:val="28"/>
-          <w:szCs w:val="28"/>
-          <w:lang w:val="vi-VN"/>
-        </w:rPr>
-        <w:t>Thiết kế biểu đồ lớp chi tiết</w:t>
-      </w:r>
-      <w:r>
-        <w:rPr>
-          <w:b/>
-          <w:bCs/>
-          <w:sz w:val="28"/>
-          <w:szCs w:val="28"/>
-        </w:rPr>
-        <w:t>.</w:t>
-      </w:r>
-    </w:p>
-    <w:p>
-      <w:pPr>
         <w:rPr>
           <w:b/>
           <w:bCs/>
@@ -30195,6 +30108,7 @@
           <w:iCs/>
           <w:sz w:val="28"/>
           <w:szCs w:val="28"/>
+          <w:lang w:val="vi-VN"/>
         </w:rPr>
       </w:pPr>
       <w:r>
@@ -30206,7 +30120,7 @@
           <w:sz w:val="28"/>
           <w:szCs w:val="28"/>
         </w:rPr>
-        <w:t>2.</w:t>
+        <w:t>2.2.</w:t>
       </w:r>
       <w:r>
         <w:rPr>
@@ -30217,7 +30131,7 @@
           <w:sz w:val="28"/>
           <w:szCs w:val="28"/>
         </w:rPr>
-        <w:t>3</w:t>
+        <w:t>1</w:t>
       </w:r>
       <w:r>
         <w:rPr>
@@ -30228,7 +30142,7 @@
           <w:sz w:val="28"/>
           <w:szCs w:val="28"/>
         </w:rPr>
-        <w:t xml:space="preserve">.1.Use case </w:t>
+        <w:t>9</w:t>
       </w:r>
       <w:r>
         <w:rPr>
@@ -30238,9 +30152,8 @@
           <w:iCs/>
           <w:sz w:val="28"/>
           <w:szCs w:val="28"/>
-          <w:lang w:val="vi-VN"/>
-        </w:rPr>
-        <w:t>“</w:t>
+        </w:rPr>
+        <w:t>.</w:t>
       </w:r>
       <w:r>
         <w:rPr>
@@ -30250,8 +30163,9 @@
           <w:iCs/>
           <w:sz w:val="28"/>
           <w:szCs w:val="28"/>
-        </w:rPr>
-        <w:t>Đăng nhập</w:t>
+          <w:lang w:val="vi-VN"/>
+        </w:rPr>
+        <w:t xml:space="preserve"> </w:t>
       </w:r>
       <w:r>
         <w:rPr>
@@ -30261,9 +30175,8 @@
           <w:iCs/>
           <w:sz w:val="28"/>
           <w:szCs w:val="28"/>
-          <w:lang w:val="vi-VN"/>
-        </w:rPr>
-        <w:t>”</w:t>
+        </w:rPr>
+        <w:t xml:space="preserve">Use case </w:t>
       </w:r>
       <w:r>
         <w:rPr>
@@ -30274,33 +30187,735 @@
           <w:sz w:val="28"/>
           <w:szCs w:val="28"/>
         </w:rPr>
-        <w:t xml:space="preserve"> (khách)</w:t>
+        <w:t>“</w:t>
+      </w:r>
+      <w:r>
+        <w:rPr>
+          <w:b/>
+          <w:bCs/>
+          <w:i/>
+          <w:iCs/>
+          <w:sz w:val="28"/>
+          <w:szCs w:val="28"/>
+        </w:rPr>
+        <w:t>Quản lý tài khoản</w:t>
+      </w:r>
+      <w:r>
+        <w:rPr>
+          <w:b/>
+          <w:bCs/>
+          <w:i/>
+          <w:iCs/>
+          <w:sz w:val="28"/>
+          <w:szCs w:val="28"/>
+        </w:rPr>
+        <w:t xml:space="preserve">” </w:t>
+      </w:r>
+    </w:p>
+    <w:tbl>
+      <w:tblPr>
+        <w:tblStyle w:val="TableGrid"/>
+        <w:tblW w:w="9634" w:type="dxa"/>
+        <w:tblLook w:val="04A0" w:firstRow="1" w:lastRow="0" w:firstColumn="1" w:lastColumn="0" w:noHBand="0" w:noVBand="1"/>
+      </w:tblPr>
+      <w:tblGrid>
+        <w:gridCol w:w="1321"/>
+        <w:gridCol w:w="1226"/>
+        <w:gridCol w:w="7087"/>
+      </w:tblGrid>
+      <w:tr>
+        <w:trPr>
+          <w:trHeight w:val="507"/>
+        </w:trPr>
+        <w:tc>
+          <w:tcPr>
+            <w:tcW w:w="2547" w:type="dxa"/>
+            <w:gridSpan w:val="2"/>
+          </w:tcPr>
+          <w:p>
+            <w:pPr>
+              <w:ind w:left="0"/>
+              <w:rPr>
+                <w:sz w:val="28"/>
+                <w:szCs w:val="28"/>
+              </w:rPr>
+            </w:pPr>
+            <w:r>
+              <w:rPr>
+                <w:sz w:val="28"/>
+                <w:szCs w:val="28"/>
+              </w:rPr>
+              <w:t>Mô tả</w:t>
+            </w:r>
+          </w:p>
+        </w:tc>
+        <w:tc>
+          <w:tcPr>
+            <w:tcW w:w="7087" w:type="dxa"/>
+          </w:tcPr>
+          <w:p>
+            <w:pPr>
+              <w:ind w:left="0"/>
+              <w:rPr>
+                <w:sz w:val="28"/>
+                <w:szCs w:val="28"/>
+                <w:lang w:val="vi-VN"/>
+              </w:rPr>
+            </w:pPr>
+            <w:r>
+              <w:rPr>
+                <w:sz w:val="28"/>
+                <w:szCs w:val="28"/>
+              </w:rPr>
+              <w:t xml:space="preserve">Use case cho phép </w:t>
+            </w:r>
+            <w:r>
+              <w:rPr>
+                <w:sz w:val="28"/>
+                <w:szCs w:val="28"/>
+              </w:rPr>
+              <w:t>quản trị viên</w:t>
+            </w:r>
+            <w:r>
+              <w:rPr>
+                <w:sz w:val="28"/>
+                <w:szCs w:val="28"/>
+              </w:rPr>
+              <w:t xml:space="preserve"> </w:t>
+            </w:r>
+            <w:r>
+              <w:rPr>
+                <w:sz w:val="28"/>
+                <w:szCs w:val="28"/>
+              </w:rPr>
+              <w:t>quản lý tài khảon</w:t>
+            </w:r>
+          </w:p>
+        </w:tc>
+      </w:tr>
+      <w:tr>
+        <w:trPr>
+          <w:trHeight w:val="592"/>
+        </w:trPr>
+        <w:tc>
+          <w:tcPr>
+            <w:tcW w:w="2547" w:type="dxa"/>
+            <w:gridSpan w:val="2"/>
+          </w:tcPr>
+          <w:p>
+            <w:pPr>
+              <w:ind w:left="0"/>
+              <w:rPr>
+                <w:sz w:val="28"/>
+                <w:szCs w:val="28"/>
+              </w:rPr>
+            </w:pPr>
+            <w:r>
+              <w:rPr>
+                <w:sz w:val="28"/>
+                <w:szCs w:val="28"/>
+              </w:rPr>
+              <w:t>Tác nhân</w:t>
+            </w:r>
+          </w:p>
+        </w:tc>
+        <w:tc>
+          <w:tcPr>
+            <w:tcW w:w="7087" w:type="dxa"/>
+          </w:tcPr>
+          <w:p>
+            <w:pPr>
+              <w:ind w:left="0"/>
+              <w:rPr>
+                <w:sz w:val="28"/>
+                <w:szCs w:val="28"/>
+                <w:lang w:val="vi-VN"/>
+              </w:rPr>
+            </w:pPr>
+            <w:r>
+              <w:rPr>
+                <w:sz w:val="28"/>
+                <w:szCs w:val="28"/>
+              </w:rPr>
+              <w:t>Chủ cửa hàng</w:t>
+            </w:r>
+          </w:p>
+        </w:tc>
+      </w:tr>
+      <w:tr>
+        <w:trPr>
+          <w:trHeight w:val="734"/>
+        </w:trPr>
+        <w:tc>
+          <w:tcPr>
+            <w:tcW w:w="2547" w:type="dxa"/>
+            <w:gridSpan w:val="2"/>
+          </w:tcPr>
+          <w:p>
+            <w:pPr>
+              <w:ind w:left="0"/>
+              <w:rPr>
+                <w:sz w:val="28"/>
+                <w:szCs w:val="28"/>
+              </w:rPr>
+            </w:pPr>
+            <w:r>
+              <w:rPr>
+                <w:sz w:val="28"/>
+                <w:szCs w:val="28"/>
+              </w:rPr>
+              <w:t>Tiền điều kiện</w:t>
+            </w:r>
+          </w:p>
+        </w:tc>
+        <w:tc>
+          <w:tcPr>
+            <w:tcW w:w="7087" w:type="dxa"/>
+          </w:tcPr>
+          <w:p>
+            <w:pPr>
+              <w:ind w:left="0"/>
+              <w:rPr>
+                <w:sz w:val="28"/>
+                <w:szCs w:val="28"/>
+                <w:lang w:val="vi-VN"/>
+              </w:rPr>
+            </w:pPr>
+            <w:r>
+              <w:rPr>
+                <w:sz w:val="28"/>
+                <w:szCs w:val="28"/>
+              </w:rPr>
+              <w:t>Chủ cửa hàng đã đăng nhập</w:t>
+            </w:r>
+          </w:p>
+        </w:tc>
+      </w:tr>
+      <w:tr>
+        <w:trPr>
+          <w:trHeight w:val="841"/>
+        </w:trPr>
+        <w:tc>
+          <w:tcPr>
+            <w:tcW w:w="0" w:type="auto"/>
+            <w:vMerge w:val="restart"/>
+          </w:tcPr>
+          <w:p>
+            <w:pPr>
+              <w:ind w:left="0"/>
+              <w:rPr>
+                <w:sz w:val="28"/>
+                <w:szCs w:val="28"/>
+              </w:rPr>
+            </w:pPr>
+            <w:r>
+              <w:rPr>
+                <w:sz w:val="28"/>
+                <w:szCs w:val="28"/>
+              </w:rPr>
+              <w:t>Luồng sự kiện</w:t>
+            </w:r>
+          </w:p>
+        </w:tc>
+        <w:tc>
+          <w:tcPr>
+            <w:tcW w:w="1226" w:type="dxa"/>
+          </w:tcPr>
+          <w:p>
+            <w:pPr>
+              <w:ind w:left="0"/>
+              <w:textAlignment w:val="baseline"/>
+              <w:rPr>
+                <w:rFonts w:eastAsia="Times New Roman"/>
+                <w:color w:val="000000"/>
+                <w:sz w:val="28"/>
+                <w:szCs w:val="28"/>
+              </w:rPr>
+            </w:pPr>
+            <w:r>
+              <w:rPr>
+                <w:rFonts w:eastAsia="Times New Roman"/>
+                <w:color w:val="000000"/>
+                <w:sz w:val="28"/>
+                <w:szCs w:val="28"/>
+              </w:rPr>
+              <w:t>Luồng chính</w:t>
+            </w:r>
+          </w:p>
+        </w:tc>
+        <w:tc>
+          <w:tcPr>
+            <w:tcW w:w="7087" w:type="dxa"/>
+          </w:tcPr>
+          <w:p>
+            <w:pPr>
+              <w:ind w:left="0"/>
+              <w:rPr>
+                <w:sz w:val="28"/>
+                <w:szCs w:val="28"/>
+                <w:lang w:val="vi-VN"/>
+              </w:rPr>
+            </w:pPr>
+            <w:r>
+              <w:rPr>
+                <w:sz w:val="28"/>
+                <w:szCs w:val="28"/>
+              </w:rPr>
+              <w:t>• Chủ cửa hàng truy cập chức năng “</w:t>
+            </w:r>
+            <w:r>
+              <w:rPr>
+                <w:sz w:val="28"/>
+                <w:szCs w:val="28"/>
+              </w:rPr>
+              <w:t>Quản lý tài khoản</w:t>
+            </w:r>
+            <w:r>
+              <w:rPr>
+                <w:sz w:val="28"/>
+                <w:szCs w:val="28"/>
+              </w:rPr>
+              <w:t>”.</w:t>
+            </w:r>
+            <w:r>
+              <w:rPr>
+                <w:sz w:val="28"/>
+                <w:szCs w:val="28"/>
+              </w:rPr>
+              <w:br/>
+              <w:t xml:space="preserve">• Hệ thống hiển thị giao diện </w:t>
+            </w:r>
+            <w:r>
+              <w:rPr>
+                <w:sz w:val="28"/>
+                <w:szCs w:val="28"/>
+              </w:rPr>
+              <w:t>các tài khoản</w:t>
+            </w:r>
+            <w:r>
+              <w:rPr>
+                <w:sz w:val="28"/>
+                <w:szCs w:val="28"/>
+              </w:rPr>
+              <w:t>.</w:t>
+            </w:r>
+            <w:r>
+              <w:rPr>
+                <w:sz w:val="28"/>
+                <w:szCs w:val="28"/>
+              </w:rPr>
+              <w:br/>
+              <w:t xml:space="preserve">• Chủ cửa hàng </w:t>
+            </w:r>
+            <w:r>
+              <w:rPr>
+                <w:sz w:val="28"/>
+                <w:szCs w:val="28"/>
+              </w:rPr>
+              <w:t>có thể xem, xóa, sửa trạng thái các tài khoản</w:t>
+            </w:r>
+            <w:r>
+              <w:rPr>
+                <w:sz w:val="28"/>
+                <w:szCs w:val="28"/>
+              </w:rPr>
+              <w:t>.</w:t>
+            </w:r>
+            <w:r>
+              <w:rPr>
+                <w:sz w:val="28"/>
+                <w:szCs w:val="28"/>
+              </w:rPr>
+              <w:br/>
+              <w:t xml:space="preserve">• Hệ thống </w:t>
+            </w:r>
+            <w:r>
+              <w:rPr>
+                <w:sz w:val="28"/>
+                <w:szCs w:val="28"/>
+              </w:rPr>
+              <w:t>sẽ báo cáo thành công</w:t>
+            </w:r>
+            <w:r>
+              <w:rPr>
+                <w:sz w:val="28"/>
+                <w:szCs w:val="28"/>
+              </w:rPr>
+              <w:t>.</w:t>
+            </w:r>
+            <w:r>
+              <w:rPr>
+                <w:sz w:val="28"/>
+                <w:szCs w:val="28"/>
+              </w:rPr>
+              <w:br/>
+              <w:t>• Use case kết thúc.</w:t>
+            </w:r>
+          </w:p>
+        </w:tc>
+      </w:tr>
+      <w:tr>
+        <w:trPr>
+          <w:trHeight w:val="134"/>
+        </w:trPr>
+        <w:tc>
+          <w:tcPr>
+            <w:tcW w:w="0" w:type="auto"/>
+            <w:vMerge/>
+          </w:tcPr>
+          <w:p>
+            <w:pPr>
+              <w:ind w:left="0"/>
+              <w:rPr>
+                <w:sz w:val="28"/>
+                <w:szCs w:val="28"/>
+              </w:rPr>
+            </w:pPr>
+          </w:p>
+        </w:tc>
+        <w:tc>
+          <w:tcPr>
+            <w:tcW w:w="1226" w:type="dxa"/>
+          </w:tcPr>
+          <w:p>
+            <w:pPr>
+              <w:ind w:left="0"/>
+              <w:rPr>
+                <w:sz w:val="28"/>
+                <w:szCs w:val="28"/>
+              </w:rPr>
+            </w:pPr>
+            <w:r>
+              <w:rPr>
+                <w:sz w:val="28"/>
+                <w:szCs w:val="28"/>
+              </w:rPr>
+              <w:t>Luồng rẽ nhánh</w:t>
+            </w:r>
+          </w:p>
+        </w:tc>
+        <w:tc>
+          <w:tcPr>
+            <w:tcW w:w="7087" w:type="dxa"/>
+          </w:tcPr>
+          <w:p>
+            <w:pPr>
+              <w:ind w:left="0"/>
+              <w:rPr>
+                <w:sz w:val="28"/>
+                <w:szCs w:val="28"/>
+                <w:lang w:val="vi-VN"/>
+              </w:rPr>
+            </w:pPr>
+            <w:r>
+              <w:rPr>
+                <w:sz w:val="28"/>
+                <w:szCs w:val="28"/>
+              </w:rPr>
+              <w:t xml:space="preserve">• </w:t>
+            </w:r>
+            <w:r>
+              <w:rPr>
+                <w:sz w:val="28"/>
+                <w:szCs w:val="28"/>
+              </w:rPr>
+              <w:t xml:space="preserve">Không có dữ liệu → hiển thị báo </w:t>
+            </w:r>
+            <w:r>
+              <w:rPr>
+                <w:sz w:val="28"/>
+                <w:szCs w:val="28"/>
+              </w:rPr>
+              <w:t>lỗi</w:t>
+            </w:r>
+            <w:r>
+              <w:rPr>
+                <w:sz w:val="28"/>
+                <w:szCs w:val="28"/>
+              </w:rPr>
+              <w:t>.</w:t>
+            </w:r>
+          </w:p>
+        </w:tc>
+      </w:tr>
+      <w:tr>
+        <w:trPr>
+          <w:trHeight w:val="570"/>
+        </w:trPr>
+        <w:tc>
+          <w:tcPr>
+            <w:tcW w:w="2547" w:type="dxa"/>
+            <w:gridSpan w:val="2"/>
+          </w:tcPr>
+          <w:p>
+            <w:pPr>
+              <w:ind w:left="0"/>
+              <w:rPr>
+                <w:sz w:val="28"/>
+                <w:szCs w:val="28"/>
+              </w:rPr>
+            </w:pPr>
+            <w:r>
+              <w:rPr>
+                <w:sz w:val="28"/>
+                <w:szCs w:val="28"/>
+              </w:rPr>
+              <w:t>Hậu điều kiện</w:t>
+            </w:r>
+          </w:p>
+        </w:tc>
+        <w:tc>
+          <w:tcPr>
+            <w:tcW w:w="7087" w:type="dxa"/>
+          </w:tcPr>
+          <w:p>
+            <w:pPr>
+              <w:ind w:left="0"/>
+              <w:rPr>
+                <w:sz w:val="28"/>
+                <w:szCs w:val="28"/>
+              </w:rPr>
+            </w:pPr>
+            <w:r>
+              <w:rPr>
+                <w:sz w:val="28"/>
+                <w:szCs w:val="28"/>
+              </w:rPr>
+              <w:t>Chủ cửa hàng nắm được tình hình kinh doanh.</w:t>
+            </w:r>
+          </w:p>
+        </w:tc>
+      </w:tr>
+      <w:tr>
+        <w:trPr>
+          <w:trHeight w:val="54"/>
+        </w:trPr>
+        <w:tc>
+          <w:tcPr>
+            <w:tcW w:w="2547" w:type="dxa"/>
+            <w:gridSpan w:val="2"/>
+          </w:tcPr>
+          <w:p>
+            <w:pPr>
+              <w:ind w:left="0"/>
+              <w:rPr>
+                <w:sz w:val="28"/>
+                <w:szCs w:val="28"/>
+              </w:rPr>
+            </w:pPr>
+            <w:r>
+              <w:rPr>
+                <w:sz w:val="28"/>
+                <w:szCs w:val="28"/>
+              </w:rPr>
+              <w:t>Điểm mở rộng</w:t>
+            </w:r>
+          </w:p>
+        </w:tc>
+        <w:tc>
+          <w:tcPr>
+            <w:tcW w:w="7087" w:type="dxa"/>
+          </w:tcPr>
+          <w:p>
+            <w:pPr>
+              <w:ind w:left="0"/>
+              <w:rPr>
+                <w:sz w:val="28"/>
+                <w:szCs w:val="28"/>
+              </w:rPr>
+            </w:pPr>
+            <w:r>
+              <w:rPr>
+                <w:sz w:val="28"/>
+                <w:szCs w:val="28"/>
+              </w:rPr>
+              <w:t>Không</w:t>
+            </w:r>
+          </w:p>
+        </w:tc>
+      </w:tr>
+    </w:tbl>
+    <w:p>
+      <w:pPr>
+        <w:pStyle w:val="NormalWeb"/>
+        <w:rPr>
+          <w:b/>
+          <w:bCs/>
+          <w:sz w:val="28"/>
+          <w:szCs w:val="28"/>
+        </w:rPr>
+      </w:pPr>
+      <w:r>
+        <w:rPr>
+          <w:b/>
+          <w:bCs/>
+          <w:sz w:val="28"/>
+          <w:szCs w:val="28"/>
+        </w:rPr>
+        <w:t>2.</w:t>
+      </w:r>
+      <w:r>
+        <w:rPr>
+          <w:b/>
+          <w:bCs/>
+          <w:sz w:val="28"/>
+          <w:szCs w:val="28"/>
+        </w:rPr>
+        <w:t>3</w:t>
+      </w:r>
+      <w:r>
+        <w:rPr>
+          <w:b/>
+          <w:bCs/>
+          <w:sz w:val="28"/>
+          <w:szCs w:val="28"/>
+        </w:rPr>
+        <w:t>.</w:t>
+      </w:r>
+      <w:r>
+        <w:rPr>
+          <w:b/>
+          <w:bCs/>
+          <w:sz w:val="28"/>
+          <w:szCs w:val="28"/>
+        </w:rPr>
+        <w:t xml:space="preserve"> </w:t>
+      </w:r>
+      <w:r>
+        <w:rPr>
+          <w:b/>
+          <w:bCs/>
+          <w:sz w:val="28"/>
+          <w:szCs w:val="28"/>
+          <w:lang w:val="vi-VN"/>
+        </w:rPr>
+        <w:t>Thiết kế biểu đồ lớp chi tiết</w:t>
+      </w:r>
+      <w:r>
+        <w:rPr>
+          <w:b/>
+          <w:bCs/>
+          <w:sz w:val="28"/>
+          <w:szCs w:val="28"/>
+        </w:rPr>
+        <w:t>.</w:t>
       </w:r>
     </w:p>
     <w:p>
       <w:pPr>
         <w:rPr>
-          <w:sz w:val="28"/>
-          <w:szCs w:val="28"/>
-        </w:rPr>
-      </w:pPr>
-      <w:r>
-        <w:rPr>
-          <w:sz w:val="28"/>
-          <w:szCs w:val="28"/>
-        </w:rPr>
-        <w:t>Biểu đồ trình tự</w:t>
-      </w:r>
-      <w:r>
-        <w:rPr>
-          <w:sz w:val="28"/>
-          <w:szCs w:val="28"/>
-        </w:rPr>
-        <w:t>:</w:t>
+          <w:b/>
+          <w:bCs/>
+          <w:i/>
+          <w:iCs/>
+          <w:sz w:val="28"/>
+          <w:szCs w:val="28"/>
+        </w:rPr>
+      </w:pPr>
+      <w:r>
+        <w:rPr>
+          <w:b/>
+          <w:bCs/>
+          <w:i/>
+          <w:iCs/>
+          <w:sz w:val="28"/>
+          <w:szCs w:val="28"/>
+        </w:rPr>
+        <w:t>2.</w:t>
+      </w:r>
+      <w:r>
+        <w:rPr>
+          <w:b/>
+          <w:bCs/>
+          <w:i/>
+          <w:iCs/>
+          <w:sz w:val="28"/>
+          <w:szCs w:val="28"/>
+        </w:rPr>
+        <w:t>3</w:t>
+      </w:r>
+      <w:r>
+        <w:rPr>
+          <w:b/>
+          <w:bCs/>
+          <w:i/>
+          <w:iCs/>
+          <w:sz w:val="28"/>
+          <w:szCs w:val="28"/>
+        </w:rPr>
+        <w:t xml:space="preserve">.1.Use case </w:t>
+      </w:r>
+      <w:r>
+        <w:rPr>
+          <w:b/>
+          <w:bCs/>
+          <w:i/>
+          <w:iCs/>
+          <w:sz w:val="28"/>
+          <w:szCs w:val="28"/>
+          <w:lang w:val="vi-VN"/>
+        </w:rPr>
+        <w:t>“</w:t>
+      </w:r>
+      <w:r>
+        <w:rPr>
+          <w:b/>
+          <w:bCs/>
+          <w:i/>
+          <w:iCs/>
+          <w:sz w:val="28"/>
+          <w:szCs w:val="28"/>
+        </w:rPr>
+        <w:t>Đăng nhập</w:t>
+      </w:r>
+      <w:r>
+        <w:rPr>
+          <w:b/>
+          <w:bCs/>
+          <w:i/>
+          <w:iCs/>
+          <w:sz w:val="28"/>
+          <w:szCs w:val="28"/>
+          <w:lang w:val="vi-VN"/>
+        </w:rPr>
+        <w:t>”</w:t>
+      </w:r>
+      <w:r>
+        <w:rPr>
+          <w:b/>
+          <w:bCs/>
+          <w:i/>
+          <w:iCs/>
+          <w:sz w:val="28"/>
+          <w:szCs w:val="28"/>
+        </w:rPr>
+        <w:t xml:space="preserve"> (khách)</w:t>
       </w:r>
     </w:p>
     <w:p>
       <w:pPr>
+        <w:rPr>
+          <w:sz w:val="28"/>
+          <w:szCs w:val="28"/>
+        </w:rPr>
+      </w:pPr>
+      <w:r>
+        <w:rPr>
+          <w:sz w:val="28"/>
+          <w:szCs w:val="28"/>
+        </w:rPr>
+        <w:t>Biểu đồ trình tự</w:t>
+      </w:r>
+      <w:r>
+        <w:rPr>
+          <w:sz w:val="28"/>
+          <w:szCs w:val="28"/>
+        </w:rPr>
+        <w:t>:</w:t>
+      </w:r>
+    </w:p>
+    <w:p>
+      <w:pPr>
         <w:pStyle w:val="NormalWeb"/>
         <w:jc w:val="center"/>
         <w:rPr>
@@ -30314,6 +30929,7 @@
           <w:sz w:val="28"/>
           <w:szCs w:val="28"/>
         </w:rPr>
+        <w:lastRenderedPageBreak/>
         <w:drawing>
           <wp:inline distT="0" distB="0" distL="0" distR="0" wp14:anchorId="7403E322" wp14:editId="66002F78">
             <wp:extent cx="5016500" cy="4286250"/>
@@ -30754,6 +31370,7 @@
       </w:pPr>
       <w:r>
         <w:rPr>
+          <w:noProof/>
           <w:sz w:val="28"/>
           <w:szCs w:val="28"/>
         </w:rPr>
@@ -30819,6 +31436,7 @@
       </w:pPr>
       <w:r>
         <w:rPr>
+          <w:noProof/>
           <w:sz w:val="28"/>
           <w:szCs w:val="28"/>
         </w:rPr>
@@ -30959,6 +31577,7 @@
       </w:pPr>
       <w:r>
         <w:rPr>
+          <w:noProof/>
           <w:sz w:val="28"/>
           <w:szCs w:val="28"/>
         </w:rPr>
@@ -31025,6 +31644,7 @@
       </w:pPr>
       <w:r>
         <w:rPr>
+          <w:noProof/>
           <w:sz w:val="28"/>
           <w:szCs w:val="28"/>
         </w:rPr>
@@ -31166,6 +31786,7 @@
       </w:pPr>
       <w:r>
         <w:rPr>
+          <w:noProof/>
           <w:sz w:val="28"/>
           <w:szCs w:val="28"/>
         </w:rPr>
@@ -31371,6 +31992,7 @@
       </w:pPr>
       <w:r>
         <w:rPr>
+          <w:noProof/>
           <w:sz w:val="28"/>
           <w:szCs w:val="28"/>
         </w:rPr>
@@ -31437,6 +32059,7 @@
       </w:pPr>
       <w:r>
         <w:rPr>
+          <w:noProof/>
           <w:sz w:val="28"/>
           <w:szCs w:val="28"/>
         </w:rPr>
@@ -31578,6 +32201,7 @@
       </w:pPr>
       <w:r>
         <w:rPr>
+          <w:noProof/>
           <w:sz w:val="28"/>
           <w:szCs w:val="28"/>
         </w:rPr>
@@ -31643,6 +32267,7 @@
       </w:pPr>
       <w:r>
         <w:rPr>
+          <w:noProof/>
           <w:sz w:val="28"/>
           <w:szCs w:val="28"/>
         </w:rPr>
@@ -31784,6 +32409,7 @@
       </w:pPr>
       <w:r>
         <w:rPr>
+          <w:noProof/>
           <w:sz w:val="28"/>
           <w:szCs w:val="28"/>
         </w:rPr>
@@ -31850,6 +32476,7 @@
       </w:pPr>
       <w:r>
         <w:rPr>
+          <w:noProof/>
           <w:sz w:val="28"/>
           <w:szCs w:val="28"/>
         </w:rPr>
@@ -31991,6 +32618,7 @@
       </w:pPr>
       <w:r>
         <w:rPr>
+          <w:noProof/>
           <w:sz w:val="28"/>
           <w:szCs w:val="28"/>
         </w:rPr>
@@ -32057,6 +32685,7 @@
       </w:pPr>
       <w:r>
         <w:rPr>
+          <w:noProof/>
           <w:sz w:val="28"/>
           <w:szCs w:val="28"/>
         </w:rPr>
@@ -32198,6 +32827,7 @@
       </w:pPr>
       <w:r>
         <w:rPr>
+          <w:noProof/>
           <w:sz w:val="28"/>
           <w:szCs w:val="28"/>
         </w:rPr>
@@ -32263,6 +32893,7 @@
       </w:pPr>
       <w:r>
         <w:rPr>
+          <w:noProof/>
           <w:sz w:val="28"/>
           <w:szCs w:val="28"/>
         </w:rPr>
@@ -32438,6 +33069,7 @@
       </w:pPr>
       <w:r>
         <w:rPr>
+          <w:noProof/>
           <w:sz w:val="28"/>
           <w:szCs w:val="28"/>
         </w:rPr>
@@ -32504,6 +33136,7 @@
       </w:pPr>
       <w:r>
         <w:rPr>
+          <w:noProof/>
           <w:sz w:val="28"/>
           <w:szCs w:val="28"/>
         </w:rPr>
@@ -32678,6 +33311,7 @@
       </w:pPr>
       <w:r>
         <w:rPr>
+          <w:noProof/>
           <w:sz w:val="28"/>
           <w:szCs w:val="28"/>
         </w:rPr>
@@ -32744,6 +33378,7 @@
       </w:pPr>
       <w:r>
         <w:rPr>
+          <w:noProof/>
           <w:sz w:val="28"/>
           <w:szCs w:val="28"/>
         </w:rPr>
@@ -32918,6 +33553,7 @@
       </w:pPr>
       <w:r>
         <w:rPr>
+          <w:noProof/>
           <w:sz w:val="28"/>
           <w:szCs w:val="28"/>
         </w:rPr>
@@ -32984,6 +33620,7 @@
       </w:pPr>
       <w:r>
         <w:rPr>
+          <w:noProof/>
           <w:sz w:val="28"/>
           <w:szCs w:val="28"/>
         </w:rPr>
@@ -33159,6 +33796,7 @@
       </w:pPr>
       <w:r>
         <w:rPr>
+          <w:noProof/>
           <w:sz w:val="28"/>
           <w:szCs w:val="28"/>
         </w:rPr>
@@ -33224,6 +33862,7 @@
       </w:pPr>
       <w:r>
         <w:rPr>
+          <w:noProof/>
           <w:sz w:val="28"/>
           <w:szCs w:val="28"/>
         </w:rPr>
@@ -33399,6 +34038,7 @@
       </w:pPr>
       <w:r>
         <w:rPr>
+          <w:noProof/>
           <w:sz w:val="28"/>
           <w:szCs w:val="28"/>
         </w:rPr>
@@ -33465,6 +34105,7 @@
       </w:pPr>
       <w:r>
         <w:rPr>
+          <w:noProof/>
           <w:sz w:val="28"/>
           <w:szCs w:val="28"/>
         </w:rPr>
@@ -33640,6 +34281,7 @@
       </w:pPr>
       <w:r>
         <w:rPr>
+          <w:noProof/>
           <w:sz w:val="28"/>
           <w:szCs w:val="28"/>
         </w:rPr>
@@ -33706,6 +34348,7 @@
       </w:pPr>
       <w:r>
         <w:rPr>
+          <w:noProof/>
           <w:sz w:val="28"/>
           <w:szCs w:val="28"/>
         </w:rPr>
@@ -33869,6 +34512,7 @@
       </w:pPr>
       <w:r>
         <w:rPr>
+          <w:noProof/>
           <w:sz w:val="28"/>
           <w:szCs w:val="28"/>
         </w:rPr>
@@ -33935,6 +34579,7 @@
       </w:pPr>
       <w:r>
         <w:rPr>
+          <w:noProof/>
           <w:sz w:val="28"/>
           <w:szCs w:val="28"/>
         </w:rPr>
@@ -34098,6 +34743,7 @@
       </w:pPr>
       <w:r>
         <w:rPr>
+          <w:noProof/>
           <w:sz w:val="28"/>
           <w:szCs w:val="28"/>
         </w:rPr>
@@ -34164,6 +34810,7 @@
       </w:pPr>
       <w:r>
         <w:rPr>
+          <w:noProof/>
           <w:sz w:val="28"/>
           <w:szCs w:val="28"/>
         </w:rPr>
@@ -34206,10 +34853,12 @@
     </w:p>
     <w:p>
       <w:pPr>
-        <w:spacing w:before="240"/>
+        <w:pStyle w:val="NormalWeb"/>
         <w:rPr>
           <w:b/>
           <w:bCs/>
+          <w:i/>
+          <w:iCs/>
           <w:sz w:val="28"/>
           <w:szCs w:val="28"/>
         </w:rPr>
@@ -34218,6 +34867,8 @@
         <w:rPr>
           <w:b/>
           <w:bCs/>
+          <w:i/>
+          <w:iCs/>
           <w:sz w:val="28"/>
           <w:szCs w:val="28"/>
         </w:rPr>
@@ -34227,24 +34878,94 @@
         <w:rPr>
           <w:b/>
           <w:bCs/>
-          <w:sz w:val="28"/>
-          <w:szCs w:val="28"/>
-        </w:rPr>
-        <w:t>4</w:t>
+          <w:i/>
+          <w:iCs/>
+          <w:sz w:val="28"/>
+          <w:szCs w:val="28"/>
+        </w:rPr>
+        <w:t>3</w:t>
       </w:r>
       <w:r>
         <w:rPr>
           <w:b/>
           <w:bCs/>
-          <w:sz w:val="28"/>
-          <w:szCs w:val="28"/>
-        </w:rPr>
-        <w:t>. Thiết kế cơ sở dữ liệu</w:t>
+          <w:i/>
+          <w:iCs/>
+          <w:sz w:val="28"/>
+          <w:szCs w:val="28"/>
+        </w:rPr>
+        <w:t>.</w:t>
+      </w:r>
+      <w:r>
+        <w:rPr>
+          <w:b/>
+          <w:bCs/>
+          <w:i/>
+          <w:iCs/>
+          <w:sz w:val="28"/>
+          <w:szCs w:val="28"/>
+        </w:rPr>
+        <w:t>18</w:t>
+      </w:r>
+      <w:r>
+        <w:rPr>
+          <w:b/>
+          <w:bCs/>
+          <w:i/>
+          <w:iCs/>
+          <w:sz w:val="28"/>
+          <w:szCs w:val="28"/>
+        </w:rPr>
+        <w:t>.</w:t>
+      </w:r>
+      <w:r>
+        <w:rPr>
+          <w:b/>
+          <w:bCs/>
+          <w:i/>
+          <w:iCs/>
+          <w:sz w:val="28"/>
+          <w:szCs w:val="28"/>
+          <w:lang w:val="vi-VN"/>
+        </w:rPr>
+        <w:t xml:space="preserve"> </w:t>
+      </w:r>
+      <w:r>
+        <w:rPr>
+          <w:b/>
+          <w:bCs/>
+          <w:i/>
+          <w:iCs/>
+          <w:sz w:val="28"/>
+          <w:szCs w:val="28"/>
+        </w:rPr>
+        <w:t xml:space="preserve">Use case “Xem doanh thu” </w:t>
       </w:r>
     </w:p>
     <w:p>
       <w:pPr>
-        <w:pStyle w:val="NormalWeb"/>
+        <w:rPr>
+          <w:sz w:val="28"/>
+          <w:szCs w:val="28"/>
+        </w:rPr>
+      </w:pPr>
+      <w:r>
+        <w:rPr>
+          <w:sz w:val="28"/>
+          <w:szCs w:val="28"/>
+        </w:rPr>
+        <w:t>Biểu đồ trình tự</w:t>
+      </w:r>
+      <w:r>
+        <w:rPr>
+          <w:sz w:val="28"/>
+          <w:szCs w:val="28"/>
+        </w:rPr>
+        <w:t>:</w:t>
+      </w:r>
+    </w:p>
+    <w:p>
+      <w:pPr>
         <w:jc w:val="center"/>
         <w:rPr>
           <w:sz w:val="28"/>
@@ -34253,15 +34974,14 @@
       </w:pPr>
       <w:r>
         <w:rPr>
-          <w:noProof/>
           <w:sz w:val="28"/>
           <w:szCs w:val="28"/>
         </w:rPr>
         <w:drawing>
-          <wp:inline distT="0" distB="0" distL="0" distR="0" wp14:anchorId="56C2FC41" wp14:editId="23EE78E3">
-            <wp:extent cx="6179820" cy="4400856"/>
-            <wp:effectExtent l="0" t="0" r="0" b="0"/>
-            <wp:docPr id="1798537473" name="Picture 1798537473"/>
+          <wp:inline distT="0" distB="0" distL="0" distR="0" wp14:anchorId="1B103337" wp14:editId="2675CC36">
+            <wp:extent cx="5120613" cy="4261459"/>
+            <wp:effectExtent l="0" t="0" r="4445" b="6350"/>
+            <wp:docPr id="1798537479" name="Picture 1798537479"/>
             <wp:cNvGraphicFramePr>
               <a:graphicFrameLocks xmlns:a="http://schemas.openxmlformats.org/drawingml/2006/main" noChangeAspect="1"/>
             </wp:cNvGraphicFramePr>
@@ -34281,6 +35001,150 @@
                   <pic:spPr>
                     <a:xfrm>
                       <a:off x="0" y="0"/>
+                      <a:ext cx="5153751" cy="4289037"/>
+                    </a:xfrm>
+                    <a:prstGeom prst="rect">
+                      <a:avLst/>
+                    </a:prstGeom>
+                  </pic:spPr>
+                </pic:pic>
+              </a:graphicData>
+            </a:graphic>
+          </wp:inline>
+        </w:drawing>
+      </w:r>
+    </w:p>
+    <w:p>
+      <w:pPr>
+        <w:jc w:val="center"/>
+        <w:rPr>
+          <w:sz w:val="28"/>
+          <w:szCs w:val="28"/>
+        </w:rPr>
+      </w:pPr>
+      <w:r>
+        <w:rPr>
+          <w:sz w:val="28"/>
+          <w:szCs w:val="28"/>
+        </w:rPr>
+        <w:lastRenderedPageBreak/>
+        <w:drawing>
+          <wp:inline distT="0" distB="0" distL="0" distR="0" wp14:anchorId="46BD48CE" wp14:editId="65BF376E">
+            <wp:extent cx="5144494" cy="7545204"/>
+            <wp:effectExtent l="0" t="0" r="0" b="0"/>
+            <wp:docPr id="1798537482" name="Picture 1798537482"/>
+            <wp:cNvGraphicFramePr>
+              <a:graphicFrameLocks xmlns:a="http://schemas.openxmlformats.org/drawingml/2006/main" noChangeAspect="1"/>
+            </wp:cNvGraphicFramePr>
+            <a:graphic xmlns:a="http://schemas.openxmlformats.org/drawingml/2006/main">
+              <a:graphicData uri="http://schemas.openxmlformats.org/drawingml/2006/picture">
+                <pic:pic xmlns:pic="http://schemas.openxmlformats.org/drawingml/2006/picture">
+                  <pic:nvPicPr>
+                    <pic:cNvPr id="1" name=""/>
+                    <pic:cNvPicPr/>
+                  </pic:nvPicPr>
+                  <pic:blipFill>
+                    <a:blip r:embed="rId51"/>
+                    <a:stretch>
+                      <a:fillRect/>
+                    </a:stretch>
+                  </pic:blipFill>
+                  <pic:spPr>
+                    <a:xfrm>
+                      <a:off x="0" y="0"/>
+                      <a:ext cx="5156486" cy="7562792"/>
+                    </a:xfrm>
+                    <a:prstGeom prst="rect">
+                      <a:avLst/>
+                    </a:prstGeom>
+                  </pic:spPr>
+                </pic:pic>
+              </a:graphicData>
+            </a:graphic>
+          </wp:inline>
+        </w:drawing>
+      </w:r>
+    </w:p>
+    <w:p>
+      <w:pPr>
+        <w:spacing w:before="240"/>
+        <w:rPr>
+          <w:b/>
+          <w:bCs/>
+          <w:sz w:val="28"/>
+          <w:szCs w:val="28"/>
+        </w:rPr>
+      </w:pPr>
+      <w:r>
+        <w:rPr>
+          <w:b/>
+          <w:bCs/>
+          <w:sz w:val="28"/>
+          <w:szCs w:val="28"/>
+        </w:rPr>
+        <w:lastRenderedPageBreak/>
+        <w:t>2.</w:t>
+      </w:r>
+      <w:r>
+        <w:rPr>
+          <w:b/>
+          <w:bCs/>
+          <w:sz w:val="28"/>
+          <w:szCs w:val="28"/>
+        </w:rPr>
+        <w:t>4</w:t>
+      </w:r>
+      <w:r>
+        <w:rPr>
+          <w:b/>
+          <w:bCs/>
+          <w:sz w:val="28"/>
+          <w:szCs w:val="28"/>
+        </w:rPr>
+        <w:t>. Thiết kế cơ sở dữ liệu</w:t>
+      </w:r>
+    </w:p>
+    <w:p>
+      <w:pPr>
+        <w:pStyle w:val="NormalWeb"/>
+        <w:jc w:val="center"/>
+        <w:rPr>
+          <w:i/>
+          <w:iCs/>
+          <w:sz w:val="28"/>
+          <w:szCs w:val="28"/>
+        </w:rPr>
+      </w:pPr>
+      <w:r>
+        <w:rPr>
+          <w:noProof/>
+          <w:sz w:val="28"/>
+          <w:szCs w:val="28"/>
+        </w:rPr>
+        <w:drawing>
+          <wp:inline distT="0" distB="0" distL="0" distR="0" wp14:anchorId="56C2FC41" wp14:editId="23EE78E3">
+            <wp:extent cx="6179820" cy="4400856"/>
+            <wp:effectExtent l="0" t="0" r="0" b="0"/>
+            <wp:docPr id="1798537473" name="Picture 1798537473"/>
+            <wp:cNvGraphicFramePr>
+              <a:graphicFrameLocks xmlns:a="http://schemas.openxmlformats.org/drawingml/2006/main" noChangeAspect="1"/>
+            </wp:cNvGraphicFramePr>
+            <a:graphic xmlns:a="http://schemas.openxmlformats.org/drawingml/2006/main">
+              <a:graphicData uri="http://schemas.openxmlformats.org/drawingml/2006/picture">
+                <pic:pic xmlns:pic="http://schemas.openxmlformats.org/drawingml/2006/picture">
+                  <pic:nvPicPr>
+                    <pic:cNvPr id="1" name=""/>
+                    <pic:cNvPicPr/>
+                  </pic:nvPicPr>
+                  <pic:blipFill>
+                    <a:blip r:embed="rId52"/>
+                    <a:stretch>
+                      <a:fillRect/>
+                    </a:stretch>
+                  </pic:blipFill>
+                  <pic:spPr>
+                    <a:xfrm>
+                      <a:off x="0" y="0"/>
                       <a:ext cx="6194217" cy="4411109"/>
                     </a:xfrm>
                     <a:prstGeom prst="rect">
@@ -34312,8 +35176,17 @@
         <w:t>Hình 2.2: Database của dự án</w:t>
       </w:r>
     </w:p>
+    <w:p>
+      <w:pPr>
+        <w:pStyle w:val="NormalWeb"/>
+        <w:rPr>
+          <w:sz w:val="28"/>
+          <w:szCs w:val="28"/>
+        </w:rPr>
+      </w:pPr>
+    </w:p>
     <w:sectPr>
-      <w:headerReference w:type="first" r:id="rId51"/>
+      <w:headerReference w:type="first" r:id="rId53"/>
       <w:pgSz w:w="12240" w:h="15840"/>
       <w:pgMar w:top="1440" w:right="1134" w:bottom="1440" w:left="1701" w:header="720" w:footer="720" w:gutter="0"/>
       <w:pgNumType w:start="1"/>
@@ -47353,7 +48226,7 @@
   <w:style w:type="paragraph" w:default="1" w:styleId="Normal">
     <w:name w:val="Normal"/>
     <w:qFormat/>
-    <w:rsid w:val="00FF7A10"/>
+    <w:rsid w:val="000349BC"/>
     <w:pPr>
       <w:spacing w:after="200" w:line="276" w:lineRule="auto"/>
     </w:pPr>

--- a/DATN_DangMinhTam_2022606438.docx
+++ b/DATN_DangMinhTam_2022606438.docx
@@ -19333,10 +19333,10 @@
           <w:szCs w:val="28"/>
         </w:rPr>
         <w:drawing>
-          <wp:inline distT="0" distB="0" distL="0" distR="0" wp14:anchorId="2481CA4C" wp14:editId="5B02FB5D">
-            <wp:extent cx="5971813" cy="6448508"/>
-            <wp:effectExtent l="0" t="0" r="0" b="0"/>
-            <wp:docPr id="1798537476" name="Picture 1798537476"/>
+          <wp:inline distT="0" distB="0" distL="0" distR="0" wp14:anchorId="39DE1B95" wp14:editId="6A549B2B">
+            <wp:extent cx="5767415" cy="6438900"/>
+            <wp:effectExtent l="0" t="0" r="5080" b="0"/>
+            <wp:docPr id="1798537475" name="Picture 1798537475"/>
             <wp:cNvGraphicFramePr>
               <a:graphicFrameLocks xmlns:a="http://schemas.openxmlformats.org/drawingml/2006/main" noChangeAspect="1"/>
             </wp:cNvGraphicFramePr>
@@ -19356,7 +19356,7 @@
                   <pic:spPr>
                     <a:xfrm>
                       <a:off x="0" y="0"/>
-                      <a:ext cx="5976697" cy="6453782"/>
+                      <a:ext cx="5770294" cy="6442114"/>
                     </a:xfrm>
                     <a:prstGeom prst="rect">
                       <a:avLst/>
@@ -20839,6 +20839,7 @@
           <w:iCs/>
           <w:sz w:val="28"/>
           <w:szCs w:val="28"/>
+          <w:lang w:val="vi-VN"/>
         </w:rPr>
       </w:pPr>
       <w:r>
@@ -20897,6 +20898,26 @@
         </w:rPr>
         <w:t>(Nội bộ nhà hàng)</w:t>
       </w:r>
+    </w:p>
+    <w:p>
+      <w:pPr>
+        <w:rPr>
+          <w:b/>
+          <w:bCs/>
+          <w:sz w:val="28"/>
+          <w:szCs w:val="28"/>
+        </w:rPr>
+      </w:pPr>
+    </w:p>
+    <w:p>
+      <w:pPr>
+        <w:rPr>
+          <w:b/>
+          <w:bCs/>
+          <w:sz w:val="28"/>
+          <w:szCs w:val="28"/>
+        </w:rPr>
+      </w:pPr>
     </w:p>
     <w:tbl>
       <w:tblPr>
@@ -20931,6 +20952,7 @@
                 <w:sz w:val="28"/>
                 <w:szCs w:val="28"/>
               </w:rPr>
+              <w:lastRenderedPageBreak/>
               <w:t>Mô tả</w:t>
             </w:r>
           </w:p>
@@ -21035,7 +21057,6 @@
                 <w:sz w:val="28"/>
                 <w:szCs w:val="28"/>
               </w:rPr>
-              <w:lastRenderedPageBreak/>
               <w:t>Tiền điều kiện</w:t>
             </w:r>
           </w:p>
@@ -30101,6 +30122,72 @@
     </w:tbl>
     <w:p>
       <w:pPr>
+        <w:pStyle w:val="NormalWeb"/>
+        <w:rPr>
+          <w:b/>
+          <w:bCs/>
+          <w:sz w:val="28"/>
+          <w:szCs w:val="28"/>
+        </w:rPr>
+      </w:pPr>
+      <w:r>
+        <w:rPr>
+          <w:b/>
+          <w:bCs/>
+          <w:sz w:val="28"/>
+          <w:szCs w:val="28"/>
+        </w:rPr>
+        <w:t>2.</w:t>
+      </w:r>
+      <w:r>
+        <w:rPr>
+          <w:b/>
+          <w:bCs/>
+          <w:sz w:val="28"/>
+          <w:szCs w:val="28"/>
+        </w:rPr>
+        <w:t>3</w:t>
+      </w:r>
+      <w:r>
+        <w:rPr>
+          <w:b/>
+          <w:bCs/>
+          <w:sz w:val="28"/>
+          <w:szCs w:val="28"/>
+        </w:rPr>
+        <w:t>.</w:t>
+      </w:r>
+      <w:r>
+        <w:rPr>
+          <w:b/>
+          <w:bCs/>
+          <w:sz w:val="28"/>
+          <w:szCs w:val="28"/>
+        </w:rPr>
+        <w:t xml:space="preserve"> </w:t>
+      </w:r>
+      <w:r>
+        <w:rPr>
+          <w:b/>
+          <w:bCs/>
+          <w:sz w:val="28"/>
+          <w:szCs w:val="28"/>
+          <w:lang w:val="vi-VN"/>
+        </w:rPr>
+        <w:t>Thiết kế biểu đồ lớp chi tiết</w:t>
+      </w:r>
+      <w:r>
+        <w:rPr>
+          <w:b/>
+          <w:bCs/>
+          <w:sz w:val="28"/>
+          <w:szCs w:val="28"/>
+        </w:rPr>
+        <w:t>.</w:t>
+      </w:r>
+    </w:p>
+    <w:p>
+      <w:pPr>
         <w:rPr>
           <w:b/>
           <w:bCs/>
@@ -30108,7 +30195,6 @@
           <w:iCs/>
           <w:sz w:val="28"/>
           <w:szCs w:val="28"/>
-          <w:lang w:val="vi-VN"/>
         </w:rPr>
       </w:pPr>
       <w:r>
@@ -30120,7 +30206,7 @@
           <w:sz w:val="28"/>
           <w:szCs w:val="28"/>
         </w:rPr>
-        <w:t>2.2.</w:t>
+        <w:t>2.</w:t>
       </w:r>
       <w:r>
         <w:rPr>
@@ -30131,7 +30217,7 @@
           <w:sz w:val="28"/>
           <w:szCs w:val="28"/>
         </w:rPr>
-        <w:t>1</w:t>
+        <w:t>3</w:t>
       </w:r>
       <w:r>
         <w:rPr>
@@ -30142,7 +30228,7 @@
           <w:sz w:val="28"/>
           <w:szCs w:val="28"/>
         </w:rPr>
-        <w:t>9</w:t>
+        <w:t xml:space="preserve">.1.Use case </w:t>
       </w:r>
       <w:r>
         <w:rPr>
@@ -30152,8 +30238,9 @@
           <w:iCs/>
           <w:sz w:val="28"/>
           <w:szCs w:val="28"/>
-        </w:rPr>
-        <w:t>.</w:t>
+          <w:lang w:val="vi-VN"/>
+        </w:rPr>
+        <w:t>“</w:t>
       </w:r>
       <w:r>
         <w:rPr>
@@ -30163,9 +30250,8 @@
           <w:iCs/>
           <w:sz w:val="28"/>
           <w:szCs w:val="28"/>
-          <w:lang w:val="vi-VN"/>
-        </w:rPr>
-        <w:t xml:space="preserve"> </w:t>
+        </w:rPr>
+        <w:t>Đăng nhập</w:t>
       </w:r>
       <w:r>
         <w:rPr>
@@ -30175,8 +30261,9 @@
           <w:iCs/>
           <w:sz w:val="28"/>
           <w:szCs w:val="28"/>
-        </w:rPr>
-        <w:t xml:space="preserve">Use case </w:t>
+          <w:lang w:val="vi-VN"/>
+        </w:rPr>
+        <w:t>”</w:t>
       </w:r>
       <w:r>
         <w:rPr>
@@ -30187,735 +30274,33 @@
           <w:sz w:val="28"/>
           <w:szCs w:val="28"/>
         </w:rPr>
-        <w:t>“</w:t>
-      </w:r>
-      <w:r>
-        <w:rPr>
-          <w:b/>
-          <w:bCs/>
-          <w:i/>
-          <w:iCs/>
-          <w:sz w:val="28"/>
-          <w:szCs w:val="28"/>
-        </w:rPr>
-        <w:t>Quản lý tài khoản</w:t>
-      </w:r>
-      <w:r>
-        <w:rPr>
-          <w:b/>
-          <w:bCs/>
-          <w:i/>
-          <w:iCs/>
-          <w:sz w:val="28"/>
-          <w:szCs w:val="28"/>
-        </w:rPr>
-        <w:t xml:space="preserve">” </w:t>
-      </w:r>
-    </w:p>
-    <w:tbl>
-      <w:tblPr>
-        <w:tblStyle w:val="TableGrid"/>
-        <w:tblW w:w="9634" w:type="dxa"/>
-        <w:tblLook w:val="04A0" w:firstRow="1" w:lastRow="0" w:firstColumn="1" w:lastColumn="0" w:noHBand="0" w:noVBand="1"/>
-      </w:tblPr>
-      <w:tblGrid>
-        <w:gridCol w:w="1321"/>
-        <w:gridCol w:w="1226"/>
-        <w:gridCol w:w="7087"/>
-      </w:tblGrid>
-      <w:tr>
-        <w:trPr>
-          <w:trHeight w:val="507"/>
-        </w:trPr>
-        <w:tc>
-          <w:tcPr>
-            <w:tcW w:w="2547" w:type="dxa"/>
-            <w:gridSpan w:val="2"/>
-          </w:tcPr>
-          <w:p>
-            <w:pPr>
-              <w:ind w:left="0"/>
-              <w:rPr>
-                <w:sz w:val="28"/>
-                <w:szCs w:val="28"/>
-              </w:rPr>
-            </w:pPr>
-            <w:r>
-              <w:rPr>
-                <w:sz w:val="28"/>
-                <w:szCs w:val="28"/>
-              </w:rPr>
-              <w:t>Mô tả</w:t>
-            </w:r>
-          </w:p>
-        </w:tc>
-        <w:tc>
-          <w:tcPr>
-            <w:tcW w:w="7087" w:type="dxa"/>
-          </w:tcPr>
-          <w:p>
-            <w:pPr>
-              <w:ind w:left="0"/>
-              <w:rPr>
-                <w:sz w:val="28"/>
-                <w:szCs w:val="28"/>
-                <w:lang w:val="vi-VN"/>
-              </w:rPr>
-            </w:pPr>
-            <w:r>
-              <w:rPr>
-                <w:sz w:val="28"/>
-                <w:szCs w:val="28"/>
-              </w:rPr>
-              <w:t xml:space="preserve">Use case cho phép </w:t>
-            </w:r>
-            <w:r>
-              <w:rPr>
-                <w:sz w:val="28"/>
-                <w:szCs w:val="28"/>
-              </w:rPr>
-              <w:t>quản trị viên</w:t>
-            </w:r>
-            <w:r>
-              <w:rPr>
-                <w:sz w:val="28"/>
-                <w:szCs w:val="28"/>
-              </w:rPr>
-              <w:t xml:space="preserve"> </w:t>
-            </w:r>
-            <w:r>
-              <w:rPr>
-                <w:sz w:val="28"/>
-                <w:szCs w:val="28"/>
-              </w:rPr>
-              <w:t>quản lý tài khảon</w:t>
-            </w:r>
-          </w:p>
-        </w:tc>
-      </w:tr>
-      <w:tr>
-        <w:trPr>
-          <w:trHeight w:val="592"/>
-        </w:trPr>
-        <w:tc>
-          <w:tcPr>
-            <w:tcW w:w="2547" w:type="dxa"/>
-            <w:gridSpan w:val="2"/>
-          </w:tcPr>
-          <w:p>
-            <w:pPr>
-              <w:ind w:left="0"/>
-              <w:rPr>
-                <w:sz w:val="28"/>
-                <w:szCs w:val="28"/>
-              </w:rPr>
-            </w:pPr>
-            <w:r>
-              <w:rPr>
-                <w:sz w:val="28"/>
-                <w:szCs w:val="28"/>
-              </w:rPr>
-              <w:t>Tác nhân</w:t>
-            </w:r>
-          </w:p>
-        </w:tc>
-        <w:tc>
-          <w:tcPr>
-            <w:tcW w:w="7087" w:type="dxa"/>
-          </w:tcPr>
-          <w:p>
-            <w:pPr>
-              <w:ind w:left="0"/>
-              <w:rPr>
-                <w:sz w:val="28"/>
-                <w:szCs w:val="28"/>
-                <w:lang w:val="vi-VN"/>
-              </w:rPr>
-            </w:pPr>
-            <w:r>
-              <w:rPr>
-                <w:sz w:val="28"/>
-                <w:szCs w:val="28"/>
-              </w:rPr>
-              <w:t>Chủ cửa hàng</w:t>
-            </w:r>
-          </w:p>
-        </w:tc>
-      </w:tr>
-      <w:tr>
-        <w:trPr>
-          <w:trHeight w:val="734"/>
-        </w:trPr>
-        <w:tc>
-          <w:tcPr>
-            <w:tcW w:w="2547" w:type="dxa"/>
-            <w:gridSpan w:val="2"/>
-          </w:tcPr>
-          <w:p>
-            <w:pPr>
-              <w:ind w:left="0"/>
-              <w:rPr>
-                <w:sz w:val="28"/>
-                <w:szCs w:val="28"/>
-              </w:rPr>
-            </w:pPr>
-            <w:r>
-              <w:rPr>
-                <w:sz w:val="28"/>
-                <w:szCs w:val="28"/>
-              </w:rPr>
-              <w:t>Tiền điều kiện</w:t>
-            </w:r>
-          </w:p>
-        </w:tc>
-        <w:tc>
-          <w:tcPr>
-            <w:tcW w:w="7087" w:type="dxa"/>
-          </w:tcPr>
-          <w:p>
-            <w:pPr>
-              <w:ind w:left="0"/>
-              <w:rPr>
-                <w:sz w:val="28"/>
-                <w:szCs w:val="28"/>
-                <w:lang w:val="vi-VN"/>
-              </w:rPr>
-            </w:pPr>
-            <w:r>
-              <w:rPr>
-                <w:sz w:val="28"/>
-                <w:szCs w:val="28"/>
-              </w:rPr>
-              <w:t>Chủ cửa hàng đã đăng nhập</w:t>
-            </w:r>
-          </w:p>
-        </w:tc>
-      </w:tr>
-      <w:tr>
-        <w:trPr>
-          <w:trHeight w:val="841"/>
-        </w:trPr>
-        <w:tc>
-          <w:tcPr>
-            <w:tcW w:w="0" w:type="auto"/>
-            <w:vMerge w:val="restart"/>
-          </w:tcPr>
-          <w:p>
-            <w:pPr>
-              <w:ind w:left="0"/>
-              <w:rPr>
-                <w:sz w:val="28"/>
-                <w:szCs w:val="28"/>
-              </w:rPr>
-            </w:pPr>
-            <w:r>
-              <w:rPr>
-                <w:sz w:val="28"/>
-                <w:szCs w:val="28"/>
-              </w:rPr>
-              <w:t>Luồng sự kiện</w:t>
-            </w:r>
-          </w:p>
-        </w:tc>
-        <w:tc>
-          <w:tcPr>
-            <w:tcW w:w="1226" w:type="dxa"/>
-          </w:tcPr>
-          <w:p>
-            <w:pPr>
-              <w:ind w:left="0"/>
-              <w:textAlignment w:val="baseline"/>
-              <w:rPr>
-                <w:rFonts w:eastAsia="Times New Roman"/>
-                <w:color w:val="000000"/>
-                <w:sz w:val="28"/>
-                <w:szCs w:val="28"/>
-              </w:rPr>
-            </w:pPr>
-            <w:r>
-              <w:rPr>
-                <w:rFonts w:eastAsia="Times New Roman"/>
-                <w:color w:val="000000"/>
-                <w:sz w:val="28"/>
-                <w:szCs w:val="28"/>
-              </w:rPr>
-              <w:t>Luồng chính</w:t>
-            </w:r>
-          </w:p>
-        </w:tc>
-        <w:tc>
-          <w:tcPr>
-            <w:tcW w:w="7087" w:type="dxa"/>
-          </w:tcPr>
-          <w:p>
-            <w:pPr>
-              <w:ind w:left="0"/>
-              <w:rPr>
-                <w:sz w:val="28"/>
-                <w:szCs w:val="28"/>
-                <w:lang w:val="vi-VN"/>
-              </w:rPr>
-            </w:pPr>
-            <w:r>
-              <w:rPr>
-                <w:sz w:val="28"/>
-                <w:szCs w:val="28"/>
-              </w:rPr>
-              <w:t>• Chủ cửa hàng truy cập chức năng “</w:t>
-            </w:r>
-            <w:r>
-              <w:rPr>
-                <w:sz w:val="28"/>
-                <w:szCs w:val="28"/>
-              </w:rPr>
-              <w:t>Quản lý tài khoản</w:t>
-            </w:r>
-            <w:r>
-              <w:rPr>
-                <w:sz w:val="28"/>
-                <w:szCs w:val="28"/>
-              </w:rPr>
-              <w:t>”.</w:t>
-            </w:r>
-            <w:r>
-              <w:rPr>
-                <w:sz w:val="28"/>
-                <w:szCs w:val="28"/>
-              </w:rPr>
-              <w:br/>
-              <w:t xml:space="preserve">• Hệ thống hiển thị giao diện </w:t>
-            </w:r>
-            <w:r>
-              <w:rPr>
-                <w:sz w:val="28"/>
-                <w:szCs w:val="28"/>
-              </w:rPr>
-              <w:t>các tài khoản</w:t>
-            </w:r>
-            <w:r>
-              <w:rPr>
-                <w:sz w:val="28"/>
-                <w:szCs w:val="28"/>
-              </w:rPr>
-              <w:t>.</w:t>
-            </w:r>
-            <w:r>
-              <w:rPr>
-                <w:sz w:val="28"/>
-                <w:szCs w:val="28"/>
-              </w:rPr>
-              <w:br/>
-              <w:t xml:space="preserve">• Chủ cửa hàng </w:t>
-            </w:r>
-            <w:r>
-              <w:rPr>
-                <w:sz w:val="28"/>
-                <w:szCs w:val="28"/>
-              </w:rPr>
-              <w:t>có thể xem, xóa, sửa trạng thái các tài khoản</w:t>
-            </w:r>
-            <w:r>
-              <w:rPr>
-                <w:sz w:val="28"/>
-                <w:szCs w:val="28"/>
-              </w:rPr>
-              <w:t>.</w:t>
-            </w:r>
-            <w:r>
-              <w:rPr>
-                <w:sz w:val="28"/>
-                <w:szCs w:val="28"/>
-              </w:rPr>
-              <w:br/>
-              <w:t xml:space="preserve">• Hệ thống </w:t>
-            </w:r>
-            <w:r>
-              <w:rPr>
-                <w:sz w:val="28"/>
-                <w:szCs w:val="28"/>
-              </w:rPr>
-              <w:t>sẽ báo cáo thành công</w:t>
-            </w:r>
-            <w:r>
-              <w:rPr>
-                <w:sz w:val="28"/>
-                <w:szCs w:val="28"/>
-              </w:rPr>
-              <w:t>.</w:t>
-            </w:r>
-            <w:r>
-              <w:rPr>
-                <w:sz w:val="28"/>
-                <w:szCs w:val="28"/>
-              </w:rPr>
-              <w:br/>
-              <w:t>• Use case kết thúc.</w:t>
-            </w:r>
-          </w:p>
-        </w:tc>
-      </w:tr>
-      <w:tr>
-        <w:trPr>
-          <w:trHeight w:val="134"/>
-        </w:trPr>
-        <w:tc>
-          <w:tcPr>
-            <w:tcW w:w="0" w:type="auto"/>
-            <w:vMerge/>
-          </w:tcPr>
-          <w:p>
-            <w:pPr>
-              <w:ind w:left="0"/>
-              <w:rPr>
-                <w:sz w:val="28"/>
-                <w:szCs w:val="28"/>
-              </w:rPr>
-            </w:pPr>
-          </w:p>
-        </w:tc>
-        <w:tc>
-          <w:tcPr>
-            <w:tcW w:w="1226" w:type="dxa"/>
-          </w:tcPr>
-          <w:p>
-            <w:pPr>
-              <w:ind w:left="0"/>
-              <w:rPr>
-                <w:sz w:val="28"/>
-                <w:szCs w:val="28"/>
-              </w:rPr>
-            </w:pPr>
-            <w:r>
-              <w:rPr>
-                <w:sz w:val="28"/>
-                <w:szCs w:val="28"/>
-              </w:rPr>
-              <w:t>Luồng rẽ nhánh</w:t>
-            </w:r>
-          </w:p>
-        </w:tc>
-        <w:tc>
-          <w:tcPr>
-            <w:tcW w:w="7087" w:type="dxa"/>
-          </w:tcPr>
-          <w:p>
-            <w:pPr>
-              <w:ind w:left="0"/>
-              <w:rPr>
-                <w:sz w:val="28"/>
-                <w:szCs w:val="28"/>
-                <w:lang w:val="vi-VN"/>
-              </w:rPr>
-            </w:pPr>
-            <w:r>
-              <w:rPr>
-                <w:sz w:val="28"/>
-                <w:szCs w:val="28"/>
-              </w:rPr>
-              <w:t xml:space="preserve">• </w:t>
-            </w:r>
-            <w:r>
-              <w:rPr>
-                <w:sz w:val="28"/>
-                <w:szCs w:val="28"/>
-              </w:rPr>
-              <w:t xml:space="preserve">Không có dữ liệu → hiển thị báo </w:t>
-            </w:r>
-            <w:r>
-              <w:rPr>
-                <w:sz w:val="28"/>
-                <w:szCs w:val="28"/>
-              </w:rPr>
-              <w:t>lỗi</w:t>
-            </w:r>
-            <w:r>
-              <w:rPr>
-                <w:sz w:val="28"/>
-                <w:szCs w:val="28"/>
-              </w:rPr>
-              <w:t>.</w:t>
-            </w:r>
-          </w:p>
-        </w:tc>
-      </w:tr>
-      <w:tr>
-        <w:trPr>
-          <w:trHeight w:val="570"/>
-        </w:trPr>
-        <w:tc>
-          <w:tcPr>
-            <w:tcW w:w="2547" w:type="dxa"/>
-            <w:gridSpan w:val="2"/>
-          </w:tcPr>
-          <w:p>
-            <w:pPr>
-              <w:ind w:left="0"/>
-              <w:rPr>
-                <w:sz w:val="28"/>
-                <w:szCs w:val="28"/>
-              </w:rPr>
-            </w:pPr>
-            <w:r>
-              <w:rPr>
-                <w:sz w:val="28"/>
-                <w:szCs w:val="28"/>
-              </w:rPr>
-              <w:t>Hậu điều kiện</w:t>
-            </w:r>
-          </w:p>
-        </w:tc>
-        <w:tc>
-          <w:tcPr>
-            <w:tcW w:w="7087" w:type="dxa"/>
-          </w:tcPr>
-          <w:p>
-            <w:pPr>
-              <w:ind w:left="0"/>
-              <w:rPr>
-                <w:sz w:val="28"/>
-                <w:szCs w:val="28"/>
-              </w:rPr>
-            </w:pPr>
-            <w:r>
-              <w:rPr>
-                <w:sz w:val="28"/>
-                <w:szCs w:val="28"/>
-              </w:rPr>
-              <w:t>Chủ cửa hàng nắm được tình hình kinh doanh.</w:t>
-            </w:r>
-          </w:p>
-        </w:tc>
-      </w:tr>
-      <w:tr>
-        <w:trPr>
-          <w:trHeight w:val="54"/>
-        </w:trPr>
-        <w:tc>
-          <w:tcPr>
-            <w:tcW w:w="2547" w:type="dxa"/>
-            <w:gridSpan w:val="2"/>
-          </w:tcPr>
-          <w:p>
-            <w:pPr>
-              <w:ind w:left="0"/>
-              <w:rPr>
-                <w:sz w:val="28"/>
-                <w:szCs w:val="28"/>
-              </w:rPr>
-            </w:pPr>
-            <w:r>
-              <w:rPr>
-                <w:sz w:val="28"/>
-                <w:szCs w:val="28"/>
-              </w:rPr>
-              <w:t>Điểm mở rộng</w:t>
-            </w:r>
-          </w:p>
-        </w:tc>
-        <w:tc>
-          <w:tcPr>
-            <w:tcW w:w="7087" w:type="dxa"/>
-          </w:tcPr>
-          <w:p>
-            <w:pPr>
-              <w:ind w:left="0"/>
-              <w:rPr>
-                <w:sz w:val="28"/>
-                <w:szCs w:val="28"/>
-              </w:rPr>
-            </w:pPr>
-            <w:r>
-              <w:rPr>
-                <w:sz w:val="28"/>
-                <w:szCs w:val="28"/>
-              </w:rPr>
-              <w:t>Không</w:t>
-            </w:r>
-          </w:p>
-        </w:tc>
-      </w:tr>
-    </w:tbl>
-    <w:p>
-      <w:pPr>
-        <w:pStyle w:val="NormalWeb"/>
-        <w:rPr>
-          <w:b/>
-          <w:bCs/>
-          <w:sz w:val="28"/>
-          <w:szCs w:val="28"/>
-        </w:rPr>
-      </w:pPr>
-      <w:r>
-        <w:rPr>
-          <w:b/>
-          <w:bCs/>
-          <w:sz w:val="28"/>
-          <w:szCs w:val="28"/>
-        </w:rPr>
-        <w:t>2.</w:t>
-      </w:r>
-      <w:r>
-        <w:rPr>
-          <w:b/>
-          <w:bCs/>
-          <w:sz w:val="28"/>
-          <w:szCs w:val="28"/>
-        </w:rPr>
-        <w:t>3</w:t>
-      </w:r>
-      <w:r>
-        <w:rPr>
-          <w:b/>
-          <w:bCs/>
-          <w:sz w:val="28"/>
-          <w:szCs w:val="28"/>
-        </w:rPr>
-        <w:t>.</w:t>
-      </w:r>
-      <w:r>
-        <w:rPr>
-          <w:b/>
-          <w:bCs/>
-          <w:sz w:val="28"/>
-          <w:szCs w:val="28"/>
-        </w:rPr>
-        <w:t xml:space="preserve"> </w:t>
-      </w:r>
-      <w:r>
-        <w:rPr>
-          <w:b/>
-          <w:bCs/>
-          <w:sz w:val="28"/>
-          <w:szCs w:val="28"/>
-          <w:lang w:val="vi-VN"/>
-        </w:rPr>
-        <w:t>Thiết kế biểu đồ lớp chi tiết</w:t>
-      </w:r>
-      <w:r>
-        <w:rPr>
-          <w:b/>
-          <w:bCs/>
-          <w:sz w:val="28"/>
-          <w:szCs w:val="28"/>
-        </w:rPr>
-        <w:t>.</w:t>
+        <w:t xml:space="preserve"> (khách)</w:t>
       </w:r>
     </w:p>
     <w:p>
       <w:pPr>
         <w:rPr>
-          <w:b/>
-          <w:bCs/>
-          <w:i/>
-          <w:iCs/>
-          <w:sz w:val="28"/>
-          <w:szCs w:val="28"/>
-        </w:rPr>
-      </w:pPr>
-      <w:r>
-        <w:rPr>
-          <w:b/>
-          <w:bCs/>
-          <w:i/>
-          <w:iCs/>
-          <w:sz w:val="28"/>
-          <w:szCs w:val="28"/>
-        </w:rPr>
-        <w:t>2.</w:t>
-      </w:r>
-      <w:r>
-        <w:rPr>
-          <w:b/>
-          <w:bCs/>
-          <w:i/>
-          <w:iCs/>
-          <w:sz w:val="28"/>
-          <w:szCs w:val="28"/>
-        </w:rPr>
-        <w:t>3</w:t>
-      </w:r>
-      <w:r>
-        <w:rPr>
-          <w:b/>
-          <w:bCs/>
-          <w:i/>
-          <w:iCs/>
-          <w:sz w:val="28"/>
-          <w:szCs w:val="28"/>
-        </w:rPr>
-        <w:t xml:space="preserve">.1.Use case </w:t>
-      </w:r>
-      <w:r>
-        <w:rPr>
-          <w:b/>
-          <w:bCs/>
-          <w:i/>
-          <w:iCs/>
-          <w:sz w:val="28"/>
-          <w:szCs w:val="28"/>
-          <w:lang w:val="vi-VN"/>
-        </w:rPr>
-        <w:t>“</w:t>
-      </w:r>
-      <w:r>
-        <w:rPr>
-          <w:b/>
-          <w:bCs/>
-          <w:i/>
-          <w:iCs/>
-          <w:sz w:val="28"/>
-          <w:szCs w:val="28"/>
-        </w:rPr>
-        <w:t>Đăng nhập</w:t>
-      </w:r>
-      <w:r>
-        <w:rPr>
-          <w:b/>
-          <w:bCs/>
-          <w:i/>
-          <w:iCs/>
-          <w:sz w:val="28"/>
-          <w:szCs w:val="28"/>
-          <w:lang w:val="vi-VN"/>
-        </w:rPr>
-        <w:t>”</w:t>
-      </w:r>
-      <w:r>
-        <w:rPr>
-          <w:b/>
-          <w:bCs/>
-          <w:i/>
-          <w:iCs/>
-          <w:sz w:val="28"/>
-          <w:szCs w:val="28"/>
-        </w:rPr>
-        <w:t xml:space="preserve"> (khách)</w:t>
+          <w:sz w:val="28"/>
+          <w:szCs w:val="28"/>
+        </w:rPr>
+      </w:pPr>
+      <w:r>
+        <w:rPr>
+          <w:sz w:val="28"/>
+          <w:szCs w:val="28"/>
+        </w:rPr>
+        <w:t>Biểu đồ trình tự</w:t>
+      </w:r>
+      <w:r>
+        <w:rPr>
+          <w:sz w:val="28"/>
+          <w:szCs w:val="28"/>
+        </w:rPr>
+        <w:t>:</w:t>
       </w:r>
     </w:p>
     <w:p>
       <w:pPr>
-        <w:rPr>
-          <w:sz w:val="28"/>
-          <w:szCs w:val="28"/>
-        </w:rPr>
-      </w:pPr>
-      <w:r>
-        <w:rPr>
-          <w:sz w:val="28"/>
-          <w:szCs w:val="28"/>
-        </w:rPr>
-        <w:t>Biểu đồ trình tự</w:t>
-      </w:r>
-      <w:r>
-        <w:rPr>
-          <w:sz w:val="28"/>
-          <w:szCs w:val="28"/>
-        </w:rPr>
-        <w:t>:</w:t>
-      </w:r>
-    </w:p>
-    <w:p>
-      <w:pPr>
         <w:pStyle w:val="NormalWeb"/>
         <w:jc w:val="center"/>
         <w:rPr>
@@ -30929,7 +30314,6 @@
           <w:sz w:val="28"/>
           <w:szCs w:val="28"/>
         </w:rPr>
-        <w:lastRenderedPageBreak/>
         <w:drawing>
           <wp:inline distT="0" distB="0" distL="0" distR="0" wp14:anchorId="7403E322" wp14:editId="66002F78">
             <wp:extent cx="5016500" cy="4286250"/>
@@ -31370,7 +30754,6 @@
       </w:pPr>
       <w:r>
         <w:rPr>
-          <w:noProof/>
           <w:sz w:val="28"/>
           <w:szCs w:val="28"/>
         </w:rPr>
@@ -31436,7 +30819,6 @@
       </w:pPr>
       <w:r>
         <w:rPr>
-          <w:noProof/>
           <w:sz w:val="28"/>
           <w:szCs w:val="28"/>
         </w:rPr>
@@ -31577,7 +30959,6 @@
       </w:pPr>
       <w:r>
         <w:rPr>
-          <w:noProof/>
           <w:sz w:val="28"/>
           <w:szCs w:val="28"/>
         </w:rPr>
@@ -31644,7 +31025,6 @@
       </w:pPr>
       <w:r>
         <w:rPr>
-          <w:noProof/>
           <w:sz w:val="28"/>
           <w:szCs w:val="28"/>
         </w:rPr>
@@ -31786,7 +31166,6 @@
       </w:pPr>
       <w:r>
         <w:rPr>
-          <w:noProof/>
           <w:sz w:val="28"/>
           <w:szCs w:val="28"/>
         </w:rPr>
@@ -31992,7 +31371,6 @@
       </w:pPr>
       <w:r>
         <w:rPr>
-          <w:noProof/>
           <w:sz w:val="28"/>
           <w:szCs w:val="28"/>
         </w:rPr>
@@ -32059,7 +31437,6 @@
       </w:pPr>
       <w:r>
         <w:rPr>
-          <w:noProof/>
           <w:sz w:val="28"/>
           <w:szCs w:val="28"/>
         </w:rPr>
@@ -32201,7 +31578,6 @@
       </w:pPr>
       <w:r>
         <w:rPr>
-          <w:noProof/>
           <w:sz w:val="28"/>
           <w:szCs w:val="28"/>
         </w:rPr>
@@ -32267,7 +31643,6 @@
       </w:pPr>
       <w:r>
         <w:rPr>
-          <w:noProof/>
           <w:sz w:val="28"/>
           <w:szCs w:val="28"/>
         </w:rPr>
@@ -32409,7 +31784,6 @@
       </w:pPr>
       <w:r>
         <w:rPr>
-          <w:noProof/>
           <w:sz w:val="28"/>
           <w:szCs w:val="28"/>
         </w:rPr>
@@ -32476,7 +31850,6 @@
       </w:pPr>
       <w:r>
         <w:rPr>
-          <w:noProof/>
           <w:sz w:val="28"/>
           <w:szCs w:val="28"/>
         </w:rPr>
@@ -32618,7 +31991,6 @@
       </w:pPr>
       <w:r>
         <w:rPr>
-          <w:noProof/>
           <w:sz w:val="28"/>
           <w:szCs w:val="28"/>
         </w:rPr>
@@ -32685,7 +32057,6 @@
       </w:pPr>
       <w:r>
         <w:rPr>
-          <w:noProof/>
           <w:sz w:val="28"/>
           <w:szCs w:val="28"/>
         </w:rPr>
@@ -32827,7 +32198,6 @@
       </w:pPr>
       <w:r>
         <w:rPr>
-          <w:noProof/>
           <w:sz w:val="28"/>
           <w:szCs w:val="28"/>
         </w:rPr>
@@ -32893,7 +32263,6 @@
       </w:pPr>
       <w:r>
         <w:rPr>
-          <w:noProof/>
           <w:sz w:val="28"/>
           <w:szCs w:val="28"/>
         </w:rPr>
@@ -33069,7 +32438,6 @@
       </w:pPr>
       <w:r>
         <w:rPr>
-          <w:noProof/>
           <w:sz w:val="28"/>
           <w:szCs w:val="28"/>
         </w:rPr>
@@ -33136,7 +32504,6 @@
       </w:pPr>
       <w:r>
         <w:rPr>
-          <w:noProof/>
           <w:sz w:val="28"/>
           <w:szCs w:val="28"/>
         </w:rPr>
@@ -33311,7 +32678,6 @@
       </w:pPr>
       <w:r>
         <w:rPr>
-          <w:noProof/>
           <w:sz w:val="28"/>
           <w:szCs w:val="28"/>
         </w:rPr>
@@ -33378,7 +32744,6 @@
       </w:pPr>
       <w:r>
         <w:rPr>
-          <w:noProof/>
           <w:sz w:val="28"/>
           <w:szCs w:val="28"/>
         </w:rPr>
@@ -33553,7 +32918,6 @@
       </w:pPr>
       <w:r>
         <w:rPr>
-          <w:noProof/>
           <w:sz w:val="28"/>
           <w:szCs w:val="28"/>
         </w:rPr>
@@ -33620,7 +32984,6 @@
       </w:pPr>
       <w:r>
         <w:rPr>
-          <w:noProof/>
           <w:sz w:val="28"/>
           <w:szCs w:val="28"/>
         </w:rPr>
@@ -33796,7 +33159,6 @@
       </w:pPr>
       <w:r>
         <w:rPr>
-          <w:noProof/>
           <w:sz w:val="28"/>
           <w:szCs w:val="28"/>
         </w:rPr>
@@ -33862,7 +33224,6 @@
       </w:pPr>
       <w:r>
         <w:rPr>
-          <w:noProof/>
           <w:sz w:val="28"/>
           <w:szCs w:val="28"/>
         </w:rPr>
@@ -34038,7 +33399,6 @@
       </w:pPr>
       <w:r>
         <w:rPr>
-          <w:noProof/>
           <w:sz w:val="28"/>
           <w:szCs w:val="28"/>
         </w:rPr>
@@ -34105,7 +33465,6 @@
       </w:pPr>
       <w:r>
         <w:rPr>
-          <w:noProof/>
           <w:sz w:val="28"/>
           <w:szCs w:val="28"/>
         </w:rPr>
@@ -34281,7 +33640,6 @@
       </w:pPr>
       <w:r>
         <w:rPr>
-          <w:noProof/>
           <w:sz w:val="28"/>
           <w:szCs w:val="28"/>
         </w:rPr>
@@ -34348,7 +33706,6 @@
       </w:pPr>
       <w:r>
         <w:rPr>
-          <w:noProof/>
           <w:sz w:val="28"/>
           <w:szCs w:val="28"/>
         </w:rPr>
@@ -34512,7 +33869,6 @@
       </w:pPr>
       <w:r>
         <w:rPr>
-          <w:noProof/>
           <w:sz w:val="28"/>
           <w:szCs w:val="28"/>
         </w:rPr>
@@ -34579,7 +33935,6 @@
       </w:pPr>
       <w:r>
         <w:rPr>
-          <w:noProof/>
           <w:sz w:val="28"/>
           <w:szCs w:val="28"/>
         </w:rPr>
@@ -34743,7 +34098,6 @@
       </w:pPr>
       <w:r>
         <w:rPr>
-          <w:noProof/>
           <w:sz w:val="28"/>
           <w:szCs w:val="28"/>
         </w:rPr>
@@ -34810,7 +34164,6 @@
       </w:pPr>
       <w:r>
         <w:rPr>
-          <w:noProof/>
           <w:sz w:val="28"/>
           <w:szCs w:val="28"/>
         </w:rPr>
@@ -34853,12 +34206,10 @@
     </w:p>
     <w:p>
       <w:pPr>
-        <w:pStyle w:val="NormalWeb"/>
+        <w:spacing w:before="240"/>
         <w:rPr>
           <w:b/>
           <w:bCs/>
-          <w:i/>
-          <w:iCs/>
           <w:sz w:val="28"/>
           <w:szCs w:val="28"/>
         </w:rPr>
@@ -34867,8 +34218,6 @@
         <w:rPr>
           <w:b/>
           <w:bCs/>
-          <w:i/>
-          <w:iCs/>
           <w:sz w:val="28"/>
           <w:szCs w:val="28"/>
         </w:rPr>
@@ -34878,94 +34227,24 @@
         <w:rPr>
           <w:b/>
           <w:bCs/>
-          <w:i/>
-          <w:iCs/>
-          <w:sz w:val="28"/>
-          <w:szCs w:val="28"/>
-        </w:rPr>
-        <w:t>3</w:t>
+          <w:sz w:val="28"/>
+          <w:szCs w:val="28"/>
+        </w:rPr>
+        <w:t>4</w:t>
       </w:r>
       <w:r>
         <w:rPr>
           <w:b/>
           <w:bCs/>
-          <w:i/>
-          <w:iCs/>
-          <w:sz w:val="28"/>
-          <w:szCs w:val="28"/>
-        </w:rPr>
-        <w:t>.</w:t>
-      </w:r>
-      <w:r>
-        <w:rPr>
-          <w:b/>
-          <w:bCs/>
-          <w:i/>
-          <w:iCs/>
-          <w:sz w:val="28"/>
-          <w:szCs w:val="28"/>
-        </w:rPr>
-        <w:t>18</w:t>
-      </w:r>
-      <w:r>
-        <w:rPr>
-          <w:b/>
-          <w:bCs/>
-          <w:i/>
-          <w:iCs/>
-          <w:sz w:val="28"/>
-          <w:szCs w:val="28"/>
-        </w:rPr>
-        <w:t>.</w:t>
-      </w:r>
-      <w:r>
-        <w:rPr>
-          <w:b/>
-          <w:bCs/>
-          <w:i/>
-          <w:iCs/>
-          <w:sz w:val="28"/>
-          <w:szCs w:val="28"/>
-          <w:lang w:val="vi-VN"/>
-        </w:rPr>
-        <w:t xml:space="preserve"> </w:t>
-      </w:r>
-      <w:r>
-        <w:rPr>
-          <w:b/>
-          <w:bCs/>
-          <w:i/>
-          <w:iCs/>
-          <w:sz w:val="28"/>
-          <w:szCs w:val="28"/>
-        </w:rPr>
-        <w:t xml:space="preserve">Use case “Xem doanh thu” </w:t>
+          <w:sz w:val="28"/>
+          <w:szCs w:val="28"/>
+        </w:rPr>
+        <w:t>. Thiết kế cơ sở dữ liệu</w:t>
       </w:r>
     </w:p>
     <w:p>
       <w:pPr>
-        <w:rPr>
-          <w:sz w:val="28"/>
-          <w:szCs w:val="28"/>
-        </w:rPr>
-      </w:pPr>
-      <w:r>
-        <w:rPr>
-          <w:sz w:val="28"/>
-          <w:szCs w:val="28"/>
-        </w:rPr>
-        <w:t>Biểu đồ trình tự</w:t>
-      </w:r>
-      <w:r>
-        <w:rPr>
-          <w:sz w:val="28"/>
-          <w:szCs w:val="28"/>
-        </w:rPr>
-        <w:t>:</w:t>
-      </w:r>
-    </w:p>
-    <w:p>
-      <w:pPr>
+        <w:pStyle w:val="NormalWeb"/>
         <w:jc w:val="center"/>
         <w:rPr>
           <w:sz w:val="28"/>
@@ -34974,14 +34253,15 @@
       </w:pPr>
       <w:r>
         <w:rPr>
+          <w:noProof/>
           <w:sz w:val="28"/>
           <w:szCs w:val="28"/>
         </w:rPr>
         <w:drawing>
-          <wp:inline distT="0" distB="0" distL="0" distR="0" wp14:anchorId="1B103337" wp14:editId="2675CC36">
-            <wp:extent cx="5120613" cy="4261459"/>
-            <wp:effectExtent l="0" t="0" r="4445" b="6350"/>
-            <wp:docPr id="1798537479" name="Picture 1798537479"/>
+          <wp:inline distT="0" distB="0" distL="0" distR="0" wp14:anchorId="56C2FC41" wp14:editId="23EE78E3">
+            <wp:extent cx="6179820" cy="4400856"/>
+            <wp:effectExtent l="0" t="0" r="0" b="0"/>
+            <wp:docPr id="1798537473" name="Picture 1798537473"/>
             <wp:cNvGraphicFramePr>
               <a:graphicFrameLocks xmlns:a="http://schemas.openxmlformats.org/drawingml/2006/main" noChangeAspect="1"/>
             </wp:cNvGraphicFramePr>
@@ -35001,150 +34281,6 @@
                   <pic:spPr>
                     <a:xfrm>
                       <a:off x="0" y="0"/>
-                      <a:ext cx="5153751" cy="4289037"/>
-                    </a:xfrm>
-                    <a:prstGeom prst="rect">
-                      <a:avLst/>
-                    </a:prstGeom>
-                  </pic:spPr>
-                </pic:pic>
-              </a:graphicData>
-            </a:graphic>
-          </wp:inline>
-        </w:drawing>
-      </w:r>
-    </w:p>
-    <w:p>
-      <w:pPr>
-        <w:jc w:val="center"/>
-        <w:rPr>
-          <w:sz w:val="28"/>
-          <w:szCs w:val="28"/>
-        </w:rPr>
-      </w:pPr>
-      <w:r>
-        <w:rPr>
-          <w:sz w:val="28"/>
-          <w:szCs w:val="28"/>
-        </w:rPr>
-        <w:lastRenderedPageBreak/>
-        <w:drawing>
-          <wp:inline distT="0" distB="0" distL="0" distR="0" wp14:anchorId="46BD48CE" wp14:editId="65BF376E">
-            <wp:extent cx="5144494" cy="7545204"/>
-            <wp:effectExtent l="0" t="0" r="0" b="0"/>
-            <wp:docPr id="1798537482" name="Picture 1798537482"/>
-            <wp:cNvGraphicFramePr>
-              <a:graphicFrameLocks xmlns:a="http://schemas.openxmlformats.org/drawingml/2006/main" noChangeAspect="1"/>
-            </wp:cNvGraphicFramePr>
-            <a:graphic xmlns:a="http://schemas.openxmlformats.org/drawingml/2006/main">
-              <a:graphicData uri="http://schemas.openxmlformats.org/drawingml/2006/picture">
-                <pic:pic xmlns:pic="http://schemas.openxmlformats.org/drawingml/2006/picture">
-                  <pic:nvPicPr>
-                    <pic:cNvPr id="1" name=""/>
-                    <pic:cNvPicPr/>
-                  </pic:nvPicPr>
-                  <pic:blipFill>
-                    <a:blip r:embed="rId51"/>
-                    <a:stretch>
-                      <a:fillRect/>
-                    </a:stretch>
-                  </pic:blipFill>
-                  <pic:spPr>
-                    <a:xfrm>
-                      <a:off x="0" y="0"/>
-                      <a:ext cx="5156486" cy="7562792"/>
-                    </a:xfrm>
-                    <a:prstGeom prst="rect">
-                      <a:avLst/>
-                    </a:prstGeom>
-                  </pic:spPr>
-                </pic:pic>
-              </a:graphicData>
-            </a:graphic>
-          </wp:inline>
-        </w:drawing>
-      </w:r>
-    </w:p>
-    <w:p>
-      <w:pPr>
-        <w:spacing w:before="240"/>
-        <w:rPr>
-          <w:b/>
-          <w:bCs/>
-          <w:sz w:val="28"/>
-          <w:szCs w:val="28"/>
-        </w:rPr>
-      </w:pPr>
-      <w:r>
-        <w:rPr>
-          <w:b/>
-          <w:bCs/>
-          <w:sz w:val="28"/>
-          <w:szCs w:val="28"/>
-        </w:rPr>
-        <w:lastRenderedPageBreak/>
-        <w:t>2.</w:t>
-      </w:r>
-      <w:r>
-        <w:rPr>
-          <w:b/>
-          <w:bCs/>
-          <w:sz w:val="28"/>
-          <w:szCs w:val="28"/>
-        </w:rPr>
-        <w:t>4</w:t>
-      </w:r>
-      <w:r>
-        <w:rPr>
-          <w:b/>
-          <w:bCs/>
-          <w:sz w:val="28"/>
-          <w:szCs w:val="28"/>
-        </w:rPr>
-        <w:t>. Thiết kế cơ sở dữ liệu</w:t>
-      </w:r>
-    </w:p>
-    <w:p>
-      <w:pPr>
-        <w:pStyle w:val="NormalWeb"/>
-        <w:jc w:val="center"/>
-        <w:rPr>
-          <w:i/>
-          <w:iCs/>
-          <w:sz w:val="28"/>
-          <w:szCs w:val="28"/>
-        </w:rPr>
-      </w:pPr>
-      <w:r>
-        <w:rPr>
-          <w:noProof/>
-          <w:sz w:val="28"/>
-          <w:szCs w:val="28"/>
-        </w:rPr>
-        <w:drawing>
-          <wp:inline distT="0" distB="0" distL="0" distR="0" wp14:anchorId="56C2FC41" wp14:editId="23EE78E3">
-            <wp:extent cx="6179820" cy="4400856"/>
-            <wp:effectExtent l="0" t="0" r="0" b="0"/>
-            <wp:docPr id="1798537473" name="Picture 1798537473"/>
-            <wp:cNvGraphicFramePr>
-              <a:graphicFrameLocks xmlns:a="http://schemas.openxmlformats.org/drawingml/2006/main" noChangeAspect="1"/>
-            </wp:cNvGraphicFramePr>
-            <a:graphic xmlns:a="http://schemas.openxmlformats.org/drawingml/2006/main">
-              <a:graphicData uri="http://schemas.openxmlformats.org/drawingml/2006/picture">
-                <pic:pic xmlns:pic="http://schemas.openxmlformats.org/drawingml/2006/picture">
-                  <pic:nvPicPr>
-                    <pic:cNvPr id="1" name=""/>
-                    <pic:cNvPicPr/>
-                  </pic:nvPicPr>
-                  <pic:blipFill>
-                    <a:blip r:embed="rId52"/>
-                    <a:stretch>
-                      <a:fillRect/>
-                    </a:stretch>
-                  </pic:blipFill>
-                  <pic:spPr>
-                    <a:xfrm>
-                      <a:off x="0" y="0"/>
                       <a:ext cx="6194217" cy="4411109"/>
                     </a:xfrm>
                     <a:prstGeom prst="rect">
@@ -35176,17 +34312,8 @@
         <w:t>Hình 2.2: Database của dự án</w:t>
       </w:r>
     </w:p>
-    <w:p>
-      <w:pPr>
-        <w:pStyle w:val="NormalWeb"/>
-        <w:rPr>
-          <w:sz w:val="28"/>
-          <w:szCs w:val="28"/>
-        </w:rPr>
-      </w:pPr>
-    </w:p>
     <w:sectPr>
-      <w:headerReference w:type="first" r:id="rId53"/>
+      <w:headerReference w:type="first" r:id="rId51"/>
       <w:pgSz w:w="12240" w:h="15840"/>
       <w:pgMar w:top="1440" w:right="1134" w:bottom="1440" w:left="1701" w:header="720" w:footer="720" w:gutter="0"/>
       <w:pgNumType w:start="1"/>
@@ -48226,7 +47353,7 @@
   <w:style w:type="paragraph" w:default="1" w:styleId="Normal">
     <w:name w:val="Normal"/>
     <w:qFormat/>
-    <w:rsid w:val="000349BC"/>
+    <w:rsid w:val="00FF7A10"/>
     <w:pPr>
       <w:spacing w:after="200" w:line="276" w:lineRule="auto"/>
     </w:pPr>
